--- a/Versão Final/Finalíssima/files/IGDA_BDA_Justificacao_Minimos_Maximos_v8.docx
+++ b/Versão Final/Finalíssima/files/IGDA_BDA_Justificacao_Minimos_Maximos_v8.docx
@@ -71,7 +71,7 @@
       </w:pPr>
       <w:r>
         <w:rPr/>
-        <w:t>Revisão v8: nenhuma fronteira dos 41 indicadores do índice foi alterada face à v7. As alterações desta versão incidem sobre (i) a coluna Meta 2027, agora alinhada com as metas oficiais do PDN 2023-2027 sempre que existe correspondência (a origem de cada meta está documentada na nova coluna 'Origem da Meta 2027' da Base_Potencial); (ii) as séries actualizadas com as publicações mais recentes; e (iii) seis novos candidatos (LAB028-LAB031, INC031, INC032), cujos limites seguem as regras abaixo. Foi ainda corrigido um erro de redacção da v7, que descrevia várias escalas 0-100 como '0 e 1'.</w:t>
+        <w:t>Revisão v8: nenhuma fronteira dos 41 indicadores do índice foi alterada face à v7. As alterações desta versão incidem sobre (i) a coluna Meta 2027, agora alinhada com o PDN 2023-2027 sempre que existe correspondência — directa, transposta à base da série ou convertida de escala — com a origem e a categoria de cada meta documentadas na nova coluna 'Origem da Meta 2027' da Base_Potencial; (ii) as séries actualizadas com as publicações mais recentes; e (iii) sete novos candidatos (LAB028, LAB029, LAB030, LAB031, INC031, INC032, INC033), cujos limites seguem as regras abaixo. Foi ainda corrigido um erro de redacção da v7, que descrevia várias escalas 0-100 como '0 e 1'.</w:t>
       </w:r>
     </w:p>
     <w:tbl>
@@ -371,7 +371,7 @@
               <w:rPr>
                 <w:sz w:val="18"/>
               </w:rPr>
-              <w:t>Alinhadas com o PDN 2023-2027 quando existe correspondência directa ou derivável (percentis WGI convertidos para estimativas; rácios do PIB não petrolífero convertidos para % do PIB). Sem correspondência, mantém-se a meta operacional da v7, identificada como tal.</w:t>
+              <w:t>Alinhadas com o PDN 2023-2027 por cinco vias: valor directo (base do PDN coincide com a série); transposição à base da série quando a base 2022 do PDN difere (variação aditiva para níveis/proporções, relativa para mortalidade, desemprego e dívida); conversão de escala (percentis WGI → estimativas; % do PIB não petrolífero → % do PIB); meta anual 2025 do MINPLAN como proxy; meta operacional da v7 mantida quando não há correspondência. Sem meta quando o conceito do PDN difere do da série. A coluna Meta 2027 não entra em nenhuma fórmula.</w:t>
             </w:r>
           </w:p>
         </w:tc>
@@ -648,7 +648,7 @@
               <w:rPr>
                 <w:sz w:val="16"/>
               </w:rPr>
-              <w:t>Os limites -2,5 e 2,5 reproduzem a escala metodológica oficial dos Worldwide Governance Indicators, em que valores mais altos representam melhor governação. A meta 2027 (-0,38) fica dentro da faixa, permitindo interpretar progresso sem saturar a escala antes do objectivo. Meta alinhada com o PDN 2023-2027 (v8). A série observada em 2015-2025 vai de -0,7936 a -0,3132.</w:t>
+              <w:t>Os limites -2,5 e 2,5 reproduzem a escala metodológica oficial dos Worldwide Governance Indicators, em que valores mais altos representam melhor governação. A meta 2027 (-0,38) fica dentro da faixa, permitindo interpretar progresso sem saturar a escala antes do objectivo. Meta do PDN 2023-2027 convertida de escala/unidade (v8). A série observada em 2015-2025 vai de -0,7936 a -0,3132.</w:t>
             </w:r>
           </w:p>
         </w:tc>
@@ -764,7 +764,7 @@
               <w:rPr>
                 <w:sz w:val="16"/>
               </w:rPr>
-              <w:t>Os limites 0 e 100 correspondem à escala oficial publicada pela fonte (score), preservando a leitura directa de pior a melhor desempenho. A meta 2027 (55) fica dentro da faixa, permitindo interpretar progresso sem saturar a escala antes do objectivo. A série observada em 2015-2025 vai de 37,09 a 43,86.</w:t>
+              <w:t>Os limites 0 e 100 correspondem à escala oficial publicada pela fonte (score), preservando a leitura directa de pior a melhor desempenho. A meta 2027 (55) fica dentro da faixa, permitindo interpretar progresso sem saturar a escala antes do objectivo. Meta operacional da v7 mantida (sem correspondência directa no PDN; ver coluna 'Origem da Meta 2027'). A série observada em 2015-2025 vai de 37,09 a 43,86.</w:t>
             </w:r>
           </w:p>
         </w:tc>
@@ -989,7 +989,7 @@
               <w:rPr>
                 <w:sz w:val="16"/>
               </w:rPr>
-              <w:t>Os limites -2,5 e 2,5 reproduzem a escala metodológica oficial dos Worldwide Governance Indicators, em que valores mais altos representam melhor governação. A meta 2027 (-0,99) fica dentro da faixa, permitindo interpretar progresso sem saturar a escala antes do objectivo. Meta alinhada com o PDN 2023-2027 (v8). A série observada em 2015-2025 vai de -1,332 a -0,9475.</w:t>
+              <w:t>Os limites -2,5 e 2,5 reproduzem a escala metodológica oficial dos Worldwide Governance Indicators, em que valores mais altos representam melhor governação. A meta 2027 (-0,99) fica dentro da faixa, permitindo interpretar progresso sem saturar a escala antes do objectivo. Meta do PDN 2023-2027 convertida de escala/unidade (v8). A série observada em 2015-2025 vai de -1,332 a -0,9475.</w:t>
             </w:r>
           </w:p>
         </w:tc>
@@ -1098,7 +1098,7 @@
               <w:rPr>
                 <w:sz w:val="16"/>
               </w:rPr>
-              <w:t>Os limites -2,5 e 2,5 reproduzem a escala metodológica oficial dos Worldwide Governance Indicators, em que valores mais altos representam melhor governação. A meta 2027 (-0,64) fica dentro da faixa, permitindo interpretar progresso sem saturar a escala antes do objectivo. Meta alinhada com o PDN 2023-2027 (v8). A série observada em 2015-2025 vai de -1,016 a -0,7852.</w:t>
+              <w:t>Os limites -2,5 e 2,5 reproduzem a escala metodológica oficial dos Worldwide Governance Indicators, em que valores mais altos representam melhor governação. A meta 2027 (-0,64) fica dentro da faixa, permitindo interpretar progresso sem saturar a escala antes do objectivo. Meta do PDN 2023-2027 convertida de escala/unidade (v8). A série observada em 2015-2025 vai de -1,016 a -0,7852.</w:t>
             </w:r>
           </w:p>
         </w:tc>
@@ -1214,7 +1214,7 @@
               <w:rPr>
                 <w:sz w:val="16"/>
               </w:rPr>
-              <w:t>Os limites 0 e 100 correspondem à escala oficial publicada pela fonte (score), preservando a leitura directa de pior a melhor desempenho. A meta 2027 (55) fica dentro da faixa, permitindo interpretar progresso sem saturar a escala antes do objectivo. A série observada em 2015-2025 vai de 43,8 a 43,8.</w:t>
+              <w:t>Os limites 0 e 100 correspondem à escala oficial publicada pela fonte (score), preservando a leitura directa de pior a melhor desempenho. A meta 2027 (55) fica dentro da faixa, permitindo interpretar progresso sem saturar a escala antes do objectivo. Meta operacional da v7 mantida (sem correspondência directa no PDN; ver coluna 'Origem da Meta 2027'). A série observada em 2015-2025 vai de 43,8 a 43,8.</w:t>
             </w:r>
           </w:p>
         </w:tc>
@@ -1323,7 +1323,7 @@
               <w:rPr>
                 <w:sz w:val="16"/>
               </w:rPr>
-              <w:t>Os limites 0 e 100 reflectem o intervalo natural de uma percentagem/proporção: não pode ser inferior a zero nem superior à totalidade do universo medido. A meta 2027 (10) fica dentro da faixa, permitindo interpretar progresso sem saturar a escala antes do objectivo. A série observada em 2015-2025 vai de 21,51 a 21,51.</w:t>
+              <w:t>Os limites 0 e 100 reflectem o intervalo natural de uma percentagem/proporção: não pode ser inferior a zero nem superior à totalidade do universo medido. A meta 2027 (10) fica dentro da faixa, permitindo interpretar progresso sem saturar a escala antes do objectivo. Meta operacional da v7 mantida (sem correspondência directa no PDN; ver coluna 'Origem da Meta 2027'). A série observada em 2015-2025 vai de 21,51 a 21,51.</w:t>
             </w:r>
           </w:p>
         </w:tc>
@@ -1439,7 +1439,7 @@
               <w:rPr>
                 <w:sz w:val="16"/>
               </w:rPr>
-              <w:t>Os limites 0 e 100 reflectem o intervalo natural de uma percentagem/proporção: não pode ser inferior a zero nem superior à totalidade do universo medido. A meta 2027 (10) fica dentro da faixa, permitindo interpretar progresso sem saturar a escala antes do objectivo. A série observada em 2015-2025 vai de 19,12 a 19,12.</w:t>
+              <w:t>Os limites 0 e 100 reflectem o intervalo natural de uma percentagem/proporção: não pode ser inferior a zero nem superior à totalidade do universo medido. A meta 2027 (10) fica dentro da faixa, permitindo interpretar progresso sem saturar a escala antes do objectivo. Meta operacional da v7 mantida (sem correspondência directa no PDN; ver coluna 'Origem da Meta 2027'). A série observada em 2015-2025 vai de 19,12 a 19,12.</w:t>
             </w:r>
           </w:p>
         </w:tc>
@@ -1548,7 +1548,7 @@
               <w:rPr>
                 <w:sz w:val="16"/>
               </w:rPr>
-              <w:t>Os limites -2,5 e 2,5 reproduzem a escala metodológica oficial dos Worldwide Governance Indicators, em que valores mais altos representam melhor governação. A meta 2027 (-0,69) fica dentro da faixa, permitindo interpretar progresso sem saturar a escala antes do objectivo. Meta alinhada com o PDN 2023-2027 (v8). A série observada em 2015-2025 vai de -1,18 a -0,773.</w:t>
+              <w:t>Os limites -2,5 e 2,5 reproduzem a escala metodológica oficial dos Worldwide Governance Indicators, em que valores mais altos representam melhor governação. A meta 2027 (-0,69) fica dentro da faixa, permitindo interpretar progresso sem saturar a escala antes do objectivo. Meta do PDN 2023-2027 convertida de escala/unidade (v8). A série observada em 2015-2025 vai de -1,18 a -0,773.</w:t>
             </w:r>
           </w:p>
         </w:tc>
@@ -1664,7 +1664,7 @@
               <w:rPr>
                 <w:sz w:val="16"/>
               </w:rPr>
-              <w:t>Os limites -2,5 e 2,5 reproduzem a escala metodológica oficial dos Worldwide Governance Indicators, em que valores mais altos representam melhor governação. A meta 2027 (-0,39) fica dentro da faixa, permitindo interpretar progresso sem saturar a escala antes do objectivo. Meta alinhada com o PDN 2023-2027 (v8). A série observada em 2015-2025 vai de -1,488 a -0,6032.</w:t>
+              <w:t>Os limites -2,5 e 2,5 reproduzem a escala metodológica oficial dos Worldwide Governance Indicators, em que valores mais altos representam melhor governação. A meta 2027 (-0,39) fica dentro da faixa, permitindo interpretar progresso sem saturar a escala antes do objectivo. Meta do PDN 2023-2027 convertida de escala/unidade (v8). A série observada em 2015-2025 vai de -1,488 a -0,6032.</w:t>
             </w:r>
           </w:p>
         </w:tc>
@@ -1773,7 +1773,7 @@
               <w:rPr>
                 <w:sz w:val="16"/>
               </w:rPr>
-              <w:t>Os limites -2,5 e 2,5 reproduzem a escala metodológica oficial dos Worldwide Governance Indicators, em que valores mais altos representam melhor governação. A meta 2027 (-0,9) fica dentro da faixa, permitindo interpretar progresso sem saturar a escala antes do objectivo. Meta alinhada com o PDN 2023-2027 (v8). A série observada em 2015-2025 vai de -1,195 a -0,9377.</w:t>
+              <w:t>Os limites -2,5 e 2,5 reproduzem a escala metodológica oficial dos Worldwide Governance Indicators, em que valores mais altos representam melhor governação. A meta 2027 (-0,9) fica dentro da faixa, permitindo interpretar progresso sem saturar a escala antes do objectivo. Meta do PDN 2023-2027 convertida de escala/unidade (v8). A série observada em 2015-2025 vai de -1,195 a -0,9377.</w:t>
             </w:r>
           </w:p>
         </w:tc>
@@ -1889,7 +1889,7 @@
               <w:rPr>
                 <w:sz w:val="16"/>
               </w:rPr>
-              <w:t>Os limites 0 e 100 correspondem à escala oficial publicada pela fonte (score), preservando a leitura directa de pior a melhor desempenho. A meta 2027 (55) fica dentro da faixa, permitindo interpretar progresso sem saturar a escala antes do objectivo. A série observada em 2015-2025 vai de 44,2 a 44,2.</w:t>
+              <w:t>Os limites 0 e 100 correspondem à escala oficial publicada pela fonte (score), preservando a leitura directa de pior a melhor desempenho. A meta 2027 (55) fica dentro da faixa, permitindo interpretar progresso sem saturar a escala antes do objectivo. Meta operacional da v7 mantida (sem correspondência directa no PDN; ver coluna 'Origem da Meta 2027'). A série observada em 2015-2025 vai de 44,2 a 44,2.</w:t>
             </w:r>
           </w:p>
         </w:tc>
@@ -1998,7 +1998,7 @@
               <w:rPr>
                 <w:sz w:val="16"/>
               </w:rPr>
-              <w:t>Os limites 0 e 100 correspondem à escala oficial publicada pela fonte (score), preservando a leitura directa de pior a melhor desempenho. A meta 2027 (50) fica dentro da faixa, permitindo interpretar progresso sem saturar a escala antes do objectivo. A série observada em 2015-2025 vai de 25 a 36.</w:t>
+              <w:t>Os limites 0 e 100 correspondem à escala oficial publicada pela fonte (score), preservando a leitura directa de pior a melhor desempenho. A meta 2027 (50) fica dentro da faixa, permitindo interpretar progresso sem saturar a escala antes do objectivo. Meta operacional da v7 mantida (sem correspondência directa no PDN; ver coluna 'Origem da Meta 2027'). A série observada em 2015-2025 vai de 25 a 36.</w:t>
             </w:r>
           </w:p>
         </w:tc>
@@ -2114,7 +2114,7 @@
               <w:rPr>
                 <w:sz w:val="16"/>
               </w:rPr>
-              <w:t>Os limites 0 e 100 reflectem o intervalo natural de uma percentagem/proporção: não pode ser inferior a zero nem superior à totalidade do universo medido. A meta 2027 (10) fica dentro da faixa, permitindo interpretar progresso sem saturar a escala antes do objectivo. A linha ainda não tem série anual consolidada em 2015-2025; os limites são parâmetros metodológicos para futura incorporação.</w:t>
+              <w:t>Os limites 0 e 100 reflectem o intervalo natural de uma percentagem/proporção: não pode ser inferior a zero nem superior à totalidade do universo medido. A meta 2027 (10) fica dentro da faixa, permitindo interpretar progresso sem saturar a escala antes do objectivo. Meta operacional da v7 mantida (sem correspondência directa no PDN; ver coluna 'Origem da Meta 2027'). A linha ainda não tem série anual consolidada em 2015-2025; os limites são parâmetros metodológicos para futura incorporação.</w:t>
             </w:r>
           </w:p>
         </w:tc>
@@ -2223,7 +2223,7 @@
               <w:rPr>
                 <w:sz w:val="16"/>
               </w:rPr>
-              <w:t>Os limites 0 e 100 correspondem à escala oficial publicada pela fonte (score), preservando a leitura directa de pior a melhor desempenho. A meta 2027 (65) fica dentro da faixa, permitindo interpretar progresso sem saturar a escala antes do objectivo. A série observada em 2015-2025 vai de 47,4 a 59,17.</w:t>
+              <w:t>Os limites 0 e 100 correspondem à escala oficial publicada pela fonte (score), preservando a leitura directa de pior a melhor desempenho. A meta 2027 (65) fica dentro da faixa, permitindo interpretar progresso sem saturar a escala antes do objectivo. Meta operacional da v7 mantida (sem correspondência directa no PDN; ver coluna 'Origem da Meta 2027'). A série observada em 2015-2025 vai de 47,4 a 59,17.</w:t>
             </w:r>
           </w:p>
         </w:tc>
@@ -2339,7 +2339,7 @@
               <w:rPr>
                 <w:sz w:val="16"/>
               </w:rPr>
-              <w:t>Os limites 1 e 6 seguem a escala oficial CPIA do Banco Mundial, em que 1 é desempenho fraco e 6 é desempenho forte. A meta 2027 (4) fica dentro da faixa, permitindo interpretar progresso sem saturar a escala antes do objectivo. A linha ainda não tem série anual consolidada em 2015-2025; os limites são parâmetros metodológicos para futura incorporação.</w:t>
+              <w:t>Os limites 1 e 6 seguem a escala oficial CPIA do Banco Mundial, em que 1 é desempenho fraco e 6 é desempenho forte. A meta 2027 (4) fica dentro da faixa, permitindo interpretar progresso sem saturar a escala antes do objectivo. Meta operacional da v7 mantida (sem correspondência directa no PDN; ver coluna 'Origem da Meta 2027'). A linha ainda não tem série anual consolidada em 2015-2025; os limites são parâmetros metodológicos para futura incorporação.</w:t>
             </w:r>
           </w:p>
         </w:tc>
@@ -2386,7 +2386,7 @@
               <w:rPr>
                 <w:sz w:val="16"/>
               </w:rPr>
-              <w:t>CPIA - transparência, responsabilização e corrupção no setor público</w:t>
+              <w:t>CPIA - transparência, responsabilização e corrupção no sector público</w:t>
             </w:r>
           </w:p>
         </w:tc>
@@ -2448,7 +2448,7 @@
               <w:rPr>
                 <w:sz w:val="16"/>
               </w:rPr>
-              <w:t>Os limites 1 e 6 seguem a escala oficial CPIA do Banco Mundial, em que 1 é desempenho fraco e 6 é desempenho forte. A meta 2027 (4) fica dentro da faixa, permitindo interpretar progresso sem saturar a escala antes do objectivo. A linha ainda não tem série anual consolidada em 2015-2025; os limites são parâmetros metodológicos para futura incorporação.</w:t>
+              <w:t>Os limites 1 e 6 seguem a escala oficial CPIA do Banco Mundial, em que 1 é desempenho fraco e 6 é desempenho forte. A meta 2027 (4) fica dentro da faixa, permitindo interpretar progresso sem saturar a escala antes do objectivo. Meta operacional da v7 mantida (sem correspondência directa no PDN; ver coluna 'Origem da Meta 2027'). A linha ainda não tem série anual consolidada em 2015-2025; os limites são parâmetros metodológicos para futura incorporação.</w:t>
             </w:r>
           </w:p>
         </w:tc>
@@ -2498,7 +2498,7 @@
               <w:rPr>
                 <w:sz w:val="16"/>
               </w:rPr>
-              <w:t>CPIA - gestão do setor público e instituições</w:t>
+              <w:t>CPIA - gestão do sector público e instituições</w:t>
             </w:r>
           </w:p>
         </w:tc>
@@ -2564,7 +2564,7 @@
               <w:rPr>
                 <w:sz w:val="16"/>
               </w:rPr>
-              <w:t>Os limites 1 e 6 seguem a escala oficial CPIA do Banco Mundial, em que 1 é desempenho fraco e 6 é desempenho forte. A meta 2027 (4) fica dentro da faixa, permitindo interpretar progresso sem saturar a escala antes do objectivo. A linha ainda não tem série anual consolidada em 2015-2025; os limites são parâmetros metodológicos para futura incorporação.</w:t>
+              <w:t>Os limites 1 e 6 seguem a escala oficial CPIA do Banco Mundial, em que 1 é desempenho fraco e 6 é desempenho forte. A meta 2027 (4) fica dentro da faixa, permitindo interpretar progresso sem saturar a escala antes do objectivo. Meta operacional da v7 mantida (sem correspondência directa no PDN; ver coluna 'Origem da Meta 2027'). A linha ainda não tem série anual consolidada em 2015-2025; os limites são parâmetros metodológicos para futura incorporação.</w:t>
             </w:r>
           </w:p>
         </w:tc>
@@ -2673,7 +2673,7 @@
               <w:rPr>
                 <w:sz w:val="16"/>
               </w:rPr>
-              <w:t>Os limites 1 e 6 seguem a escala oficial CPIA do Banco Mundial, em que 1 é desempenho fraco e 6 é desempenho forte. A meta 2027 (4) fica dentro da faixa, permitindo interpretar progresso sem saturar a escala antes do objectivo. A linha ainda não tem série anual consolidada em 2015-2025; os limites são parâmetros metodológicos para futura incorporação.</w:t>
+              <w:t>Os limites 1 e 6 seguem a escala oficial CPIA do Banco Mundial, em que 1 é desempenho fraco e 6 é desempenho forte. A meta 2027 (4) fica dentro da faixa, permitindo interpretar progresso sem saturar a escala antes do objectivo. Meta operacional da v7 mantida (sem correspondência directa no PDN; ver coluna 'Origem da Meta 2027'). A linha ainda não tem série anual consolidada em 2015-2025; os limites são parâmetros metodológicos para futura incorporação.</w:t>
             </w:r>
           </w:p>
         </w:tc>
@@ -2789,7 +2789,7 @@
               <w:rPr>
                 <w:sz w:val="16"/>
               </w:rPr>
-              <w:t>Os limites 1 e 6 seguem a escala oficial CPIA do Banco Mundial, em que 1 é desempenho fraco e 6 é desempenho forte. A meta 2027 (4) fica dentro da faixa, permitindo interpretar progresso sem saturar a escala antes do objectivo. A linha ainda não tem série anual consolidada em 2015-2025; os limites são parâmetros metodológicos para futura incorporação.</w:t>
+              <w:t>Os limites 1 e 6 seguem a escala oficial CPIA do Banco Mundial, em que 1 é desempenho fraco e 6 é desempenho forte. A meta 2027 (4) fica dentro da faixa, permitindo interpretar progresso sem saturar a escala antes do objectivo. Meta operacional da v7 mantida (sem correspondência directa no PDN; ver coluna 'Origem da Meta 2027'). A linha ainda não tem série anual consolidada em 2015-2025; os limites são parâmetros metodológicos para futura incorporação.</w:t>
             </w:r>
           </w:p>
         </w:tc>
@@ -2898,7 +2898,7 @@
               <w:rPr>
                 <w:sz w:val="16"/>
               </w:rPr>
-              <w:t>Os limites 1 e 6 seguem a escala oficial CPIA do Banco Mundial, em que 1 é desempenho fraco e 6 é desempenho forte. A meta 2027 (4) fica dentro da faixa, permitindo interpretar progresso sem saturar a escala antes do objectivo. A linha ainda não tem série anual consolidada em 2015-2025; os limites são parâmetros metodológicos para futura incorporação.</w:t>
+              <w:t>Os limites 1 e 6 seguem a escala oficial CPIA do Banco Mundial, em que 1 é desempenho fraco e 6 é desempenho forte. A meta 2027 (4) fica dentro da faixa, permitindo interpretar progresso sem saturar a escala antes do objectivo. Meta operacional da v7 mantida (sem correspondência directa no PDN; ver coluna 'Origem da Meta 2027'). A linha ainda não tem série anual consolidada em 2015-2025; os limites são parâmetros metodológicos para futura incorporação.</w:t>
             </w:r>
           </w:p>
         </w:tc>
@@ -3014,7 +3014,7 @@
               <w:rPr>
                 <w:sz w:val="16"/>
               </w:rPr>
-              <w:t>O mínimo 0 corresponde ao melhor caso teórico ou incidência nula. O máximo 50 é um limite adverso plausível para transformar taxas de incidência em pontuação sem premiar diferenças para além de patamares críticos. A meta 2027 (5) fica dentro da faixa, permitindo interpretar progresso sem saturar a escala antes do objectivo. A série observada em 2015-2025 vai de 4,098 a 4,453.</w:t>
+              <w:t>O mínimo 0 corresponde ao melhor caso teórico ou incidência nula. O máximo 50 é um limite adverso plausível para transformar taxas de incidência em pontuação sem premiar diferenças para além de patamares críticos. A meta 2027 (5) fica dentro da faixa, permitindo interpretar progresso sem saturar a escala antes do objectivo. Meta operacional da v7 mantida (sem correspondência directa no PDN; ver coluna 'Origem da Meta 2027'). A série observada em 2015-2025 vai de 4,098 a 4,453.</w:t>
             </w:r>
           </w:p>
         </w:tc>
@@ -3123,7 +3123,7 @@
               <w:rPr>
                 <w:sz w:val="16"/>
               </w:rPr>
-              <w:t>O mínimo 0 corresponde ao melhor caso teórico ou incidência nula. O máximo 5 000 é um limite adverso plausível para transformar taxas de incidência em pontuação sem premiar diferenças para além de patamares críticos. A meta 2027 (0) fica dentro da faixa, permitindo interpretar progresso sem saturar a escala antes do objectivo. A série observada em 2015-2025 vai de 20 a 25.</w:t>
+              <w:t>O mínimo 0 corresponde ao melhor caso teórico ou incidência nula. O máximo 5 000 é um limite adverso plausível para transformar taxas de incidência em pontuação sem premiar diferenças para além de patamares críticos. A meta 2027 (0) fica dentro da faixa, permitindo interpretar progresso sem saturar a escala antes do objectivo. Meta operacional da v7 mantida (sem correspondência directa no PDN; ver coluna 'Origem da Meta 2027'). A série observada em 2015-2025 vai de 20 a 25.</w:t>
             </w:r>
           </w:p>
         </w:tc>
@@ -3239,7 +3239,7 @@
               <w:rPr>
                 <w:sz w:val="16"/>
               </w:rPr>
-              <w:t>Os limites 0 e 100 correspondem à escala oficial publicada pela fonte (score), preservando a leitura directa de pior a melhor desempenho. A meta 2027 (60) fica dentro da faixa, permitindo interpretar progresso sem saturar a escala antes do objectivo. A série observada em 2015-2025 vai de 45,8 a 45,8.</w:t>
+              <w:t>Os limites 0 e 100 correspondem à escala oficial publicada pela fonte (score), preservando a leitura directa de pior a melhor desempenho. A meta 2027 (60) fica dentro da faixa, permitindo interpretar progresso sem saturar a escala antes do objectivo. Meta operacional da v7 mantida (sem correspondência directa no PDN; ver coluna 'Origem da Meta 2027'). A série observada em 2015-2025 vai de 45,8 a 45,8.</w:t>
             </w:r>
           </w:p>
         </w:tc>
@@ -3348,7 +3348,7 @@
               <w:rPr>
                 <w:sz w:val="16"/>
               </w:rPr>
-              <w:t>Os limites 0 e 100 correspondem à escala oficial publicada pela fonte (score), preservando a leitura directa de pior a melhor desempenho. A meta 2027 (60) fica dentro da faixa, permitindo interpretar progresso sem saturar a escala antes do objectivo. A série observada em 2015-2025 vai de 44,2 a 44,2.</w:t>
+              <w:t>Os limites 0 e 100 correspondem à escala oficial publicada pela fonte (score), preservando a leitura directa de pior a melhor desempenho. A meta 2027 (60) fica dentro da faixa, permitindo interpretar progresso sem saturar a escala antes do objectivo. Meta operacional da v7 mantida (sem correspondência directa no PDN; ver coluna 'Origem da Meta 2027'). A série observada em 2015-2025 vai de 44,2 a 44,2.</w:t>
             </w:r>
           </w:p>
         </w:tc>
@@ -3464,7 +3464,7 @@
               <w:rPr>
                 <w:sz w:val="16"/>
               </w:rPr>
-              <w:t>Os limites 0 e 120 correspondem à escala oficial publicada pela fonte (score), preservando a leitura directa de pior a melhor desempenho. A meta 2027 (70) fica dentro da faixa, permitindo interpretar progresso sem saturar a escala antes do objectivo. A série observada em 2015-2025 vai de 85,6 a 90,7.</w:t>
+              <w:t>Os limites 0 e 120 correspondem à escala oficial publicada pela fonte (score), preservando a leitura directa de pior a melhor desempenho. A meta 2027 (70) fica dentro da faixa, permitindo interpretar progresso sem saturar a escala antes do objectivo. Meta operacional da v7 mantida (sem correspondência directa no PDN; ver coluna 'Origem da Meta 2027'). A série observada em 2015-2025 vai de 85,6 a 90,7.</w:t>
             </w:r>
           </w:p>
         </w:tc>
@@ -3689,7 +3689,7 @@
               <w:rPr>
                 <w:sz w:val="16"/>
               </w:rPr>
-              <w:t>Os limites 0 e 100 correspondem à escala oficial publicada pela fonte (score), preservando a leitura directa de pior a melhor desempenho. A meta 2027 (50) fica dentro da faixa, permitindo interpretar progresso sem saturar a escala antes do objectivo. A série observada em 2015-2025 vai de 40,5 a 40,5.</w:t>
+              <w:t>Os limites 0 e 100 correspondem à escala oficial publicada pela fonte (score), preservando a leitura directa de pior a melhor desempenho. A meta 2027 (50) fica dentro da faixa, permitindo interpretar progresso sem saturar a escala antes do objectivo. Meta operacional da v7 mantida (sem correspondência directa no PDN; ver coluna 'Origem da Meta 2027'). A série observada em 2015-2025 vai de 40,5 a 40,5.</w:t>
             </w:r>
           </w:p>
         </w:tc>
@@ -4073,7 +4073,7 @@
               <w:rPr>
                 <w:sz w:val="16"/>
               </w:rPr>
-              <w:t>O intervalo 500 a 15 000 é uma faixa operacional para uma variável monetária/escala de grandeza que não parte realisticamente de zero no caso observado. A meta 2027 (5 000) fica dentro da faixa, permitindo interpretar progresso sem saturar a escala antes do objectivo. A série observada em 2015-2025 vai de 1 749,2 a 3 641,7.</w:t>
+              <w:t>O intervalo 500 a 15 000 é uma faixa operacional para uma variável monetária/escala de grandeza que não parte realisticamente de zero no caso observado. A meta 2027 (5 000) fica dentro da faixa, permitindo interpretar progresso sem saturar a escala antes do objectivo. Meta operacional da v7 mantida (sem correspondência directa no PDN; ver coluna 'Origem da Meta 2027'). A série observada em 2015-2025 vai de 1 749,2 a 3 641,7.</w:t>
             </w:r>
           </w:p>
         </w:tc>
@@ -4182,7 +4182,7 @@
               <w:rPr>
                 <w:sz w:val="16"/>
               </w:rPr>
-              <w:t>O mínimo 0 representa ausência do problema ou risco medido. O máximo 50 é um tecto operacional de penalização antes de truncagem na escala normalizada. A meta 2027 (10) fica dentro da faixa, permitindo interpretar progresso sem saturar a escala antes do objectivo. A série observada em 2015-2025 vai de 9,356 a 30,69.</w:t>
+              <w:t>O mínimo 0 representa ausência do problema ou risco medido. O máximo 50 é um tecto operacional de penalização antes de truncagem na escala normalizada. A meta 2027 (10) fica dentro da faixa, permitindo interpretar progresso sem saturar a escala antes do objectivo. Meta operacional da v7 mantida (sem correspondência directa no PDN; ver coluna 'Origem da Meta 2027'). A série observada em 2015-2025 vai de 9,356 a 30,69.</w:t>
             </w:r>
           </w:p>
         </w:tc>
@@ -4298,7 +4298,7 @@
               <w:rPr>
                 <w:sz w:val="16"/>
               </w:rPr>
-              <w:t>O mínimo 0 representa ausência do problema ou risco medido. O máximo 150 é um tecto operacional de penalização antes de truncagem na escala normalizada. A meta 2027 (60) fica dentro da faixa, permitindo interpretar progresso sem saturar a escala antes do objectivo. Meta alinhada com o PDN 2023-2027 (v8). A série observada em 2015-2025 vai de 50,39 a 119,8.</w:t>
+              <w:t>O mínimo 0 representa ausência do problema ou risco medido. O máximo 150 é um tecto operacional de penalização antes de truncagem na escala normalizada. A meta 2027 (52,2) fica dentro da faixa, permitindo interpretar progresso sem saturar a escala antes do objectivo. Meta do PDN 2023-2027 transposta à base da série (v8; ver coluna 'Origem da Meta 2027'). A série observada em 2015-2025 vai de 50,39 a 119,8.</w:t>
             </w:r>
           </w:p>
         </w:tc>
@@ -4407,7 +4407,7 @@
               <w:rPr>
                 <w:sz w:val="16"/>
               </w:rPr>
-              <w:t>Como o indicador pode assumir valores negativos e positivos, o intervalo -15 a 10 capta deterioração e melhoria sem tornar a escala excessivamente sensível a choques. A meta 2027 (0) fica dentro da faixa, permitindo interpretar progresso sem saturar a escala antes do objectivo. A série observada em 2015-2025 vai de -5,68 a 2.</w:t>
+              <w:t>Como o indicador pode assumir valores negativos e positivos, o intervalo -15 a 10 capta deterioração e melhoria sem tornar a escala excessivamente sensível a choques. A meta 2027 (0) fica dentro da faixa, permitindo interpretar progresso sem saturar a escala antes do objectivo. Meta operacional da v7 mantida (sem correspondência directa no PDN; ver coluna 'Origem da Meta 2027'). A série observada em 2015-2025 vai de -5,683 a 1,999.</w:t>
             </w:r>
           </w:p>
         </w:tc>
@@ -4523,7 +4523,7 @@
               <w:rPr>
                 <w:sz w:val="16"/>
               </w:rPr>
-              <w:t>O mínimo 0 representa ausência ou valor nulo do fenómeno positivo. O máximo 10 é um benchmark operacional compatível com metas, pares internacionais e a escala histórica observada. A meta 2027 (7) fica dentro da faixa, permitindo interpretar progresso sem saturar a escala antes do objectivo. Meta alinhada com o PDN 2023-2027 (v8). A linha ainda não tem série anual consolidada em 2015-2025; os limites são parâmetros metodológicos para futura incorporação.</w:t>
+              <w:t>O mínimo 0 representa ausência ou valor nulo do fenómeno positivo. O máximo 10 é um benchmark operacional compatível com metas, pares internacionais e a escala histórica observada. A meta 2027 (7) fica dentro da faixa, permitindo interpretar progresso sem saturar a escala antes do objectivo. Meta do PDN 2023-2027 convertida de escala/unidade (v8). A linha ainda não tem série anual consolidada em 2015-2025; os limites são parâmetros metodológicos para futura incorporação.</w:t>
             </w:r>
           </w:p>
         </w:tc>
@@ -4748,7 +4748,7 @@
               <w:rPr>
                 <w:sz w:val="16"/>
               </w:rPr>
-              <w:t>Como o indicador pode assumir valores negativos e positivos, o intervalo -10 a 15 capta deterioração e melhoria sem tornar a escala excessivamente sensível a choques. A meta 2027 (4,6) fica dentro da faixa, permitindo interpretar progresso sem saturar a escala antes do objectivo. Meta alinhada com o PDN 2023-2027 (v8). A série observada em 2015-2025 vai de -4,809 a 5,471.</w:t>
+              <w:t>Como o indicador pode assumir valores negativos e positivos, o intervalo -10 a 15 capta deterioração e melhoria sem tornar a escala excessivamente sensível a choques. A meta 2027 (4,6) fica dentro da faixa, permitindo interpretar progresso sem saturar a escala antes do objectivo. Meta alinhada com o PDN 2023-2027 (v8). A série observada em 2015-2025 vai de -4,773 a 5,395.</w:t>
             </w:r>
           </w:p>
         </w:tc>
@@ -4857,7 +4857,7 @@
               <w:rPr>
                 <w:sz w:val="16"/>
               </w:rPr>
-              <w:t>O intervalo 0 a 40 delimita uma zona operacional para uma variável de equilíbrio ou composição; fora dessa zona o valor deixa de acrescentar sinal comparável ao índice. A meta 2027 (10) fica dentro da faixa, permitindo interpretar progresso sem saturar a escala antes do objectivo. A série observada em 2015-2025 vai de 11 a 20.</w:t>
+              <w:t>O intervalo 0 a 40 delimita uma zona operacional para uma variável de equilíbrio ou composição; fora dessa zona o valor deixa de acrescentar sinal comparável ao índice. A meta 2027 (10) fica dentro da faixa, permitindo interpretar progresso sem saturar a escala antes do objectivo. Meta operacional da v7 mantida (sem correspondência directa no PDN; ver coluna 'Origem da Meta 2027'). A série observada em 2015-2025 vai de 11 a 20.</w:t>
             </w:r>
           </w:p>
         </w:tc>
@@ -4973,7 +4973,7 @@
               <w:rPr>
                 <w:sz w:val="16"/>
               </w:rPr>
-              <w:t>O mínimo 0 representa ausência do problema ou risco medido. O máximo 50 é um tecto operacional de penalização antes de truncagem na escala normalizada. A meta 2027 (10) fica dentro da faixa, permitindo interpretar progresso sem saturar a escala antes do objectivo. A série observada em 2015-2025 vai de 12,09 a 41,12.</w:t>
+              <w:t>O mínimo 0 representa ausência do problema ou risco medido. O máximo 50 é um tecto operacional de penalização antes de truncagem na escala normalizada. A meta 2027 (10) fica dentro da faixa, permitindo interpretar progresso sem saturar a escala antes do objectivo. Meta operacional da v7 mantida (sem correspondência directa no PDN; ver coluna 'Origem da Meta 2027'). A série observada em 2015-2025 vai de 12,09 a 41,12.</w:t>
             </w:r>
           </w:p>
         </w:tc>
@@ -5198,7 +5198,7 @@
               <w:rPr>
                 <w:sz w:val="16"/>
               </w:rPr>
-              <w:t>O mínimo 0 representa ausência do problema ou risco medido. O máximo 150 é um tecto operacional de penalização antes de truncagem na escala normalizada. A meta 2027 (60) fica dentro da faixa, permitindo interpretar progresso sem saturar a escala antes do objectivo. Meta alinhada com o PDN 2023-2027 (v8). A série observada em 2015-2025 vai de 27,56 a 75,79.</w:t>
+              <w:t>O mínimo 0 representa ausência do problema ou risco medido. O máximo 150 é um tecto operacional de penalização antes de truncagem na escala normalizada. A série observada em 2015-2025 vai de 27,56 a 75,79.</w:t>
             </w:r>
           </w:p>
         </w:tc>
@@ -5307,7 +5307,7 @@
               <w:rPr>
                 <w:sz w:val="16"/>
               </w:rPr>
-              <w:t>O mínimo 0 representa ausência ou valor nulo do fenómeno positivo. O máximo 60 é um benchmark operacional compatível com metas, pares internacionais e a escala histórica observada. A meta 2027 (25) fica dentro da faixa, permitindo interpretar progresso sem saturar a escala antes do objectivo. A série observada em 2015-2025 vai de 10,62 a 29,63.</w:t>
+              <w:t>O mínimo 0 representa ausência ou valor nulo do fenómeno positivo. O máximo 60 é um benchmark operacional compatível com metas, pares internacionais e a escala histórica observada. A meta 2027 (25) fica dentro da faixa, permitindo interpretar progresso sem saturar a escala antes do objectivo. Meta operacional da v7 mantida (sem correspondência directa no PDN; ver coluna 'Origem da Meta 2027'). A série observada em 2015-2025 vai de 10,62 a 29,63.</w:t>
             </w:r>
           </w:p>
         </w:tc>
@@ -5423,7 +5423,7 @@
               <w:rPr>
                 <w:sz w:val="16"/>
               </w:rPr>
-              <w:t>Como o indicador pode assumir valores negativos e positivos, o intervalo -30 a 30 capta deterioração e melhoria sem tornar a escala excessivamente sensível a choques. A meta 2027 (0) fica dentro da faixa, permitindo interpretar progresso sem saturar a escala antes do objectivo. A série observada em 2015-2025 vai de -7,804 a 10.</w:t>
+              <w:t>Como o indicador pode assumir valores negativos e positivos, o intervalo -30 a 30 capta deterioração e melhoria sem tornar a escala excessivamente sensível a choques. A meta 2027 (0) fica dentro da faixa, permitindo interpretar progresso sem saturar a escala antes do objectivo. Meta operacional da v7 mantida (sem correspondência directa no PDN; ver coluna 'Origem da Meta 2027'). A série observada em 2015-2025 vai de -7,804 a 10.</w:t>
             </w:r>
           </w:p>
         </w:tc>
@@ -5532,7 +5532,7 @@
               <w:rPr>
                 <w:sz w:val="16"/>
               </w:rPr>
-              <w:t>Como o indicador pode assumir valores negativos e positivos, o intervalo -10 a 20 capta deterioração e melhoria sem tornar a escala excessivamente sensível a choques. A meta 2027 (10) fica dentro da faixa, permitindo interpretar progresso sem saturar a escala antes do objectivo. Meta alinhada com o PDN 2023-2027 (v8). A série observada em 2015-2025 vai de -6,165 a 8,215.</w:t>
+              <w:t>Como o indicador pode assumir valores negativos e positivos, o intervalo -10 a 20 capta deterioração e melhoria sem tornar a escala excessivamente sensível a choques. A série observada em 2015-2025 vai de -6,165 a 8,215.</w:t>
             </w:r>
           </w:p>
         </w:tc>
@@ -5757,7 +5757,7 @@
               <w:rPr>
                 <w:sz w:val="16"/>
               </w:rPr>
-              <w:t>Como o indicador pode assumir valores negativos e positivos, o intervalo -30 a 30 capta deterioração e melhoria sem tornar a escala excessivamente sensível a choques. A meta 2027 (0) fica dentro da faixa, permitindo interpretar progresso sem saturar a escala antes do objectivo. A série observada em 2015-2025 vai de -10,02 a 10,73.</w:t>
+              <w:t>Como o indicador pode assumir valores negativos e positivos, o intervalo -30 a 30 capta deterioração e melhoria sem tornar a escala excessivamente sensível a choques. A meta 2027 (0) fica dentro da faixa, permitindo interpretar progresso sem saturar a escala antes do objectivo. Meta operacional da v7 mantida (sem correspondência directa no PDN; ver coluna 'Origem da Meta 2027'). A série observada em 2015-2025 vai de -10,02 a 10,73.</w:t>
             </w:r>
           </w:p>
         </w:tc>
@@ -5873,7 +5873,7 @@
               <w:rPr>
                 <w:sz w:val="16"/>
               </w:rPr>
-              <w:t>O mínimo 0 representa ausência ou valor nulo do fenómeno positivo. O máximo 40 é um benchmark operacional compatível com metas, pares internacionais e a escala histórica observada. A meta 2027 (18) fica dentro da faixa, permitindo interpretar progresso sem saturar a escala antes do objectivo. A série observada em 2015-2025 vai de 7,588 a 20,64.</w:t>
+              <w:t>O mínimo 0 representa ausência ou valor nulo do fenómeno positivo. O máximo 40 é um benchmark operacional compatível com metas, pares internacionais e a escala histórica observada. A meta 2027 (18) fica dentro da faixa, permitindo interpretar progresso sem saturar a escala antes do objectivo. Meta operacional da v7 mantida (sem correspondência directa no PDN; ver coluna 'Origem da Meta 2027'). A série observada em 2015-2025 vai de 7,588 a 20,64.</w:t>
             </w:r>
           </w:p>
         </w:tc>
@@ -5982,7 +5982,7 @@
               <w:rPr>
                 <w:sz w:val="16"/>
               </w:rPr>
-              <w:t>Como o indicador pode assumir valores negativos e positivos, o intervalo -10 a 20 capta deterioração e melhoria sem tornar a escala excessivamente sensível a choques. A meta 2027 (10) fica dentro da faixa, permitindo interpretar progresso sem saturar a escala antes do objectivo. Meta alinhada com o PDN 2023-2027 (v8). A série observada em 2015-2025 vai de -8,639 a 9,78.</w:t>
+              <w:t>Como o indicador pode assumir valores negativos e positivos, o intervalo -10 a 20 capta deterioração e melhoria sem tornar a escala excessivamente sensível a choques. A série observada em 2015-2025 vai de -8,639 a 9,78.</w:t>
             </w:r>
           </w:p>
         </w:tc>
@@ -6098,7 +6098,7 @@
               <w:rPr>
                 <w:sz w:val="16"/>
               </w:rPr>
-              <w:t>O mínimo 0 representa ausência do problema ou risco medido. O máximo 60 é um tecto operacional de penalização antes de truncagem na escala normalizada. A meta 2027 (15) fica dentro da faixa, permitindo interpretar progresso sem saturar a escala antes do objectivo. A série observada em 2015-2025 vai de 12,72 a 30,73.</w:t>
+              <w:t>O mínimo 0 representa ausência do problema ou risco medido. O máximo 60 é um tecto operacional de penalização antes de truncagem na escala normalizada. A meta 2027 (15) fica dentro da faixa, permitindo interpretar progresso sem saturar a escala antes do objectivo. Meta operacional da v7 mantida (sem correspondência directa no PDN; ver coluna 'Origem da Meta 2027'). A série observada em 2015-2025 vai de 12,72 a 30,73.</w:t>
             </w:r>
           </w:p>
         </w:tc>
@@ -6207,7 +6207,7 @@
               <w:rPr>
                 <w:sz w:val="16"/>
               </w:rPr>
-              <w:t>O mínimo 0 representa ausência do problema ou risco medido. O máximo 150 é um tecto operacional de penalização antes de truncagem na escala normalizada. A meta 2027 (60) fica dentro da faixa, permitindo interpretar progresso sem saturar a escala antes do objectivo. Meta alinhada com o PDN 2023-2027 (v8). A série observada em 2015-2025 vai de 50,39 a 119,8.</w:t>
+              <w:t>O mínimo 0 representa ausência do problema ou risco medido. O máximo 150 é um tecto operacional de penalização antes de truncagem na escala normalizada. A meta 2027 (52,2) fica dentro da faixa, permitindo interpretar progresso sem saturar a escala antes do objectivo. Meta do PDN 2023-2027 transposta à base da série (v8; ver coluna 'Origem da Meta 2027'). A série observada em 2015-2025 vai de 50,39 a 119,8.</w:t>
             </w:r>
           </w:p>
         </w:tc>
@@ -6323,7 +6323,7 @@
               <w:rPr>
                 <w:sz w:val="16"/>
               </w:rPr>
-              <w:t>Como o indicador pode assumir valores negativos e positivos, o intervalo -20 a 20 capta deterioração e melhoria sem tornar a escala excessivamente sensível a choques. A meta 2027 (0) fica dentro da faixa, permitindo interpretar progresso sem saturar a escala antes do objectivo. A série observada em 2015-2025 vai de -5,68 a 2.</w:t>
+              <w:t>Como o indicador pode assumir valores negativos e positivos, o intervalo -20 a 20 capta deterioração e melhoria sem tornar a escala excessivamente sensível a choques. A meta 2027 (0) fica dentro da faixa, permitindo interpretar progresso sem saturar a escala antes do objectivo. Meta operacional da v7 mantida (sem correspondência directa no PDN; ver coluna 'Origem da Meta 2027'). A série observada em 2015-2025 vai de -5,683 a 1,999.</w:t>
             </w:r>
           </w:p>
         </w:tc>
@@ -6432,7 +6432,7 @@
               <w:rPr>
                 <w:sz w:val="16"/>
               </w:rPr>
-              <w:t>O mínimo 0 representa ausência do problema ou risco medido. O máximo 80 é um tecto operacional de penalização antes de truncagem na escala normalizada. A meta 2027 (10) fica dentro da faixa, permitindo interpretar progresso sem saturar a escala antes do objectivo. A série observada em 2015-2025 vai de 1,381 a 58,5.</w:t>
+              <w:t>O mínimo 0 representa ausência do problema ou risco medido. O máximo 80 é um tecto operacional de penalização antes de truncagem na escala normalizada. A meta 2027 (10) fica dentro da faixa, permitindo interpretar progresso sem saturar a escala antes do objectivo. Meta operacional da v7 mantida (sem correspondência directa no PDN; ver coluna 'Origem da Meta 2027'). A série observada em 2015-2025 vai de 1,381 a 58,5.</w:t>
             </w:r>
           </w:p>
         </w:tc>
@@ -6548,7 +6548,7 @@
               <w:rPr>
                 <w:sz w:val="16"/>
               </w:rPr>
-              <w:t>O mínimo 0 representa ausência do problema ou risco medido. O máximo 50 é um tecto operacional de penalização antes de truncagem na escala normalizada. A meta 2027 (10) fica dentro da faixa, permitindo interpretar progresso sem saturar a escala antes do objectivo. A série observada em 2015-2025 vai de 13,14 a 41,95.</w:t>
+              <w:t>O mínimo 0 representa ausência do problema ou risco medido. O máximo 50 é um tecto operacional de penalização antes de truncagem na escala normalizada. A meta 2027 (10) fica dentro da faixa, permitindo interpretar progresso sem saturar a escala antes do objectivo. Meta operacional da v7 mantida (sem correspondência directa no PDN; ver coluna 'Origem da Meta 2027'). A série observada em 2015-2025 vai de 13,14 a 41,95.</w:t>
             </w:r>
           </w:p>
         </w:tc>
@@ -6773,7 +6773,7 @@
               <w:rPr>
                 <w:sz w:val="16"/>
               </w:rPr>
-              <w:t>Como o indicador pode assumir valores negativos e positivos, o intervalo -15 a 12 capta deterioração e melhoria sem tornar a escala excessivamente sensível a choques. A meta 2027 (3) fica dentro da faixa, permitindo interpretar progresso sem saturar a escala antes do objectivo. A série observada em 2015-2025 vai de -8,171 a 0,4632.</w:t>
+              <w:t>Como o indicador pode assumir valores negativos e positivos, o intervalo -15 a 12 capta deterioração e melhoria sem tornar a escala excessivamente sensível a choques. A meta 2027 (3) fica dentro da faixa, permitindo interpretar progresso sem saturar a escala antes do objectivo. Meta operacional da v7 mantida (sem correspondência directa no PDN; ver coluna 'Origem da Meta 2027'). A série observada em 2015-2025 vai de -8,171 a 0,4632.</w:t>
             </w:r>
           </w:p>
         </w:tc>
@@ -6882,7 +6882,7 @@
               <w:rPr>
                 <w:sz w:val="16"/>
               </w:rPr>
-              <w:t>O mínimo 0 representa ausência do problema ou risco medido. O máximo 150 é um tecto operacional de penalização antes de truncagem na escala normalizada. A meta 2027 (60) fica dentro da faixa, permitindo interpretar progresso sem saturar a escala antes do objectivo. Meta alinhada com o PDN 2023-2027 (v8). A série observada em 2015-2025 vai de 39,21 a 98,49.</w:t>
+              <w:t>O mínimo 0 representa ausência do problema ou risco medido. O máximo 150 é um tecto operacional de penalização antes de truncagem na escala normalizada. A série observada em 2015-2025 vai de 39,21 a 98,49.</w:t>
             </w:r>
           </w:p>
         </w:tc>
@@ -6998,7 +6998,7 @@
               <w:rPr>
                 <w:sz w:val="16"/>
               </w:rPr>
-              <w:t>O intervalo -20 a 30 delimita uma zona operacional para uma variável de equilíbrio ou composição; fora dessa zona o valor deixa de acrescentar sinal comparável ao índice. A meta 2027 (0) fica dentro da faixa, permitindo interpretar progresso sem saturar a escala antes do objectivo. A série observada em 2015-2025 vai de -7,796 a 10.</w:t>
+              <w:t>O intervalo -20 a 30 delimita uma zona operacional para uma variável de equilíbrio ou composição; fora dessa zona o valor deixa de acrescentar sinal comparável ao índice. A meta 2027 (0) fica dentro da faixa, permitindo interpretar progresso sem saturar a escala antes do objectivo. Meta operacional da v7 mantida (sem correspondência directa no PDN; ver coluna 'Origem da Meta 2027'). A série observada em 2015-2025 vai de -7,796 a 10.</w:t>
             </w:r>
           </w:p>
         </w:tc>
@@ -7107,7 +7107,7 @@
               <w:rPr>
                 <w:sz w:val="16"/>
               </w:rPr>
-              <w:t>O mínimo 0 representa ausência ou valor nulo do fenómeno positivo. O máximo 60 é um benchmark operacional compatível com metas, pares internacionais e a escala histórica observada. A meta 2027 (25) fica dentro da faixa, permitindo interpretar progresso sem saturar a escala antes do objectivo. A série observada em 2015-2025 vai de 15,88 a 30,35.</w:t>
+              <w:t>O mínimo 0 representa ausência ou valor nulo do fenómeno positivo. O máximo 60 é um benchmark operacional compatível com metas, pares internacionais e a escala histórica observada. A meta 2027 (25) fica dentro da faixa, permitindo interpretar progresso sem saturar a escala antes do objectivo. Meta operacional da v7 mantida (sem correspondência directa no PDN; ver coluna 'Origem da Meta 2027'). A série observada em 2015-2025 vai de 15,88 a 30,35.</w:t>
             </w:r>
           </w:p>
         </w:tc>
@@ -7448,7 +7448,7 @@
               <w:rPr>
                 <w:sz w:val="16"/>
               </w:rPr>
-              <w:t>Os limites 0 e 100 reflectem o intervalo natural de uma percentagem/proporção: não pode ser inferior a zero nem superior à totalidade do universo medido. A meta 2027 (15) fica dentro da faixa, permitindo interpretar progresso sem saturar a escala antes do objectivo. A série observada em 2015-2025 vai de 19,16 a 41,96.</w:t>
+              <w:t>Os limites 0 e 100 reflectem o intervalo natural de uma percentagem/proporção: não pode ser inferior a zero nem superior à totalidade do universo medido. A meta 2027 (15) fica dentro da faixa, permitindo interpretar progresso sem saturar a escala antes do objectivo. Meta operacional da v7 mantida (sem correspondência directa no PDN; ver coluna 'Origem da Meta 2027'). A série observada em 2015-2025 vai de 19,16 a 41,96.</w:t>
             </w:r>
           </w:p>
         </w:tc>
@@ -7782,7 +7782,7 @@
               <w:rPr>
                 <w:sz w:val="16"/>
               </w:rPr>
-              <w:t>Os limites 0 e 100 reflectem o intervalo natural de uma percentagem/proporção: não pode ser inferior a zero nem superior à totalidade do universo medido. A meta 2027 (40) fica dentro da faixa, permitindo interpretar progresso sem saturar a escala antes do objectivo. A série observada em 2015-2025 vai de 22,98 a 40,09.</w:t>
+              <w:t>Os limites 0 e 100 reflectem o intervalo natural de uma percentagem/proporção: não pode ser inferior a zero nem superior à totalidade do universo medido. A meta 2027 (40) fica dentro da faixa, permitindo interpretar progresso sem saturar a escala antes do objectivo. Meta operacional da v7 mantida (sem correspondência directa no PDN; ver coluna 'Origem da Meta 2027'). A série observada em 2015-2025 vai de 22,98 a 40,09.</w:t>
             </w:r>
           </w:p>
         </w:tc>
@@ -7832,7 +7832,7 @@
               <w:rPr>
                 <w:sz w:val="16"/>
               </w:rPr>
-              <w:t>Crédito doméstico ao setor privado (% PIB)</w:t>
+              <w:t>Crédito doméstico ao sector privado (% PIB)</w:t>
             </w:r>
           </w:p>
         </w:tc>
@@ -7898,7 +7898,7 @@
               <w:rPr>
                 <w:sz w:val="16"/>
               </w:rPr>
-              <w:t>Os limites 0 e 100 reflectem o intervalo natural de uma percentagem/proporção: não pode ser inferior a zero nem superior à totalidade do universo medido. A meta 2027 (10) fica dentro da faixa, permitindo interpretar progresso sem saturar a escala antes do objectivo. Meta alinhada com o PDN 2023-2027 (v8). A série observada em 2015-2025 vai de 6,581 a 22,27.</w:t>
+              <w:t>Os limites 0 e 100 reflectem o intervalo natural de uma percentagem/proporção: não pode ser inferior a zero nem superior à totalidade do universo medido. A meta 2027 (10) fica dentro da faixa, permitindo interpretar progresso sem saturar a escala antes do objectivo. Meta do PDN 2023-2027 convertida de escala/unidade (v8). A série observada em 2015-2025 vai de 6,581 a 22,27.</w:t>
             </w:r>
           </w:p>
         </w:tc>
@@ -8007,7 +8007,7 @@
               <w:rPr>
                 <w:sz w:val="16"/>
               </w:rPr>
-              <w:t>O mínimo 0 representa ausência ou valor nulo do fenómeno positivo. O máximo 50 é um benchmark operacional compatível com metas, pares internacionais e a escala histórica observada. A meta 2027 (25) fica dentro da faixa, permitindo interpretar progresso sem saturar a escala antes do objectivo. A série observada em 2015-2025 vai de 14,78 a 26,62.</w:t>
+              <w:t>O mínimo 0 representa ausência ou valor nulo do fenómeno positivo. O máximo 50 é um benchmark operacional compatível com metas, pares internacionais e a escala histórica observada. A meta 2027 (25) fica dentro da faixa, permitindo interpretar progresso sem saturar a escala antes do objectivo. Meta operacional da v7 mantida (sem correspondência directa no PDN; ver coluna 'Origem da Meta 2027'). A série observada em 2015-2025 vai de 14,78 a 26,62.</w:t>
             </w:r>
           </w:p>
         </w:tc>
@@ -8123,7 +8123,7 @@
               <w:rPr>
                 <w:sz w:val="16"/>
               </w:rPr>
-              <w:t>Como o indicador pode assumir valores negativos e positivos, o intervalo -20 a 20 capta deterioração e melhoria sem tornar a escala excessivamente sensível a choques. A meta 2027 (0) fica dentro da faixa, permitindo interpretar progresso sem saturar a escala antes do objectivo. A série observada em 2015-2025 vai de -2,57 a 6,08.</w:t>
+              <w:t>Como o indicador pode assumir valores negativos e positivos, o intervalo -20 a 20 capta deterioração e melhoria sem tornar a escala excessivamente sensível a choques. A meta 2027 (0) fica dentro da faixa, permitindo interpretar progresso sem saturar a escala antes do objectivo. Meta operacional da v7 mantida (sem correspondência directa no PDN; ver coluna 'Origem da Meta 2027'). A série observada em 2015-2025 vai de -2,568 a 6,084.</w:t>
             </w:r>
           </w:p>
         </w:tc>
@@ -8232,7 +8232,7 @@
               <w:rPr>
                 <w:sz w:val="16"/>
               </w:rPr>
-              <w:t>O mínimo 0 representa ausência ou valor nulo do fenómeno positivo. O máximo 60 é um benchmark operacional compatível com metas, pares internacionais e a escala histórica observada. A meta 2027 (25) fica dentro da faixa, permitindo interpretar progresso sem saturar a escala antes do objectivo. A série observada em 2015-2025 vai de 12,89 a 30,35.</w:t>
+              <w:t>O mínimo 0 representa ausência ou valor nulo do fenómeno positivo. O máximo 60 é um benchmark operacional compatível com metas, pares internacionais e a escala histórica observada. A meta 2027 (25) fica dentro da faixa, permitindo interpretar progresso sem saturar a escala antes do objectivo. Meta operacional da v7 mantida (sem correspondência directa no PDN; ver coluna 'Origem da Meta 2027'). A série observada em 2015-2025 vai de 12,89 a 30,35.</w:t>
             </w:r>
           </w:p>
         </w:tc>
@@ -8348,7 +8348,7 @@
               <w:rPr>
                 <w:sz w:val="16"/>
               </w:rPr>
-              <w:t>O mínimo 0 representa ausência ou valor nulo do fenómeno positivo. O máximo 60 é um benchmark operacional compatível com metas, pares internacionais e a escala histórica observada. A meta 2027 (25) fica dentro da faixa, permitindo interpretar progresso sem saturar a escala antes do objectivo. A série observada em 2015-2025 vai de 10,64 a 29,69.</w:t>
+              <w:t>O mínimo 0 representa ausência ou valor nulo do fenómeno positivo. O máximo 60 é um benchmark operacional compatível com metas, pares internacionais e a escala histórica observada. A meta 2027 (25) fica dentro da faixa, permitindo interpretar progresso sem saturar a escala antes do objectivo. Meta operacional da v7 mantida (sem correspondência directa no PDN; ver coluna 'Origem da Meta 2027'). A série observada em 2015-2025 vai de 10,64 a 29,69.</w:t>
             </w:r>
           </w:p>
         </w:tc>
@@ -8457,7 +8457,7 @@
               <w:rPr>
                 <w:sz w:val="16"/>
               </w:rPr>
-              <w:t>O mínimo 0 representa ausência do problema ou risco medido. O máximo 80 é um tecto operacional de penalização antes de truncagem na escala normalizada. A meta 2027 (15) fica dentro da faixa, permitindo interpretar progresso sem saturar a escala antes do objectivo. A série observada em 2015-2025 vai de 15,78 a 20,68.</w:t>
+              <w:t>O mínimo 0 representa ausência do problema ou risco medido. O máximo 80 é um tecto operacional de penalização antes de truncagem na escala normalizada. A meta 2027 (15) fica dentro da faixa, permitindo interpretar progresso sem saturar a escala antes do objectivo. Meta operacional da v7 mantida (sem correspondência directa no PDN; ver coluna 'Origem da Meta 2027'). A série observada em 2015-2025 vai de 15,78 a 20,68.</w:t>
             </w:r>
           </w:p>
         </w:tc>
@@ -8573,7 +8573,7 @@
               <w:rPr>
                 <w:sz w:val="16"/>
               </w:rPr>
-              <w:t>Os limites 0 e 100 reflectem o intervalo natural de uma percentagem/proporção: não pode ser inferior a zero nem superior à totalidade do universo medido. A meta 2027 (35) fica dentro da faixa, permitindo interpretar progresso sem saturar a escala antes do objectivo. A série observada em 2015-2025 vai de 13,79 a 36,13.</w:t>
+              <w:t>Os limites 0 e 100 reflectem o intervalo natural de uma percentagem/proporção: não pode ser inferior a zero nem superior à totalidade do universo medido. A meta 2027 (35) fica dentro da faixa, permitindo interpretar progresso sem saturar a escala antes do objectivo. Meta operacional da v7 mantida (sem correspondência directa no PDN; ver coluna 'Origem da Meta 2027'). A série observada em 2015-2025 vai de 13,79 a 36,13.</w:t>
             </w:r>
           </w:p>
         </w:tc>
@@ -8682,7 +8682,7 @@
               <w:rPr>
                 <w:sz w:val="16"/>
               </w:rPr>
-              <w:t>O mínimo 0 é o piso natural de uma contagem ou variável monetária não negativa. O máximo 30 000 é um tecto operacional calibrado pela ordem de grandeza observada, metas e benchmarks, evitando que valores excepcionais dominem a normalização. A meta 2027 (8 000) fica dentro da faixa, permitindo interpretar progresso sem saturar a escala antes do objectivo. A série observada em 2015-2025 vai de 7 766,8 a 10 118,6.</w:t>
+              <w:t>O mínimo 0 é o piso natural de uma contagem ou variável monetária não negativa. O máximo 30 000 é um tecto operacional calibrado pela ordem de grandeza observada, metas e benchmarks, evitando que valores excepcionais dominem a normalização. A meta 2027 (8 000) fica dentro da faixa, permitindo interpretar progresso sem saturar a escala antes do objectivo. Meta operacional da v7 mantida (sem correspondência directa no PDN; ver coluna 'Origem da Meta 2027'). A série observada em 2015-2025 vai de 7 766,8 a 10 118,6.</w:t>
             </w:r>
           </w:p>
         </w:tc>
@@ -8798,7 +8798,7 @@
               <w:rPr>
                 <w:sz w:val="16"/>
               </w:rPr>
-              <w:t>O mínimo 0 é o piso natural de uma contagem ou variável monetária não negativa. O máximo 30 000 é um tecto operacional calibrado pela ordem de grandeza observada, metas e benchmarks, evitando que valores excepcionais dominem a normalização. A meta 2027 (8 000) fica dentro da faixa, permitindo interpretar progresso sem saturar a escala antes do objectivo. A série observada em 2015-2025 vai de 7 200 a 9 840.</w:t>
+              <w:t>O mínimo 0 é o piso natural de uma contagem ou variável monetária não negativa. O máximo 30 000 é um tecto operacional calibrado pela ordem de grandeza observada, metas e benchmarks, evitando que valores excepcionais dominem a normalização. A meta 2027 (8 000) fica dentro da faixa, permitindo interpretar progresso sem saturar a escala antes do objectivo. Meta operacional da v7 mantida (sem correspondência directa no PDN; ver coluna 'Origem da Meta 2027'). A série observada em 2015-2025 vai de 7 200 a 9 840.</w:t>
             </w:r>
           </w:p>
         </w:tc>
@@ -8907,7 +8907,7 @@
               <w:rPr>
                 <w:sz w:val="16"/>
               </w:rPr>
-              <w:t>O mínimo 0 representa ausência ou valor nulo do fenómeno positivo. O máximo 50 é um benchmark operacional compatível com metas, pares internacionais e a escala histórica observada. A meta 2027 (25) fica dentro da faixa, permitindo interpretar progresso sem saturar a escala antes do objectivo. A série observada em 2015-2025 vai de 13,65 a 49,59.</w:t>
+              <w:t>O mínimo 0 representa ausência ou valor nulo do fenómeno positivo. O máximo 50 é um benchmark operacional compatível com metas, pares internacionais e a escala histórica observada. A meta 2027 (25) fica dentro da faixa, permitindo interpretar progresso sem saturar a escala antes do objectivo. Meta operacional da v7 mantida (sem correspondência directa no PDN; ver coluna 'Origem da Meta 2027'). A série observada em 2015-2025 vai de 13,65 a 49,59.</w:t>
             </w:r>
           </w:p>
         </w:tc>
@@ -9023,7 +9023,7 @@
               <w:rPr>
                 <w:sz w:val="16"/>
               </w:rPr>
-              <w:t>O mínimo 0 representa ausência do problema ou risco medido. O máximo 150 é um tecto operacional de penalização antes de truncagem na escala normalizada. A meta 2027 (40) fica dentro da faixa, permitindo interpretar progresso sem saturar a escala antes do objectivo. A série observada em 2015-2025 vai de 56,78 a 148,2.</w:t>
+              <w:t>O mínimo 0 representa ausência do problema ou risco medido. O máximo 150 é um tecto operacional de penalização antes de truncagem na escala normalizada. A meta 2027 (40) fica dentro da faixa, permitindo interpretar progresso sem saturar a escala antes do objectivo. Meta operacional da v7 mantida (sem correspondência directa no PDN; ver coluna 'Origem da Meta 2027'). A série observada em 2015-2025 vai de 56,78 a 148,2.</w:t>
             </w:r>
           </w:p>
         </w:tc>
@@ -9132,7 +9132,7 @@
               <w:rPr>
                 <w:sz w:val="16"/>
               </w:rPr>
-              <w:t>O mínimo 0 representa ausência ou valor nulo do fenómeno positivo. O máximo 30 é um benchmark operacional compatível com metas, pares internacionais e a escala histórica observada. A meta 2027 (12) fica dentro da faixa, permitindo interpretar progresso sem saturar a escala antes do objectivo. A série observada em 2015-2025 vai de 8,969 a 14,18.</w:t>
+              <w:t>O mínimo 0 representa ausência ou valor nulo do fenómeno positivo. O máximo 30 é um benchmark operacional compatível com metas, pares internacionais e a escala histórica observada. A meta 2027 (12) fica dentro da faixa, permitindo interpretar progresso sem saturar a escala antes do objectivo. Meta operacional da v7 mantida (sem correspondência directa no PDN; ver coluna 'Origem da Meta 2027'). A série observada em 2015-2025 vai de 8,969 a 14,18.</w:t>
             </w:r>
           </w:p>
         </w:tc>
@@ -9248,7 +9248,7 @@
               <w:rPr>
                 <w:sz w:val="16"/>
               </w:rPr>
-              <w:t>O mínimo 0 representa ausência do problema ou risco medido. O máximo 40 é um tecto operacional de penalização antes de truncagem na escala normalizada. A meta 2027 (8) fica dentro da faixa, permitindo interpretar progresso sem saturar a escala antes do objectivo. A série observada em 2015-2025 vai de 10,2 a 25,84.</w:t>
+              <w:t>O mínimo 0 representa ausência do problema ou risco medido. O máximo 40 é um tecto operacional de penalização antes de truncagem na escala normalizada. A meta 2027 (8) fica dentro da faixa, permitindo interpretar progresso sem saturar a escala antes do objectivo. Meta operacional da v7 mantida (sem correspondência directa no PDN; ver coluna 'Origem da Meta 2027'). A série observada em 2015-2025 vai de 10,2 a 25,84.</w:t>
             </w:r>
           </w:p>
         </w:tc>
@@ -10032,7 +10032,7 @@
               <w:rPr>
                 <w:sz w:val="16"/>
               </w:rPr>
-              <w:t>O mínimo 0 representa ausência ou valor nulo do fenómeno positivo. O máximo 150 é um benchmark operacional compatível com metas, pares internacionais e a escala histórica observada. A meta 2027 (60) fica dentro da faixa, permitindo interpretar progresso sem saturar a escala antes do objectivo. A série observada em 2015-2025 vai de 38,84 a 66,86.</w:t>
+              <w:t>O mínimo 0 representa ausência ou valor nulo do fenómeno positivo. O máximo 150 é um benchmark operacional compatível com metas, pares internacionais e a escala histórica observada. A meta 2027 (60) fica dentro da faixa, permitindo interpretar progresso sem saturar a escala antes do objectivo. Meta operacional da v7 mantida (sem correspondência directa no PDN; ver coluna 'Origem da Meta 2027'). A série observada em 2015-2025 vai de 38,84 a 66,86.</w:t>
             </w:r>
           </w:p>
         </w:tc>
@@ -10148,7 +10148,7 @@
               <w:rPr>
                 <w:sz w:val="16"/>
               </w:rPr>
-              <w:t>O mínimo 0 representa ausência ou valor nulo do fenómeno positivo. O máximo 150 é um benchmark operacional compatível com metas, pares internacionais e a escala histórica observada. A meta 2027 (70) fica dentro da faixa, permitindo interpretar progresso sem saturar a escala antes do objectivo. A série observada em 2015-2025 vai de 34,65 a 62,53.</w:t>
+              <w:t>O mínimo 0 representa ausência ou valor nulo do fenómeno positivo. O máximo 150 é um benchmark operacional compatível com metas, pares internacionais e a escala histórica observada. A meta 2027 (70) fica dentro da faixa, permitindo interpretar progresso sem saturar a escala antes do objectivo. Meta operacional da v7 mantida (sem correspondência directa no PDN; ver coluna 'Origem da Meta 2027'). A série observada em 2015-2025 vai de 34,65 a 62,53.</w:t>
             </w:r>
           </w:p>
         </w:tc>
@@ -10525,7 +10525,7 @@
               <w:rPr>
                 <w:sz w:val="16"/>
               </w:rPr>
-              <w:t>O intervalo 40 a 85 usa limites substantivos plausíveis para variáveis medidas em anos; evita pisos irreais e mantém a normalização comparável. A meta 2027 (63) fica dentro da faixa, permitindo interpretar progresso sem saturar a escala antes do objectivo. Meta alinhada com o PDN 2023-2027 (v8). A série observada em 2015-2025 vai de 61,04 a 65.</w:t>
+              <w:t>O intervalo 40 a 85 usa limites substantivos plausíveis para variáveis medidas em anos; evita pisos irreais e mantém a normalização comparável. A meta 2027 (65,2) fica dentro da faixa, permitindo interpretar progresso sem saturar a escala antes do objectivo. Meta do PDN 2023-2027 transposta à base da série (v8; ver coluna 'Origem da Meta 2027'). A série observada em 2015-2025 vai de 61,04 a 65.</w:t>
             </w:r>
           </w:p>
         </w:tc>
@@ -10641,7 +10641,7 @@
               <w:rPr>
                 <w:sz w:val="16"/>
               </w:rPr>
-              <w:t>Os limites 0 e 100 reflectem o intervalo natural de uma percentagem/proporção: não pode ser inferior a zero nem superior à totalidade do universo medido. A meta 2027 (78) fica dentro da faixa, permitindo interpretar progresso sem saturar a escala antes do objectivo. Meta alinhada com o PDN 2023-2027 (v8). A série observada em 2015-2025 vai de 66,24 a 68,18.</w:t>
+              <w:t>Os limites 0 e 100 reflectem o intervalo natural de uma percentagem/proporção: não pode ser inferior a zero nem superior à totalidade do universo medido. A meta 2027 (70,2) fica dentro da faixa, permitindo interpretar progresso sem saturar a escala antes do objectivo. Meta do PDN 2023-2027 transposta à base da série (v8; ver coluna 'Origem da Meta 2027'). A série observada em 2015-2025 vai de 66,24 a 68,18.</w:t>
             </w:r>
           </w:p>
         </w:tc>
@@ -10750,7 +10750,7 @@
               <w:rPr>
                 <w:sz w:val="16"/>
               </w:rPr>
-              <w:t>O mínimo 0 corresponde ao melhor caso teórico ou incidência nula. O máximo 150 é um limite adverso plausível para transformar taxas de incidência em pontuação sem premiar diferenças para além de patamares críticos. A meta 2027 (37) fica dentro da faixa, permitindo interpretar progresso sem saturar a escala antes do objectivo. Meta alinhada com o PDN 2023-2027 (v8). A série observada em 2015-2025 vai de 32,1 a 38,8.</w:t>
+              <w:t>O mínimo 0 corresponde ao melhor caso teórico ou incidência nula. O máximo 150 é um limite adverso plausível para transformar taxas de incidência em pontuação sem premiar diferenças para além de patamares críticos. A meta 2027 (26,5) fica dentro da faixa, permitindo interpretar progresso sem saturar a escala antes do objectivo. Meta do PDN 2023-2027 transposta à base da série (v8; ver coluna 'Origem da Meta 2027'). A série observada em 2015-2025 vai de 32,1 a 38,8.</w:t>
             </w:r>
           </w:p>
         </w:tc>
@@ -10975,7 +10975,7 @@
               <w:rPr>
                 <w:sz w:val="16"/>
               </w:rPr>
-              <w:t>O intervalo 0 a 15 usa limites substantivos plausíveis para variáveis medidas em anos; evita pisos irreais e mantém a normalização comparável. A meta 2027 (8) fica dentro da faixa, permitindo interpretar progresso sem saturar a escala antes do objectivo. A série observada em 2015-2025 vai de 5,316 a 5,844.</w:t>
+              <w:t>O intervalo 0 a 15 usa limites substantivos plausíveis para variáveis medidas em anos; evita pisos irreais e mantém a normalização comparável. A meta 2027 (8) fica dentro da faixa, permitindo interpretar progresso sem saturar a escala antes do objectivo. Meta operacional da v7 mantida (sem correspondência directa no PDN; ver coluna 'Origem da Meta 2027'). A série observada em 2015-2025 vai de 5,316 a 5,844.</w:t>
             </w:r>
           </w:p>
         </w:tc>
@@ -11091,7 +11091,7 @@
               <w:rPr>
                 <w:sz w:val="16"/>
               </w:rPr>
-              <w:t>Os limites 0 e 1 seguem a escala normalizada do índice/proporção: 0 representa o mínimo e 1 o máximo metodológico da escala. A meta 2027 (0,6) fica dentro da faixa, permitindo interpretar progresso sem saturar a escala antes do objectivo. A série observada em 2015-2025 vai de 0,59 a 0,616.</w:t>
+              <w:t>Os limites 0 e 1 seguem a escala normalizada do índice/proporção: 0 representa o mínimo e 1 o máximo metodológico da escala. A meta 2027 (0,6) fica dentro da faixa, permitindo interpretar progresso sem saturar a escala antes do objectivo. Meta operacional da v7 mantida (sem correspondência directa no PDN; ver coluna 'Origem da Meta 2027'). A série observada em 2015-2025 vai de 0,59 a 0,616.</w:t>
             </w:r>
           </w:p>
         </w:tc>
@@ -11200,7 +11200,7 @@
               <w:rPr>
                 <w:sz w:val="16"/>
               </w:rPr>
-              <w:t>O mínimo 0 corresponde ao melhor caso teórico ou incidência nula. O máximo 200 é um limite adverso plausível para transformar taxas de incidência em pontuação sem premiar diferenças para além de patamares críticos. A meta 2027 (51) fica dentro da faixa, permitindo interpretar progresso sem saturar a escala antes do objectivo. Meta alinhada com o PDN 2023-2027 (v8). A série observada em 2015-2025 vai de 52 a 52.</w:t>
+              <w:t>O mínimo 0 corresponde ao melhor caso teórico ou incidência nula. O máximo 200 é um limite adverso plausível para transformar taxas de incidência em pontuação sem premiar diferenças para além de patamares críticos. A meta 2027 (38,4) fica dentro da faixa, permitindo interpretar progresso sem saturar a escala antes do objectivo. Meta do PDN 2023-2027 transposta à base da série (v8; ver coluna 'Origem da Meta 2027'). A série observada em 2015-2025 vai de 52 a 52.</w:t>
             </w:r>
           </w:p>
         </w:tc>
@@ -11316,7 +11316,7 @@
               <w:rPr>
                 <w:sz w:val="16"/>
               </w:rPr>
-              <w:t>Os limites 0 e 100 reflectem o intervalo natural de uma percentagem/proporção: não pode ser inferior a zero nem superior à totalidade do universo medido. A meta 2027 (90) fica dentro da faixa, permitindo interpretar progresso sem saturar a escala antes do objectivo. A série observada em 2015-2025 vai de 47,86 a 60,03.</w:t>
+              <w:t>Os limites 0 e 100 reflectem o intervalo natural de uma percentagem/proporção: não pode ser inferior a zero nem superior à totalidade do universo medido. A meta 2027 (90) fica dentro da faixa, permitindo interpretar progresso sem saturar a escala antes do objectivo. Meta operacional da v7 mantida (sem correspondência directa no PDN; ver coluna 'Origem da Meta 2027'). A série observada em 2015-2025 vai de 47,86 a 60,03.</w:t>
             </w:r>
           </w:p>
         </w:tc>
@@ -11425,7 +11425,7 @@
               <w:rPr>
                 <w:sz w:val="16"/>
               </w:rPr>
-              <w:t>O mínimo 0 representa ausência ou valor nulo do fenómeno positivo. O máximo 150 é um benchmark operacional compatível com metas, pares internacionais e a escala histórica observada. A meta 2027 (80) fica dentro da faixa, permitindo interpretar progresso sem saturar a escala antes do objectivo. A série observada em 2015-2025 vai de 51,48 a 54,42.</w:t>
+              <w:t>O mínimo 0 representa ausência ou valor nulo do fenómeno positivo. O máximo 150 é um benchmark operacional compatível com metas, pares internacionais e a escala histórica observada. A meta 2027 (80) fica dentro da faixa, permitindo interpretar progresso sem saturar a escala antes do objectivo. Meta operacional da v7 mantida (sem correspondência directa no PDN; ver coluna 'Origem da Meta 2027'). A série observada em 2015-2025 vai de 51,48 a 54,42.</w:t>
             </w:r>
           </w:p>
         </w:tc>
@@ -11541,7 +11541,7 @@
               <w:rPr>
                 <w:sz w:val="16"/>
               </w:rPr>
-              <w:t>O intervalo 0 a 18 usa limites substantivos plausíveis para variáveis medidas em anos; evita pisos irreais e mantém a normalização comparável. A meta 2027 (12) fica dentro da faixa, permitindo interpretar progresso sem saturar a escala antes do objectivo. A série observada em 2015-2025 vai de 11,75 a 12,17.</w:t>
+              <w:t>O intervalo 0 a 18 usa limites substantivos plausíveis para variáveis medidas em anos; evita pisos irreais e mantém a normalização comparável. A meta 2027 (12) fica dentro da faixa, permitindo interpretar progresso sem saturar a escala antes do objectivo. Meta operacional da v7 mantida (sem correspondência directa no PDN; ver coluna 'Origem da Meta 2027'). A série observada em 2015-2025 vai de 11,75 a 12,17.</w:t>
             </w:r>
           </w:p>
         </w:tc>
@@ -11650,7 +11650,7 @@
               <w:rPr>
                 <w:sz w:val="16"/>
               </w:rPr>
-              <w:t>Os limites 0 e 100 reflectem o intervalo natural de uma percentagem/proporção: não pode ser inferior a zero nem superior à totalidade do universo medido. A meta 2027 (90) fica dentro da faixa, permitindo interpretar progresso sem saturar a escala antes do objectivo. A série observada em 2015-2025 vai de 75,66 a 80,7.</w:t>
+              <w:t>Os limites 0 e 100 reflectem o intervalo natural de uma percentagem/proporção: não pode ser inferior a zero nem superior à totalidade do universo medido. A meta 2027 (90) fica dentro da faixa, permitindo interpretar progresso sem saturar a escala antes do objectivo. Meta operacional da v7 mantida (sem correspondência directa no PDN; ver coluna 'Origem da Meta 2027'). A série observada em 2015-2025 vai de 75,66 a 80,7.</w:t>
             </w:r>
           </w:p>
         </w:tc>
@@ -11766,7 +11766,7 @@
               <w:rPr>
                 <w:sz w:val="16"/>
               </w:rPr>
-              <w:t>Os limites 0 e 100 reflectem o intervalo natural de uma percentagem/proporção: não pode ser inferior a zero nem superior à totalidade do universo medido. A meta 2027 (5) fica dentro da faixa, permitindo interpretar progresso sem saturar a escala antes do objectivo. A série observada em 2015-2025 vai de 36,76 a 36,76.</w:t>
+              <w:t>Os limites 0 e 100 reflectem o intervalo natural de uma percentagem/proporção: não pode ser inferior a zero nem superior à totalidade do universo medido. A meta 2027 (5) fica dentro da faixa, permitindo interpretar progresso sem saturar a escala antes do objectivo. Meta operacional da v7 mantida (sem correspondência directa no PDN; ver coluna 'Origem da Meta 2027'). A série observada em 2015-2025 vai de 36,76 a 36,76.</w:t>
             </w:r>
           </w:p>
         </w:tc>
@@ -11875,7 +11875,7 @@
               <w:rPr>
                 <w:sz w:val="16"/>
               </w:rPr>
-              <w:t>O mínimo 0 corresponde ao melhor caso teórico ou incidência nula. O máximo 60 é um limite adverso plausível para transformar taxas de incidência em pontuação sem premiar diferenças para além de patamares críticos. A meta 2027 (12) fica dentro da faixa, permitindo interpretar progresso sem saturar a escala antes do objectivo. A série observada em 2015-2025 vai de 18,1 a 20,9.</w:t>
+              <w:t>O mínimo 0 corresponde ao melhor caso teórico ou incidência nula. O máximo 60 é um limite adverso plausível para transformar taxas de incidência em pontuação sem premiar diferenças para além de patamares críticos. A meta 2027 (12) fica dentro da faixa, permitindo interpretar progresso sem saturar a escala antes do objectivo. Meta operacional da v7 mantida (sem correspondência directa no PDN; ver coluna 'Origem da Meta 2027'). A série observada em 2015-2025 vai de 18,1 a 20,9.</w:t>
             </w:r>
           </w:p>
         </w:tc>
@@ -11991,7 +11991,7 @@
               <w:rPr>
                 <w:sz w:val="16"/>
               </w:rPr>
-              <w:t>O mínimo 0 corresponde ao melhor caso teórico ou incidência nula. O máximo 60 é um limite adverso plausível para transformar taxas de incidência em pontuação sem premiar diferenças para além de patamares críticos. A meta 2027 (12) fica dentro da faixa, permitindo interpretar progresso sem saturar a escala antes do objectivo. A série observada em 2015-2025 vai de 16 a 16.</w:t>
+              <w:t>O mínimo 0 corresponde ao melhor caso teórico ou incidência nula. O máximo 60 é um limite adverso plausível para transformar taxas de incidência em pontuação sem premiar diferenças para além de patamares críticos. A meta 2027 (12) fica dentro da faixa, permitindo interpretar progresso sem saturar a escala antes do objectivo. Meta operacional da v7 mantida (sem correspondência directa no PDN; ver coluna 'Origem da Meta 2027'). A série observada em 2015-2025 vai de 16 a 16.</w:t>
             </w:r>
           </w:p>
         </w:tc>
@@ -12100,7 +12100,7 @@
               <w:rPr>
                 <w:sz w:val="16"/>
               </w:rPr>
-              <w:t>Os limites 0 e 100 reflectem o intervalo natural de uma percentagem/proporção: não pode ser inferior a zero nem superior à totalidade do universo medido. A meta 2027 (20) fica dentro da faixa, permitindo interpretar progresso sem saturar a escala antes do objectivo. A série observada em 2015-2025 vai de 8,783 a 10,05.</w:t>
+              <w:t>Os limites 0 e 100 reflectem o intervalo natural de uma percentagem/proporção: não pode ser inferior a zero nem superior à totalidade do universo medido. A meta 2027 (20) fica dentro da faixa, permitindo interpretar progresso sem saturar a escala antes do objectivo. Meta operacional da v7 mantida (sem correspondência directa no PDN; ver coluna 'Origem da Meta 2027'). A série observada em 2015-2025 vai de 8,783 a 10,05.</w:t>
             </w:r>
           </w:p>
         </w:tc>
@@ -12216,7 +12216,7 @@
               <w:rPr>
                 <w:sz w:val="16"/>
               </w:rPr>
-              <w:t>O mínimo 0 representa ausência ou valor nulo do fenómeno positivo. O máximo 10 é um benchmark operacional compatível com metas, pares internacionais e a escala histórica observada. A meta 2027 (5) fica dentro da faixa, permitindo interpretar progresso sem saturar a escala antes do objectivo. Meta alinhada com o PDN 2023-2027 (v8). A série observada em 2015-2025 vai de 2,073 a 3,487.</w:t>
+              <w:t>O mínimo 0 representa ausência ou valor nulo do fenómeno positivo. O máximo 10 é um benchmark operacional compatível com metas, pares internacionais e a escala histórica observada. A meta 2027 (5) fica dentro da faixa, permitindo interpretar progresso sem saturar a escala antes do objectivo. Meta operacional da v7 mantida (sem correspondência directa no PDN; ver coluna 'Origem da Meta 2027'). A série observada em 2015-2025 vai de 2,073 a 3,487.</w:t>
             </w:r>
           </w:p>
         </w:tc>
@@ -12325,7 +12325,7 @@
               <w:rPr>
                 <w:sz w:val="16"/>
               </w:rPr>
-              <w:t>O mínimo 10 representa ausência do problema ou risco medido. O máximo 80 é um tecto operacional de penalização antes de truncagem na escala normalizada. A meta 2027 (35) fica dentro da faixa, permitindo interpretar progresso sem saturar a escala antes do objectivo. A série observada em 2015-2025 vai de 50,03 a 50,03.</w:t>
+              <w:t>O mínimo 10 representa ausência do problema ou risco medido. O máximo 80 é um tecto operacional de penalização antes de truncagem na escala normalizada. A meta 2027 (35) fica dentro da faixa, permitindo interpretar progresso sem saturar a escala antes do objectivo. Meta operacional da v7 mantida (sem correspondência directa no PDN; ver coluna 'Origem da Meta 2027'). A série observada em 2015-2025 vai de 50,03 a 50,03.</w:t>
             </w:r>
           </w:p>
         </w:tc>
@@ -12441,7 +12441,7 @@
               <w:rPr>
                 <w:sz w:val="16"/>
               </w:rPr>
-              <w:t>Os limites 0 e 1 seguem a escala normalizada do índice/proporção: 0 representa o mínimo e 1 o máximo metodológico da escala. A meta 2027 (0,55) fica dentro da faixa, permitindo interpretar progresso sem saturar a escala antes do objectivo. A série observada em 2015-2025 vai de 0,344 a 0,374.</w:t>
+              <w:t>Os limites 0 e 1 seguem a escala normalizada do índice/proporção: 0 representa o mínimo e 1 o máximo metodológico da escala. A meta 2027 (0,55) fica dentro da faixa, permitindo interpretar progresso sem saturar a escala antes do objectivo. Meta operacional da v7 mantida (sem correspondência directa no PDN; ver coluna 'Origem da Meta 2027'). A série observada em 2015-2025 vai de 0,344 a 0,374.</w:t>
             </w:r>
           </w:p>
         </w:tc>
@@ -12550,7 +12550,7 @@
               <w:rPr>
                 <w:sz w:val="16"/>
               </w:rPr>
-              <w:t>Os limites 0 e 100 reflectem o intervalo natural de uma percentagem/proporção: não pode ser inferior a zero nem superior à totalidade do universo medido. A meta 2027 (25) fica dentro da faixa, permitindo interpretar progresso sem saturar a escala antes do objectivo. A série observada em 2015-2025 vai de 34,17 a 34,17.</w:t>
+              <w:t>Os limites 0 e 100 reflectem o intervalo natural de uma percentagem/proporção: não pode ser inferior a zero nem superior à totalidade do universo medido. A meta 2027 (25) fica dentro da faixa, permitindo interpretar progresso sem saturar a escala antes do objectivo. Meta operacional da v7 mantida (sem correspondência directa no PDN; ver coluna 'Origem da Meta 2027'). A série observada em 2015-2025 vai de 34,17 a 34,17.</w:t>
             </w:r>
           </w:p>
         </w:tc>
@@ -12666,7 +12666,7 @@
               <w:rPr>
                 <w:sz w:val="16"/>
               </w:rPr>
-              <w:t>Os limites 0 e 100 reflectem o intervalo natural de uma percentagem/proporção: não pode ser inferior a zero nem superior à totalidade do universo medido. A meta 2027 (78) fica dentro da faixa, permitindo interpretar progresso sem saturar a escala antes do objectivo. Meta alinhada com o PDN 2023-2027 (v8). A série observada em 2015-2025 vai de 51,93 a 54,37.</w:t>
+              <w:t>Os limites 0 e 100 reflectem o intervalo natural de uma percentagem/proporção: não pode ser inferior a zero nem superior à totalidade do universo medido. A série observada em 2015-2025 vai de 51,93 a 54,37.</w:t>
             </w:r>
           </w:p>
         </w:tc>
@@ -12775,7 +12775,7 @@
               <w:rPr>
                 <w:sz w:val="16"/>
               </w:rPr>
-              <w:t>Os limites 0 e 100 reflectem o intervalo natural de uma percentagem/proporção: não pode ser inferior a zero nem superior à totalidade do universo medido. A meta 2027 (10) fica dentro da faixa, permitindo interpretar progresso sem saturar a escala antes do objectivo. A série observada em 2015-2025 vai de 21,93 a 21,93.</w:t>
+              <w:t>Os limites 0 e 100 reflectem o intervalo natural de uma percentagem/proporção: não pode ser inferior a zero nem superior à totalidade do universo medido. A meta 2027 (10) fica dentro da faixa, permitindo interpretar progresso sem saturar a escala antes do objectivo. Meta operacional da v7 mantida (sem correspondência directa no PDN; ver coluna 'Origem da Meta 2027'). A série observada em 2015-2025 vai de 21,93 a 21,93.</w:t>
             </w:r>
           </w:p>
         </w:tc>
@@ -12891,7 +12891,7 @@
               <w:rPr>
                 <w:sz w:val="16"/>
               </w:rPr>
-              <w:t>Os limites 0 e 100 reflectem o intervalo natural de uma percentagem/proporção: não pode ser inferior a zero nem superior à totalidade do universo medido. A meta 2027 (75) fica dentro da faixa, permitindo interpretar progresso sem saturar a escala antes do objectivo. A série observada em 2015-2025 vai de 42,12 a 44,94.</w:t>
+              <w:t>Os limites 0 e 100 reflectem o intervalo natural de uma percentagem/proporção: não pode ser inferior a zero nem superior à totalidade do universo medido. A meta 2027 (75) fica dentro da faixa, permitindo interpretar progresso sem saturar a escala antes do objectivo. Meta operacional da v7 mantida (sem correspondência directa no PDN; ver coluna 'Origem da Meta 2027'). A série observada em 2015-2025 vai de 42,12 a 44,94.</w:t>
             </w:r>
           </w:p>
         </w:tc>
@@ -13000,7 +13000,7 @@
               <w:rPr>
                 <w:sz w:val="16"/>
               </w:rPr>
-              <w:t>Os limites 0 e 100 reflectem o intervalo natural de uma percentagem/proporção: não pode ser inferior a zero nem superior à totalidade do universo medido. A meta 2027 (90) fica dentro da faixa, permitindo interpretar progresso sem saturar a escala antes do objectivo. A série observada em 2015-2025 vai de 82,44 a 93,28.</w:t>
+              <w:t>Os limites 0 e 100 reflectem o intervalo natural de uma percentagem/proporção: não pode ser inferior a zero nem superior à totalidade do universo medido. A meta 2027 (90) fica dentro da faixa, permitindo interpretar progresso sem saturar a escala antes do objectivo. Meta operacional da v7 mantida (sem correspondência directa no PDN; ver coluna 'Origem da Meta 2027'). A série observada em 2015-2025 vai de 82,44 a 93,28.</w:t>
             </w:r>
           </w:p>
         </w:tc>
@@ -13116,7 +13116,7 @@
               <w:rPr>
                 <w:sz w:val="16"/>
               </w:rPr>
-              <w:t>O mínimo 5 representa ausência do problema ou risco medido. O máximo 80 é um tecto operacional de penalização antes de truncagem na escala normalizada. A meta 2027 (30) fica dentro da faixa, permitindo interpretar progresso sem saturar a escala antes do objectivo. A série observada em 2015-2025 vai de 26,77 a 26,77.</w:t>
+              <w:t>O mínimo 5 representa ausência do problema ou risco medido. O máximo 80 é um tecto operacional de penalização antes de truncagem na escala normalizada. A meta 2027 (30) fica dentro da faixa, permitindo interpretar progresso sem saturar a escala antes do objectivo. Meta operacional da v7 mantida (sem correspondência directa no PDN; ver coluna 'Origem da Meta 2027'). A série observada em 2015-2025 vai de 26,77 a 26,77.</w:t>
             </w:r>
           </w:p>
         </w:tc>
@@ -13225,7 +13225,7 @@
               <w:rPr>
                 <w:sz w:val="16"/>
               </w:rPr>
-              <w:t>O intervalo 30 a 80 usa limites substantivos plausíveis para variáveis medidas em anos; evita pisos irreais e mantém a normalização comparável. A meta 2027 (57) fica dentro da faixa, permitindo interpretar progresso sem saturar a escala antes do objectivo. Meta alinhada com o PDN 2023-2027 (v8). A série observada em 2015-2025 vai de 52,13 a 55,22.</w:t>
+              <w:t>O intervalo 30 a 80 usa limites substantivos plausíveis para variáveis medidas em anos; evita pisos irreais e mantém a normalização comparável. A meta 2027 (55,7) fica dentro da faixa, permitindo interpretar progresso sem saturar a escala antes do objectivo. Meta do PDN 2023-2027 transposta à base da série (v8; ver coluna 'Origem da Meta 2027'). A série observada em 2015-2025 vai de 52,13 a 55,22.</w:t>
             </w:r>
           </w:p>
         </w:tc>
@@ -13341,7 +13341,7 @@
               <w:rPr>
                 <w:sz w:val="16"/>
               </w:rPr>
-              <w:t>O mínimo 0 representa ausência ou valor nulo do fenómeno positivo. O máximo 40 é um benchmark operacional compatível com metas, pares internacionais e a escala histórica observada. A meta 2027 (10) fica dentro da faixa, permitindo interpretar progresso sem saturar a escala antes do objectivo. A série observada em 2015-2025 vai de 1,998 a 6,642.</w:t>
+              <w:t>O mínimo 0 representa ausência ou valor nulo do fenómeno positivo. O máximo 40 é um benchmark operacional compatível com metas, pares internacionais e a escala histórica observada. A meta 2027 (10) fica dentro da faixa, permitindo interpretar progresso sem saturar a escala antes do objectivo. Meta operacional da v7 mantida (sem correspondência directa no PDN; ver coluna 'Origem da Meta 2027'). A série observada em 2015-2025 vai de 1,998 a 6,642.</w:t>
             </w:r>
           </w:p>
         </w:tc>
@@ -13450,7 +13450,7 @@
               <w:rPr>
                 <w:sz w:val="16"/>
               </w:rPr>
-              <w:t>Os limites 0 e 100 reflectem o intervalo natural de uma percentagem/proporção: não pode ser inferior a zero nem superior à totalidade do universo medido. A meta 2027 (85) fica dentro da faixa, permitindo interpretar progresso sem saturar a escala antes do objectivo. Meta alinhada com o PDN 2023-2027 (v8). A série observada em 2015-2025 vai de 83,77 a 83,97.</w:t>
+              <w:t>Os limites 0 e 100 reflectem o intervalo natural de uma percentagem/proporção: não pode ser inferior a zero nem superior à totalidade do universo medido. A meta 2027 (85) fica dentro da faixa, permitindo interpretar progresso sem saturar a escala antes do objectivo. Meta operacional da v7 mantida (sem correspondência directa no PDN; ver coluna 'Origem da Meta 2027'). A série observada em 2015-2025 vai de 83,77 a 83,97.</w:t>
             </w:r>
           </w:p>
         </w:tc>
@@ -13566,7 +13566,7 @@
               <w:rPr>
                 <w:sz w:val="16"/>
               </w:rPr>
-              <w:t>Os limites 0 e 100 reflectem o intervalo natural de uma percentagem/proporção: não pode ser inferior a zero nem superior à totalidade do universo medido. A meta 2027 (50) fica dentro da faixa, permitindo interpretar progresso sem saturar a escala antes do objectivo. A linha ainda não tem série anual consolidada em 2015-2025; os limites são parâmetros metodológicos para futura incorporação.</w:t>
+              <w:t>Os limites 0 e 100 reflectem o intervalo natural de uma percentagem/proporção: não pode ser inferior a zero nem superior à totalidade do universo medido. A meta 2027 (50) fica dentro da faixa, permitindo interpretar progresso sem saturar a escala antes do objectivo. Meta operacional da v7 mantida (sem correspondência directa no PDN; ver coluna 'Origem da Meta 2027'). A linha ainda não tem série anual consolidada em 2015-2025; os limites são parâmetros metodológicos para futura incorporação.</w:t>
             </w:r>
           </w:p>
         </w:tc>
@@ -13675,7 +13675,7 @@
               <w:rPr>
                 <w:sz w:val="16"/>
               </w:rPr>
-              <w:t>Os limites 0 e 1 seguem a escala normalizada do índice/proporção: 0 representa o mínimo e 1 o máximo metodológico da escala. A meta 2027 (0,5) fica dentro da faixa, permitindo interpretar progresso sem saturar a escala antes do objectivo. A série observada em 2015-2025 vai de 0,3602 a 0,3624.</w:t>
+              <w:t>Os limites 0 e 1 seguem a escala normalizada do índice/proporção: 0 representa o mínimo e 1 o máximo metodológico da escala. A meta 2027 (0,5) fica dentro da faixa, permitindo interpretar progresso sem saturar a escala antes do objectivo. Meta operacional da v7 mantida (sem correspondência directa no PDN; ver coluna 'Origem da Meta 2027'). A série observada em 2015-2025 vai de 0,3602 a 0,3624.</w:t>
             </w:r>
           </w:p>
         </w:tc>
@@ -13791,7 +13791,7 @@
               <w:rPr>
                 <w:sz w:val="16"/>
               </w:rPr>
-              <w:t>O intervalo 0 a 13 usa limites substantivos plausíveis para variáveis medidas em anos; evita pisos irreais e mantém a normalização comparável. A meta 2027 (10) fica dentro da faixa, permitindo interpretar progresso sem saturar a escala antes do objectivo. A série observada em 2015-2025 vai de 6 a 10.</w:t>
+              <w:t>O intervalo 0 a 13 usa limites substantivos plausíveis para variáveis medidas em anos; evita pisos irreais e mantém a normalização comparável. A meta 2027 (10) fica dentro da faixa, permitindo interpretar progresso sem saturar a escala antes do objectivo. Meta operacional da v7 mantida (sem correspondência directa no PDN; ver coluna 'Origem da Meta 2027'). A série observada em 2015-2025 vai de 6 a 10.</w:t>
             </w:r>
           </w:p>
         </w:tc>
@@ -14175,7 +14175,7 @@
               <w:rPr>
                 <w:sz w:val="16"/>
               </w:rPr>
-              <w:t>Os limites 0 e 100 reflectem o intervalo natural de uma percentagem/proporção: não pode ser inferior a zero nem superior à totalidade do universo medido. A meta 2027 (40) fica dentro da faixa, permitindo interpretar progresso sem saturar a escala antes do objectivo. Meta alinhada com o PDN 2023-2027 (v8). A linha ainda não tem série anual consolidada em 2015-2025; os limites são parâmetros metodológicos para futura incorporação.</w:t>
+              <w:t>Os limites 0 e 100 reflectem o intervalo natural de uma percentagem/proporção: não pode ser inferior a zero nem superior à totalidade do universo medido. A meta 2027 (40) fica dentro da faixa, permitindo interpretar progresso sem saturar a escala antes do objectivo. Meta operacional da v7 mantida (sem correspondência directa no PDN; ver coluna 'Origem da Meta 2027'). A linha ainda não tem série anual consolidada em 2015-2025; os limites são parâmetros metodológicos para futura incorporação.</w:t>
             </w:r>
           </w:p>
         </w:tc>
@@ -14284,7 +14284,7 @@
               <w:rPr>
                 <w:sz w:val="16"/>
               </w:rPr>
-              <w:t>O intervalo 500 a 15 000 é uma faixa operacional para uma variável monetária/escala de grandeza que não parte realisticamente de zero no caso observado. A meta 2027 (4 500) fica dentro da faixa, permitindo interpretar progresso sem saturar a escala antes do objectivo. A série observada em 2015-2025 vai de 1 960 a 4 450.</w:t>
+              <w:t>O intervalo 500 a 15 000 é uma faixa operacional para uma variável monetária/escala de grandeza que não parte realisticamente de zero no caso observado. A meta 2027 (4 500) fica dentro da faixa, permitindo interpretar progresso sem saturar a escala antes do objectivo. Meta operacional da v7 mantida (sem correspondência directa no PDN; ver coluna 'Origem da Meta 2027'). A série observada em 2015-2025 vai de 1 960 a 4 450.</w:t>
             </w:r>
           </w:p>
         </w:tc>
@@ -14400,7 +14400,7 @@
               <w:rPr>
                 <w:sz w:val="16"/>
               </w:rPr>
-              <w:t>Os limites 0 e 70 correspondem à escala oficial publicada pela fonte (score), preservando a leitura directa de pior a melhor desempenho. A meta 2027 (40) fica dentro da faixa, permitindo interpretar progresso sem saturar a escala antes do objectivo. A série observada em 2015-2025 vai de 51,3 a 51,3.</w:t>
+              <w:t>Os limites 0 e 70 correspondem à escala oficial publicada pela fonte (score), preservando a leitura directa de pior a melhor desempenho. A meta 2027 (40) fica dentro da faixa, permitindo interpretar progresso sem saturar a escala antes do objectivo. Meta operacional da v7 mantida (sem correspondência directa no PDN; ver coluna 'Origem da Meta 2027'). A série observada em 2015-2025 vai de 51,3 a 51,3.</w:t>
             </w:r>
           </w:p>
         </w:tc>
@@ -14509,7 +14509,7 @@
               <w:rPr>
                 <w:sz w:val="16"/>
               </w:rPr>
-              <w:t>Os limites 0 e 1 seguem a escala normalizada do índice/proporção: 0 representa o mínimo e 1 o máximo metodológico da escala. A meta 2027 (0,7) fica dentro da faixa, permitindo interpretar progresso sem saturar a escala antes do objectivo. A série observada em 2015-2025 vai de 0,633 a 0,668.</w:t>
+              <w:t>Os limites 0 e 1 seguem a escala normalizada do índice/proporção: 0 representa o mínimo e 1 o máximo metodológico da escala. A meta 2027 (0,7) fica dentro da faixa, permitindo interpretar progresso sem saturar a escala antes do objectivo. Meta operacional da v7 mantida (sem correspondência directa no PDN; ver coluna 'Origem da Meta 2027'). A série observada em 2015-2025 vai de 0,633 a 0,668.</w:t>
             </w:r>
           </w:p>
         </w:tc>
@@ -14625,7 +14625,7 @@
               <w:rPr>
                 <w:sz w:val="16"/>
               </w:rPr>
-              <w:t>Os limites 0 e 100 reflectem o intervalo natural de uma percentagem/proporção: não pode ser inferior a zero nem superior à totalidade do universo medido. A meta 2027 (10) fica dentro da faixa, permitindo interpretar progresso sem saturar a escala antes do objectivo. A série observada em 2015-2025 vai de 33,1 a 33,1.</w:t>
+              <w:t>Os limites 0 e 100 reflectem o intervalo natural de uma percentagem/proporção: não pode ser inferior a zero nem superior à totalidade do universo medido. A meta 2027 (10) fica dentro da faixa, permitindo interpretar progresso sem saturar a escala antes do objectivo. Meta operacional da v7 mantida (sem correspondência directa no PDN; ver coluna 'Origem da Meta 2027'). A série observada em 2015-2025 vai de 33,1 a 33,1.</w:t>
             </w:r>
           </w:p>
         </w:tc>
@@ -14734,7 +14734,7 @@
               <w:rPr>
                 <w:sz w:val="16"/>
               </w:rPr>
-              <w:t>O mínimo 0 representa ausência do problema ou risco medido. O máximo 80 é um tecto operacional de penalização antes de truncagem na escala normalizada. A meta 2027 (28) fica dentro da faixa, permitindo interpretar progresso sem saturar a escala antes do objectivo. Meta alinhada com o PDN 2023-2027 (v8). A série observada em 2015-2025 vai de 32,3 a 32,3.</w:t>
+              <w:t>O mínimo 0 representa ausência do problema ou risco medido. O máximo 80 é um tecto operacional de penalização antes de truncagem na escala normalizada. A meta 2027 (29,2) fica dentro da faixa, permitindo interpretar progresso sem saturar a escala antes do objectivo. Meta do PDN 2023-2027 transposta à base da série (v8; ver coluna 'Origem da Meta 2027'). A série observada em 2015-2025 vai de 32,3 a 32,3.</w:t>
             </w:r>
           </w:p>
         </w:tc>
@@ -14784,7 +14784,7 @@
               <w:rPr>
                 <w:sz w:val="16"/>
               </w:rPr>
-              <w:t>Cobertura de proteção social da população</w:t>
+              <w:t>Cobertura de protecção social da população</w:t>
             </w:r>
           </w:p>
         </w:tc>
@@ -14850,7 +14850,7 @@
               <w:rPr>
                 <w:sz w:val="16"/>
               </w:rPr>
-              <w:t>Os limites 0 e 100 reflectem o intervalo natural de uma percentagem/proporção: não pode ser inferior a zero nem superior à totalidade do universo medido. A meta 2027 (40) fica dentro da faixa, permitindo interpretar progresso sem saturar a escala antes do objectivo. A linha ainda não tem série anual consolidada em 2015-2025; os limites são parâmetros metodológicos para futura incorporação.</w:t>
+              <w:t>Os limites 0 e 100 reflectem o intervalo natural de uma percentagem/proporção: não pode ser inferior a zero nem superior à totalidade do universo medido. A meta 2027 (40) fica dentro da faixa, permitindo interpretar progresso sem saturar a escala antes do objectivo. Meta operacional da v7 mantida (sem correspondência directa no PDN; ver coluna 'Origem da Meta 2027'). A linha ainda não tem série anual consolidada em 2015-2025; os limites são parâmetros metodológicos para futura incorporação.</w:t>
             </w:r>
           </w:p>
         </w:tc>
@@ -14897,7 +14897,7 @@
               <w:rPr>
                 <w:sz w:val="16"/>
               </w:rPr>
-              <w:t>Cobertura de proteção social e programas laborais</w:t>
+              <w:t>Cobertura de protecção social e programas laborais</w:t>
             </w:r>
           </w:p>
         </w:tc>
@@ -14959,7 +14959,7 @@
               <w:rPr>
                 <w:sz w:val="16"/>
               </w:rPr>
-              <w:t>Os limites 0 e 100 reflectem o intervalo natural de uma percentagem/proporção: não pode ser inferior a zero nem superior à totalidade do universo medido. A meta 2027 (60) fica dentro da faixa, permitindo interpretar progresso sem saturar a escala antes do objectivo. A série observada em 2015-2025 vai de 10,33 a 10,33.</w:t>
+              <w:t>Os limites 0 e 100 reflectem o intervalo natural de uma percentagem/proporção: não pode ser inferior a zero nem superior à totalidade do universo medido. A meta 2027 (60) fica dentro da faixa, permitindo interpretar progresso sem saturar a escala antes do objectivo. Meta operacional da v7 mantida (sem correspondência directa no PDN; ver coluna 'Origem da Meta 2027'). A série observada em 2015-2025 vai de 10,33 a 10,33.</w:t>
             </w:r>
           </w:p>
         </w:tc>
@@ -15075,7 +15075,7 @@
               <w:rPr>
                 <w:sz w:val="16"/>
               </w:rPr>
-              <w:t>Os limites 0 e 100 reflectem o intervalo natural de uma percentagem/proporção: não pode ser inferior a zero nem superior à totalidade do universo medido. A meta 2027 (60) fica dentro da faixa, permitindo interpretar progresso sem saturar a escala antes do objectivo. A série observada em 2015-2025 vai de 4,68 a 4,68.</w:t>
+              <w:t>Os limites 0 e 100 reflectem o intervalo natural de uma percentagem/proporção: não pode ser inferior a zero nem superior à totalidade do universo medido. A meta 2027 (60) fica dentro da faixa, permitindo interpretar progresso sem saturar a escala antes do objectivo. Meta operacional da v7 mantida (sem correspondência directa no PDN; ver coluna 'Origem da Meta 2027'). A série observada em 2015-2025 vai de 4,68 a 4,68.</w:t>
             </w:r>
           </w:p>
         </w:tc>
@@ -15184,7 +15184,7 @@
               <w:rPr>
                 <w:sz w:val="16"/>
               </w:rPr>
-              <w:t>Os limites 0 e 100 reflectem o intervalo natural de uma percentagem/proporção: não pode ser inferior a zero nem superior à totalidade do universo medido. A meta 2027 (35) fica dentro da faixa, permitindo interpretar progresso sem saturar a escala antes do objectivo. A série observada em 2015-2025 vai de 51,5 a 51,5.</w:t>
+              <w:t>Os limites 0 e 100 reflectem o intervalo natural de uma percentagem/proporção: não pode ser inferior a zero nem superior à totalidade do universo medido. A meta 2027 (35) fica dentro da faixa, permitindo interpretar progresso sem saturar a escala antes do objectivo. Meta operacional da v7 mantida (sem correspondência directa no PDN; ver coluna 'Origem da Meta 2027'). A série observada em 2015-2025 vai de 51,5 a 51,5.</w:t>
             </w:r>
           </w:p>
         </w:tc>
@@ -15300,7 +15300,7 @@
               <w:rPr>
                 <w:sz w:val="16"/>
               </w:rPr>
-              <w:t>Os limites 0 e 1 seguem a escala normalizada do índice/proporção: 0 representa o mínimo e 1 o máximo metodológico da escala. A meta 2027 (0,95) fica dentro da faixa, permitindo interpretar progresso sem saturar a escala antes do objectivo. A série observada em 2015-2025 vai de 0,877 a 0,906.</w:t>
+              <w:t>Os limites 0 e 1 seguem a escala normalizada do índice/proporção: 0 representa o mínimo e 1 o máximo metodológico da escala. A meta 2027 (0,95) fica dentro da faixa, permitindo interpretar progresso sem saturar a escala antes do objectivo. Meta operacional da v7 mantida (sem correspondência directa no PDN; ver coluna 'Origem da Meta 2027'). A série observada em 2015-2025 vai de 0,877 a 0,906.</w:t>
             </w:r>
           </w:p>
         </w:tc>
@@ -15409,7 +15409,7 @@
               <w:rPr>
                 <w:sz w:val="16"/>
               </w:rPr>
-              <w:t>Os limites 0 e 1 seguem a escala normalizada do índice/proporção: 0 representa o mínimo e 1 o máximo metodológico da escala. A meta 2027 (0,35) fica dentro da faixa, permitindo interpretar progresso sem saturar a escala antes do objectivo. A série observada em 2015-2025 vai de 0,52 a 0,548.</w:t>
+              <w:t>Os limites 0 e 1 seguem a escala normalizada do índice/proporção: 0 representa o mínimo e 1 o máximo metodológico da escala. A meta 2027 (0,35) fica dentro da faixa, permitindo interpretar progresso sem saturar a escala antes do objectivo. Meta operacional da v7 mantida (sem correspondência directa no PDN; ver coluna 'Origem da Meta 2027'). A série observada em 2015-2025 vai de 0,52 a 0,548.</w:t>
             </w:r>
           </w:p>
         </w:tc>
@@ -15525,7 +15525,7 @@
               <w:rPr>
                 <w:sz w:val="16"/>
               </w:rPr>
-              <w:t>Os limites 0 e 100 reflectem o intervalo natural de uma percentagem/proporção: não pode ser inferior a zero nem superior à totalidade do universo medido. A meta 2027 (60) fica dentro da faixa, permitindo interpretar progresso sem saturar a escala antes do objectivo. A linha ainda não tem série anual consolidada em 2015-2025; os limites são parâmetros metodológicos para futura incorporação.</w:t>
+              <w:t>Os limites 0 e 100 reflectem o intervalo natural de uma percentagem/proporção: não pode ser inferior a zero nem superior à totalidade do universo medido. A meta 2027 (60) fica dentro da faixa, permitindo interpretar progresso sem saturar a escala antes do objectivo. Meta operacional da v7 mantida (sem correspondência directa no PDN; ver coluna 'Origem da Meta 2027'). A linha ainda não tem série anual consolidada em 2015-2025; os limites são parâmetros metodológicos para futura incorporação.</w:t>
             </w:r>
           </w:p>
         </w:tc>
@@ -15634,7 +15634,7 @@
               <w:rPr>
                 <w:sz w:val="16"/>
               </w:rPr>
-              <w:t>Os limites 0 e 100 reflectem o intervalo natural de uma percentagem/proporção: não pode ser inferior a zero nem superior à totalidade do universo medido. A meta 2027 (55) fica dentro da faixa, permitindo interpretar progresso sem saturar a escala antes do objectivo. A linha ainda não tem série anual consolidada em 2015-2025; os limites são parâmetros metodológicos para futura incorporação.</w:t>
+              <w:t>Os limites 0 e 100 reflectem o intervalo natural de uma percentagem/proporção: não pode ser inferior a zero nem superior à totalidade do universo medido. A meta 2027 (55) fica dentro da faixa, permitindo interpretar progresso sem saturar a escala antes do objectivo. Meta operacional da v7 mantida (sem correspondência directa no PDN; ver coluna 'Origem da Meta 2027'). A linha ainda não tem série anual consolidada em 2015-2025; os limites são parâmetros metodológicos para futura incorporação.</w:t>
             </w:r>
           </w:p>
         </w:tc>
@@ -15750,7 +15750,7 @@
               <w:rPr>
                 <w:sz w:val="16"/>
               </w:rPr>
-              <w:t>Os limites 0 e 100 reflectem o intervalo natural de uma percentagem/proporção: não pode ser inferior a zero nem superior à totalidade do universo medido. A meta 2027 (45) fica dentro da faixa, permitindo interpretar progresso sem saturar a escala antes do objectivo. A linha ainda não tem série anual consolidada em 2015-2025; os limites são parâmetros metodológicos para futura incorporação.</w:t>
+              <w:t>Os limites 0 e 100 reflectem o intervalo natural de uma percentagem/proporção: não pode ser inferior a zero nem superior à totalidade do universo medido. A meta 2027 (45) fica dentro da faixa, permitindo interpretar progresso sem saturar a escala antes do objectivo. Meta operacional da v7 mantida (sem correspondência directa no PDN; ver coluna 'Origem da Meta 2027'). A linha ainda não tem série anual consolidada em 2015-2025; os limites são parâmetros metodológicos para futura incorporação.</w:t>
             </w:r>
           </w:p>
         </w:tc>
@@ -15859,7 +15859,7 @@
               <w:rPr>
                 <w:sz w:val="16"/>
               </w:rPr>
-              <w:t>Os limites 0 e 1 seguem a escala normalizada do índice/proporção: 0 representa o mínimo e 1 o máximo metodológico da escala. A meta 2027 (0,8) fica dentro da faixa, permitindo interpretar progresso sem saturar a escala antes do objectivo. A série observada em 2015-2025 vai de 0,633 a 0,668.</w:t>
+              <w:t>Os limites 0 e 1 seguem a escala normalizada do índice/proporção: 0 representa o mínimo e 1 o máximo metodológico da escala. A meta 2027 (0,8) fica dentro da faixa, permitindo interpretar progresso sem saturar a escala antes do objectivo. Meta operacional da v7 mantida (sem correspondência directa no PDN; ver coluna 'Origem da Meta 2027'). A série observada em 2015-2025 vai de 0,633 a 0,668.</w:t>
             </w:r>
           </w:p>
         </w:tc>
@@ -15975,7 +15975,7 @@
               <w:rPr>
                 <w:sz w:val="16"/>
               </w:rPr>
-              <w:t>O mínimo 0 representa ausência do problema ou risco medido. O máximo 70 é um tecto operacional de penalização antes de truncagem na escala normalizada. A meta 2027 (30) fica dentro da faixa, permitindo interpretar progresso sem saturar a escala antes do objectivo. A série observada em 2015-2025 vai de 21,38 a 28,13.</w:t>
+              <w:t>O mínimo 0 representa ausência do problema ou risco medido. O máximo 70 é um tecto operacional de penalização antes de truncagem na escala normalizada. A meta 2027 (30) fica dentro da faixa, permitindo interpretar progresso sem saturar a escala antes do objectivo. Meta operacional da v7 mantida (sem correspondência directa no PDN; ver coluna 'Origem da Meta 2027'). A série observada em 2015-2025 vai de 21,38 a 28,13.</w:t>
             </w:r>
           </w:p>
         </w:tc>
@@ -16084,7 +16084,7 @@
               <w:rPr>
                 <w:sz w:val="16"/>
               </w:rPr>
-              <w:t>O mínimo 0 representa ausência ou valor nulo do fenómeno positivo. O máximo 20 é um benchmark operacional compatível com metas, pares internacionais e a escala histórica observada. A meta 2027 (7) fica dentro da faixa, permitindo interpretar progresso sem saturar a escala antes do objectivo. A série observada em 2015-2025 vai de 3,8 a 3,8.</w:t>
+              <w:t>O mínimo 0 representa ausência ou valor nulo do fenómeno positivo. O máximo 20 é um benchmark operacional compatível com metas, pares internacionais e a escala histórica observada. A meta 2027 (7) fica dentro da faixa, permitindo interpretar progresso sem saturar a escala antes do objectivo. Meta operacional da v7 mantida (sem correspondência directa no PDN; ver coluna 'Origem da Meta 2027'). A série observada em 2015-2025 vai de 3,8 a 3,8.</w:t>
             </w:r>
           </w:p>
         </w:tc>
@@ -16200,7 +16200,7 @@
               <w:rPr>
                 <w:sz w:val="16"/>
               </w:rPr>
-              <w:t>O mínimo 0 representa ausência do problema ou risco medido. O máximo 80 é um tecto operacional de penalização antes de truncagem na escala normalizada. A meta 2027 (25) fica dentro da faixa, permitindo interpretar progresso sem saturar a escala antes do objectivo. A série observada em 2015-2025 vai de 51,1 a 51,1.</w:t>
+              <w:t>O mínimo 0 representa ausência do problema ou risco medido. O máximo 80 é um tecto operacional de penalização antes de truncagem na escala normalizada. A meta 2027 (25) fica dentro da faixa, permitindo interpretar progresso sem saturar a escala antes do objectivo. Meta operacional da v7 mantida (sem correspondência directa no PDN; ver coluna 'Origem da Meta 2027'). A série observada em 2015-2025 vai de 51,1 a 51,1.</w:t>
             </w:r>
           </w:p>
         </w:tc>
@@ -16309,7 +16309,7 @@
               <w:rPr>
                 <w:sz w:val="16"/>
               </w:rPr>
-              <w:t>Os limites 0 e 100 reflectem o intervalo natural de uma percentagem/proporção: não pode ser inferior a zero nem superior à totalidade do universo medido. A meta 2027 (80) fica dentro da faixa, permitindo interpretar progresso sem saturar a escala antes do objectivo. A série observada em 2015-2025 vai de 25 a 25.</w:t>
+              <w:t>Os limites 0 e 100 reflectem o intervalo natural de uma percentagem/proporção: não pode ser inferior a zero nem superior à totalidade do universo medido. A meta 2027 (80) fica dentro da faixa, permitindo interpretar progresso sem saturar a escala antes do objectivo. Meta operacional da v7 mantida (sem correspondência directa no PDN; ver coluna 'Origem da Meta 2027'). A série observada em 2015-2025 vai de 25 a 25.</w:t>
             </w:r>
           </w:p>
         </w:tc>
@@ -16425,7 +16425,7 @@
               <w:rPr>
                 <w:sz w:val="16"/>
               </w:rPr>
-              <w:t>Os limites 0 e 100 reflectem o intervalo natural de uma percentagem/proporção: não pode ser inferior a zero nem superior à totalidade do universo medido. A meta 2027 (40) fica dentro da faixa, permitindo interpretar progresso sem saturar a escala antes do objectivo. A série observada em 2015-2025 vai de 0,9201 a 0,9201.</w:t>
+              <w:t>Os limites 0 e 100 reflectem o intervalo natural de uma percentagem/proporção: não pode ser inferior a zero nem superior à totalidade do universo medido. A meta 2027 (40) fica dentro da faixa, permitindo interpretar progresso sem saturar a escala antes do objectivo. Meta operacional da v7 mantida (sem correspondência directa no PDN; ver coluna 'Origem da Meta 2027'). A série observada em 2015-2025 vai de 0,9201 a 0,9201.</w:t>
             </w:r>
           </w:p>
         </w:tc>
@@ -16534,7 +16534,7 @@
               <w:rPr>
                 <w:sz w:val="16"/>
               </w:rPr>
-              <w:t>Os limites 0 e 100 reflectem o intervalo natural de uma percentagem/proporção: não pode ser inferior a zero nem superior à totalidade do universo medido. A meta 2027 (25) fica dentro da faixa, permitindo interpretar progresso sem saturar a escala antes do objectivo. A série observada em 2015-2025 vai de 37,01 a 40,66.</w:t>
+              <w:t>Os limites 0 e 100 reflectem o intervalo natural de uma percentagem/proporção: não pode ser inferior a zero nem superior à totalidade do universo medido. A meta 2027 (25) fica dentro da faixa, permitindo interpretar progresso sem saturar a escala antes do objectivo. Meta operacional da v7 mantida (sem correspondência directa no PDN; ver coluna 'Origem da Meta 2027'). A série observada em 2015-2025 vai de 37,01 a 40,66.</w:t>
             </w:r>
           </w:p>
         </w:tc>
@@ -16650,7 +16650,7 @@
               <w:rPr>
                 <w:sz w:val="16"/>
               </w:rPr>
-              <w:t>Os limites 0 e 100 reflectem o intervalo natural de uma percentagem/proporção: não pode ser inferior a zero nem superior à totalidade do universo medido. A meta 2027 (90) fica dentro da faixa, permitindo interpretar progresso sem saturar a escala antes do objectivo. A série observada em 2015-2025 vai de 13,6 a 13,6.</w:t>
+              <w:t>Os limites 0 e 100 reflectem o intervalo natural de uma percentagem/proporção: não pode ser inferior a zero nem superior à totalidade do universo medido. A meta 2027 (90) fica dentro da faixa, permitindo interpretar progresso sem saturar a escala antes do objectivo. Meta operacional da v7 mantida (sem correspondência directa no PDN; ver coluna 'Origem da Meta 2027'). A série observada em 2015-2025 vai de 13,6 a 13,6.</w:t>
             </w:r>
           </w:p>
         </w:tc>
@@ -16759,7 +16759,7 @@
               <w:rPr>
                 <w:sz w:val="16"/>
               </w:rPr>
-              <w:t>O mínimo 0 representa ausência do problema ou risco medido. O máximo 60 é um tecto operacional de penalização antes de truncagem na escala normalizada. A meta 2027 (30) fica dentro da faixa, permitindo interpretar progresso sem saturar a escala antes do objectivo. A série observada em 2015-2025 vai de 39,6 a 39,6.</w:t>
+              <w:t>O mínimo 0 representa ausência do problema ou risco medido. O máximo 60 é um tecto operacional de penalização antes de truncagem na escala normalizada. A meta 2027 (30) fica dentro da faixa, permitindo interpretar progresso sem saturar a escala antes do objectivo. Meta operacional da v7 mantida (sem correspondência directa no PDN; ver coluna 'Origem da Meta 2027'). A série observada em 2015-2025 vai de 39,6 a 39,6.</w:t>
             </w:r>
           </w:p>
         </w:tc>
@@ -16809,7 +16809,7 @@
               <w:rPr>
                 <w:sz w:val="16"/>
               </w:rPr>
-              <w:t>Pobreza a 3,65 USD/dia (PPC 2017)</w:t>
+              <w:t>Pobreza a 4,20 USD/dia (PPC 2021)</w:t>
             </w:r>
           </w:p>
         </w:tc>
@@ -16875,7 +16875,7 @@
               <w:rPr>
                 <w:sz w:val="16"/>
               </w:rPr>
-              <w:t>Os limites 0 e 100 reflectem o intervalo natural de uma percentagem/proporção: não pode ser inferior a zero nem superior à totalidade do universo medido. A meta 2027 (30) fica dentro da faixa, permitindo interpretar progresso sem saturar a escala antes do objectivo. A série observada em 2015-2025 vai de 53,7 a 53,7.</w:t>
+              <w:t>Os limites 0 e 100 reflectem o intervalo natural de uma percentagem/proporção: não pode ser inferior a zero nem superior à totalidade do universo medido. A meta 2027 (30) fica dentro da faixa, permitindo interpretar progresso sem saturar a escala antes do objectivo. Meta operacional da v7 mantida (sem correspondência directa no PDN; ver coluna 'Origem da Meta 2027'). A série observada em 2015-2025 vai de 53,7 a 53,7.</w:t>
             </w:r>
           </w:p>
         </w:tc>
@@ -16922,7 +16922,7 @@
               <w:rPr>
                 <w:sz w:val="16"/>
               </w:rPr>
-              <w:t>Pobreza a 6,85 USD/dia (PPC 2017)</w:t>
+              <w:t>Pobreza a 8,30 USD/dia (PPC 2021)</w:t>
             </w:r>
           </w:p>
         </w:tc>
@@ -16984,7 +16984,7 @@
               <w:rPr>
                 <w:sz w:val="16"/>
               </w:rPr>
-              <w:t>Os limites 0 e 100 reflectem o intervalo natural de uma percentagem/proporção: não pode ser inferior a zero nem superior à totalidade do universo medido. A meta 2027 (60) fica dentro da faixa, permitindo interpretar progresso sem saturar a escala antes do objectivo. A série observada em 2015-2025 vai de 80 a 80.</w:t>
+              <w:t>Os limites 0 e 100 reflectem o intervalo natural de uma percentagem/proporção: não pode ser inferior a zero nem superior à totalidade do universo medido. A meta 2027 (60) fica dentro da faixa, permitindo interpretar progresso sem saturar a escala antes do objectivo. Meta operacional da v7 mantida (sem correspondência directa no PDN; ver coluna 'Origem da Meta 2027'). A série observada em 2015-2025 vai de 80 a 80.</w:t>
             </w:r>
           </w:p>
         </w:tc>
@@ -17034,7 +17034,7 @@
               <w:rPr>
                 <w:sz w:val="16"/>
               </w:rPr>
-              <w:t>Fosso de pobreza a 2,15 USD/dia</w:t>
+              <w:t>Fosso de pobreza a 3,00 USD/dia (PPC 2021)</w:t>
             </w:r>
           </w:p>
         </w:tc>
@@ -17100,7 +17100,7 @@
               <w:rPr>
                 <w:sz w:val="16"/>
               </w:rPr>
-              <w:t>O mínimo 0 representa ausência do problema ou risco medido. O máximo 60 é um tecto operacional de penalização antes de truncagem na escala normalizada. A meta 2027 (5) fica dentro da faixa, permitindo interpretar progresso sem saturar a escala antes do objectivo. A série observada em 2015-2025 vai de 16,3 a 16,3.</w:t>
+              <w:t>O mínimo 0 representa ausência do problema ou risco medido. O máximo 60 é um tecto operacional de penalização antes de truncagem na escala normalizada. A meta 2027 (5) fica dentro da faixa, permitindo interpretar progresso sem saturar a escala antes do objectivo. Meta operacional da v7 mantida (sem correspondência directa no PDN; ver coluna 'Origem da Meta 2027'). A série observada em 2015-2025 vai de 16,3 a 16,3.</w:t>
             </w:r>
           </w:p>
         </w:tc>
@@ -17209,7 +17209,7 @@
               <w:rPr>
                 <w:sz w:val="16"/>
               </w:rPr>
-              <w:t>Os limites 0 e 100 reflectem o intervalo natural de uma percentagem/proporção: não pode ser inferior a zero nem superior à totalidade do universo medido. A meta 2027 (65) fica dentro da faixa, permitindo interpretar progresso sem saturar a escala antes do objectivo. A série observada em 2015-2025 vai de 71,34 a 74,69.</w:t>
+              <w:t>Os limites 0 e 100 reflectem o intervalo natural de uma percentagem/proporção: não pode ser inferior a zero nem superior à totalidade do universo medido. A meta 2027 (65) fica dentro da faixa, permitindo interpretar progresso sem saturar a escala antes do objectivo. Meta operacional da v7 mantida (sem correspondência directa no PDN; ver coluna 'Origem da Meta 2027'). A série observada em 2015-2025 vai de 71,34 a 74,69.</w:t>
             </w:r>
           </w:p>
         </w:tc>
@@ -17325,7 +17325,7 @@
               <w:rPr>
                 <w:sz w:val="16"/>
               </w:rPr>
-              <w:t>O mínimo 0 representa ausência ou valor nulo do fenómeno positivo. O máximo 60 é um benchmark operacional compatível com metas, pares internacionais e a escala histórica observada. A meta 2027 (35) fica dentro da faixa, permitindo interpretar progresso sem saturar a escala antes do objectivo. A série observada em 2015-2025 vai de 29,55 a 39,55.</w:t>
+              <w:t>O mínimo 0 representa ausência ou valor nulo do fenómeno positivo. O máximo 60 é um benchmark operacional compatível com metas, pares internacionais e a escala histórica observada. A meta 2027 (35) fica dentro da faixa, permitindo interpretar progresso sem saturar a escala antes do objectivo. Meta operacional da v7 mantida (sem correspondência directa no PDN; ver coluna 'Origem da Meta 2027'). A série observada em 2015-2025 vai de 29,55 a 39,55.</w:t>
             </w:r>
           </w:p>
         </w:tc>
@@ -17550,7 +17550,7 @@
               <w:rPr>
                 <w:sz w:val="16"/>
               </w:rPr>
-              <w:t>O mínimo 0 representa ausência ou valor nulo do fenómeno positivo. O máximo 50 é um benchmark operacional compatível com metas, pares internacionais e a escala histórica observada. A meta 2027 (19,8) fica dentro da faixa, permitindo interpretar progresso sem saturar a escala antes do objectivo. A série observada em 2015-2025 vai de 3,29 a 14,83.</w:t>
+              <w:t>O mínimo 0 representa ausência ou valor nulo do fenómeno positivo. O máximo 50 é um benchmark operacional compatível com metas, pares internacionais e a escala histórica observada. A meta 2027 (19,8) fica dentro da faixa, permitindo interpretar progresso sem saturar a escala antes do objectivo. Meta anual 2025 do Balanço do PDN (MINPLAN) usada como proxy da meta 2027 (v8). A série observada em 2015-2025 vai de 3,29 a 14,83.</w:t>
             </w:r>
           </w:p>
         </w:tc>
@@ -17927,7 +17927,7 @@
               <w:rPr>
                 <w:sz w:val="16"/>
               </w:rPr>
-              <w:t>Os limites 0 e 100 reflectem o intervalo natural de uma percentagem/proporção: não pode ser inferior a zero nem superior à totalidade do universo medido. A meta 2027 (61) fica dentro da faixa, permitindo interpretar progresso sem saturar a escala antes do objectivo. Meta alinhada com o PDN 2023-2027 (v8). A série observada em 2015-2025 vai de 58,62 a 67,96.</w:t>
+              <w:t>Os limites 0 e 100 reflectem o intervalo natural de uma percentagem/proporção: não pode ser inferior a zero nem superior à totalidade do universo medido. A meta 2027 (70,5) fica dentro da faixa, permitindo interpretar progresso sem saturar a escala antes do objectivo. Meta do PDN 2023-2027 transposta à base da série (v8; ver coluna 'Origem da Meta 2027'). A série observada em 2015-2025 vai de 58,62 a 67,96.</w:t>
             </w:r>
           </w:p>
         </w:tc>
@@ -18043,7 +18043,7 @@
               <w:rPr>
                 <w:sz w:val="16"/>
               </w:rPr>
-              <w:t>Os limites 0 e 100 reflectem o intervalo natural de uma percentagem/proporção: não pode ser inferior a zero nem superior à totalidade do universo medido. A meta 2027 (55) fica dentro da faixa, permitindo interpretar progresso sem saturar a escala antes do objectivo. Meta alinhada com o PDN 2023-2027 (v8). A série observada em 2015-2025 vai de 46,68 a 50,3.</w:t>
+              <w:t>Os limites 0 e 100 reflectem o intervalo natural de uma percentagem/proporção: não pode ser inferior a zero nem superior à totalidade do universo medido. A meta 2027 (53,3) fica dentro da faixa, permitindo interpretar progresso sem saturar a escala antes do objectivo. Meta do PDN 2023-2027 transposta à base da série (v8; ver coluna 'Origem da Meta 2027'). A série observada em 2015-2025 vai de 46,68 a 50,3.</w:t>
             </w:r>
           </w:p>
         </w:tc>
@@ -18152,7 +18152,7 @@
               <w:rPr>
                 <w:sz w:val="16"/>
               </w:rPr>
-              <w:t>Os limites 0 e 100 reflectem o intervalo natural de uma percentagem/proporção: não pode ser inferior a zero nem superior à totalidade do universo medido. A meta 2027 (49) fica dentro da faixa, permitindo interpretar progresso sem saturar a escala antes do objectivo. Meta alinhada com o PDN 2023-2027 (v8). A série observada em 2015-2025 vai de 41,8 a 51,1.</w:t>
+              <w:t>Os limites 0 e 100 reflectem o intervalo natural de uma percentagem/proporção: não pode ser inferior a zero nem superior à totalidade do universo medido. A meta 2027 (54,5) fica dentro da faixa, permitindo interpretar progresso sem saturar a escala antes do objectivo. Meta do PDN 2023-2027 transposta à base da série (v8; ver coluna 'Origem da Meta 2027'). A série observada em 2015-2025 vai de 41,8 a 51,1.</w:t>
             </w:r>
           </w:p>
         </w:tc>
@@ -18268,7 +18268,7 @@
               <w:rPr>
                 <w:sz w:val="16"/>
               </w:rPr>
-              <w:t>Os limites 0 e 100 reflectem o intervalo natural de uma percentagem/proporção: não pode ser inferior a zero nem superior à totalidade do universo medido. A meta 2027 (70) fica dentro da faixa, permitindo interpretar progresso sem saturar a escala antes do objectivo. A linha ainda não tem série anual consolidada em 2015-2025; os limites são parâmetros metodológicos para futura incorporação.</w:t>
+              <w:t>Os limites 0 e 100 reflectem o intervalo natural de uma percentagem/proporção: não pode ser inferior a zero nem superior à totalidade do universo medido. A meta 2027 (70) fica dentro da faixa, permitindo interpretar progresso sem saturar a escala antes do objectivo. Meta operacional da v7 mantida (sem correspondência directa no PDN; ver coluna 'Origem da Meta 2027'). A linha ainda não tem série anual consolidada em 2015-2025; os limites são parâmetros metodológicos para futura incorporação.</w:t>
             </w:r>
           </w:p>
         </w:tc>
@@ -18377,7 +18377,7 @@
               <w:rPr>
                 <w:sz w:val="16"/>
               </w:rPr>
-              <w:t>O mínimo 0 é o piso natural de uma contagem ou variável monetária não negativa. O máximo 100 é um tecto operacional calibrado pela ordem de grandeza observada, metas e benchmarks, evitando que valores excepcionais dominem a normalização. A meta 2027 (30) fica dentro da faixa, permitindo interpretar progresso sem saturar a escala antes do objectivo. A série observada em 2015-2025 vai de 29 a 33.</w:t>
+              <w:t>O mínimo 0 é o piso natural de uma contagem ou variável monetária não negativa. O máximo 100 é um tecto operacional calibrado pela ordem de grandeza observada, metas e benchmarks, evitando que valores excepcionais dominem a normalização. A meta 2027 (30) fica dentro da faixa, permitindo interpretar progresso sem saturar a escala antes do objectivo. Meta operacional da v7 mantida (sem correspondência directa no PDN; ver coluna 'Origem da Meta 2027'). A série observada em 2015-2025 vai de 29 a 33.</w:t>
             </w:r>
           </w:p>
         </w:tc>
@@ -18427,7 +18427,7 @@
               <w:rPr>
                 <w:sz w:val="16"/>
               </w:rPr>
-              <w:t>Agregados com acesso a eletricidade/água/saneamento - Censo 2024</w:t>
+              <w:t>Agregados com acesso a electricidade/água/saneamento - Censo 2024</w:t>
             </w:r>
           </w:p>
         </w:tc>
@@ -18493,7 +18493,7 @@
               <w:rPr>
                 <w:sz w:val="16"/>
               </w:rPr>
-              <w:t>Os limites 0 e 100 reflectem o intervalo natural de uma percentagem/proporção: não pode ser inferior a zero nem superior à totalidade do universo medido. A meta 2027 (70) fica dentro da faixa, permitindo interpretar progresso sem saturar a escala antes do objectivo. A linha ainda não tem série anual consolidada em 2015-2025; os limites são parâmetros metodológicos para futura incorporação.</w:t>
+              <w:t>Os limites 0 e 100 reflectem o intervalo natural de uma percentagem/proporção: não pode ser inferior a zero nem superior à totalidade do universo medido. A meta 2027 (70) fica dentro da faixa, permitindo interpretar progresso sem saturar a escala antes do objectivo. Meta operacional da v7 mantida (sem correspondência directa no PDN; ver coluna 'Origem da Meta 2027'). A linha ainda não tem série anual consolidada em 2015-2025; os limites são parâmetros metodológicos para futura incorporação.</w:t>
             </w:r>
           </w:p>
         </w:tc>
@@ -18602,7 +18602,7 @@
               <w:rPr>
                 <w:sz w:val="16"/>
               </w:rPr>
-              <w:t>Os limites 0 e 100 reflectem o intervalo natural de uma percentagem/proporção: não pode ser inferior a zero nem superior à totalidade do universo medido. A meta 2027 (75) fica dentro da faixa, permitindo interpretar progresso sem saturar a escala antes do objectivo. A série observada em 2015-2025 vai de 68,1 a 68,1.</w:t>
+              <w:t>Os limites 0 e 100 reflectem o intervalo natural de uma percentagem/proporção: não pode ser inferior a zero nem superior à totalidade do universo medido. A meta 2027 (75) fica dentro da faixa, permitindo interpretar progresso sem saturar a escala antes do objectivo. Meta operacional da v7 mantida (sem correspondência directa no PDN; ver coluna 'Origem da Meta 2027'). A série observada em 2015-2025 vai de 68,1 a 68,1.</w:t>
             </w:r>
           </w:p>
         </w:tc>
@@ -18718,7 +18718,7 @@
               <w:rPr>
                 <w:sz w:val="16"/>
               </w:rPr>
-              <w:t>Os limites 0 e 100 reflectem o intervalo natural de uma percentagem/proporção: não pode ser inferior a zero nem superior à totalidade do universo medido. A meta 2027 (85) fica dentro da faixa, permitindo interpretar progresso sem saturar a escala antes do objectivo. A série observada em 2015-2025 vai de 70,9 a 70,9.</w:t>
+              <w:t>Os limites 0 e 100 reflectem o intervalo natural de uma percentagem/proporção: não pode ser inferior a zero nem superior à totalidade do universo medido. A meta 2027 (85) fica dentro da faixa, permitindo interpretar progresso sem saturar a escala antes do objectivo. Meta operacional da v7 mantida (sem correspondência directa no PDN; ver coluna 'Origem da Meta 2027'). A série observada em 2015-2025 vai de 70,9 a 70,9.</w:t>
             </w:r>
           </w:p>
         </w:tc>
@@ -18827,7 +18827,7 @@
               <w:rPr>
                 <w:sz w:val="16"/>
               </w:rPr>
-              <w:t>Os limites 0 e 100 reflectem o intervalo natural de uma percentagem/proporção: não pode ser inferior a zero nem superior à totalidade do universo medido. A meta 2027 (40) fica dentro da faixa, permitindo interpretar progresso sem saturar a escala antes do objectivo. A série observada em 2015-2025 vai de 22 a 40,7.</w:t>
+              <w:t>Os limites 0 e 100 reflectem o intervalo natural de uma percentagem/proporção: não pode ser inferior a zero nem superior à totalidade do universo medido. A meta 2027 (40) fica dentro da faixa, permitindo interpretar progresso sem saturar a escala antes do objectivo. Meta operacional da v7 mantida (sem correspondência directa no PDN; ver coluna 'Origem da Meta 2027'). A série observada em 2015-2025 vai de 22 a 40,7.</w:t>
             </w:r>
           </w:p>
         </w:tc>
@@ -18943,7 +18943,7 @@
               <w:rPr>
                 <w:sz w:val="16"/>
               </w:rPr>
-              <w:t>O mínimo 0 representa ausência ou valor nulo do fenómeno positivo. O máximo 160 é um benchmark operacional compatível com metas, pares internacionais e a escala histórica observada. A meta 2027 (100) fica dentro da faixa, permitindo interpretar progresso sem saturar a escala antes do objectivo. A série observada em 2015-2025 vai de 42,46 a 70,05.</w:t>
+              <w:t>O mínimo 0 representa ausência ou valor nulo do fenómeno positivo. O máximo 160 é um benchmark operacional compatível com metas, pares internacionais e a escala histórica observada. A meta 2027 (100) fica dentro da faixa, permitindo interpretar progresso sem saturar a escala antes do objectivo. Meta operacional da v7 mantida (sem correspondência directa no PDN; ver coluna 'Origem da Meta 2027'). A série observada em 2015-2025 vai de 42,46 a 70,05.</w:t>
             </w:r>
           </w:p>
         </w:tc>
@@ -19052,7 +19052,7 @@
               <w:rPr>
                 <w:sz w:val="16"/>
               </w:rPr>
-              <w:t>Os limites 0 e 100 reflectem o intervalo natural de uma percentagem/proporção: não pode ser inferior a zero nem superior à totalidade do universo medido. A meta 2027 (35) fica dentro da faixa, permitindo interpretar progresso sem saturar a escala antes do objectivo. A série observada em 2015-2025 vai de 47 a 50,2.</w:t>
+              <w:t>Os limites 0 e 100 reflectem o intervalo natural de uma percentagem/proporção: não pode ser inferior a zero nem superior à totalidade do universo medido. A meta 2027 (35) fica dentro da faixa, permitindo interpretar progresso sem saturar a escala antes do objectivo. Meta operacional da v7 mantida (sem correspondência directa no PDN; ver coluna 'Origem da Meta 2027'). A série observada em 2015-2025 vai de 47 a 50,2.</w:t>
             </w:r>
           </w:p>
         </w:tc>
@@ -19168,7 +19168,7 @@
               <w:rPr>
                 <w:sz w:val="16"/>
               </w:rPr>
-              <w:t>Os limites 0 e 100 reflectem o intervalo natural de uma percentagem/proporção: não pode ser inferior a zero nem superior à totalidade do universo medido. A meta 2027 (5) fica dentro da faixa, permitindo interpretar progresso sem saturar a escala antes do objectivo. A série observada em 2015-2025 vai de 27,7 a 27,7.</w:t>
+              <w:t>Os limites 0 e 100 reflectem o intervalo natural de uma percentagem/proporção: não pode ser inferior a zero nem superior à totalidade do universo medido. A meta 2027 (5) fica dentro da faixa, permitindo interpretar progresso sem saturar a escala antes do objectivo. Meta operacional da v7 mantida (sem correspondência directa no PDN; ver coluna 'Origem da Meta 2027'). A série observada em 2015-2025 vai de 27,7 a 27,7.</w:t>
             </w:r>
           </w:p>
         </w:tc>
@@ -19215,7 +19215,7 @@
               <w:rPr>
                 <w:sz w:val="16"/>
               </w:rPr>
-              <w:t>Acesso rural à eletricidade</w:t>
+              <w:t>Acesso rural à electricidade</w:t>
             </w:r>
           </w:p>
         </w:tc>
@@ -19277,7 +19277,7 @@
               <w:rPr>
                 <w:sz w:val="16"/>
               </w:rPr>
-              <w:t>Os limites 0 e 100 reflectem o intervalo natural de uma percentagem/proporção: não pode ser inferior a zero nem superior à totalidade do universo medido. A meta 2027 (50) fica dentro da faixa, permitindo interpretar progresso sem saturar a escala antes do objectivo. A série observada em 2015-2025 vai de 3,8 a 7,3.</w:t>
+              <w:t>Os limites 0 e 100 reflectem o intervalo natural de uma percentagem/proporção: não pode ser inferior a zero nem superior à totalidade do universo medido. A meta 2027 (50) fica dentro da faixa, permitindo interpretar progresso sem saturar a escala antes do objectivo. Meta operacional da v7 mantida (sem correspondência directa no PDN; ver coluna 'Origem da Meta 2027'). A série observada em 2015-2025 vai de 3,8 a 7,3.</w:t>
             </w:r>
           </w:p>
         </w:tc>
@@ -19327,7 +19327,7 @@
               <w:rPr>
                 <w:sz w:val="16"/>
               </w:rPr>
-              <w:t>Perdas de transmissão e distribuição elétrica</w:t>
+              <w:t>Perdas de transmissão e distribuição eléctrica</w:t>
             </w:r>
           </w:p>
         </w:tc>
@@ -19393,7 +19393,7 @@
               <w:rPr>
                 <w:sz w:val="16"/>
               </w:rPr>
-              <w:t>O mínimo 0 representa ausência do problema ou risco medido. O máximo 60 é um tecto operacional de penalização antes de truncagem na escala normalizada. A meta 2027 (15) fica dentro da faixa, permitindo interpretar progresso sem saturar a escala antes do objectivo. A série observada em 2015-2025 vai de 11,26 a 11,27.</w:t>
+              <w:t>O mínimo 0 representa ausência do problema ou risco medido. O máximo 60 é um tecto operacional de penalização antes de truncagem na escala normalizada. A meta 2027 (15) fica dentro da faixa, permitindo interpretar progresso sem saturar a escala antes do objectivo. Meta operacional da v7 mantida (sem correspondência directa no PDN; ver coluna 'Origem da Meta 2027'). A série observada em 2015-2025 vai de 11,26 a 11,27.</w:t>
             </w:r>
           </w:p>
         </w:tc>
@@ -19502,7 +19502,7 @@
               <w:rPr>
                 <w:sz w:val="16"/>
               </w:rPr>
-              <w:t>O mínimo 0 representa ausência ou valor nulo do fenómeno positivo. O máximo 50 é um benchmark operacional compatível com metas, pares internacionais e a escala histórica observada. A meta 2027 (8) fica dentro da faixa, permitindo interpretar progresso sem saturar a escala antes do objectivo. A série observada em 2015-2025 vai de 0,2903 a 0,5454.</w:t>
+              <w:t>O mínimo 0 representa ausência ou valor nulo do fenómeno positivo. O máximo 50 é um benchmark operacional compatível com metas, pares internacionais e a escala histórica observada. A meta 2027 (8) fica dentro da faixa, permitindo interpretar progresso sem saturar a escala antes do objectivo. Meta operacional da v7 mantida (sem correspondência directa no PDN; ver coluna 'Origem da Meta 2027'). A série observada em 2015-2025 vai de 0,2903 a 0,5454.</w:t>
             </w:r>
           </w:p>
         </w:tc>
@@ -19618,7 +19618,7 @@
               <w:rPr>
                 <w:sz w:val="16"/>
               </w:rPr>
-              <w:t>O mínimo 0 representa ausência do problema ou risco medido. O máximo 30 é um tecto operacional de penalização antes de truncagem na escala normalizada. A meta 2027 (5) fica dentro da faixa, permitindo interpretar progresso sem saturar a escala antes do objectivo. A linha ainda não tem série anual consolidada em 2015-2025; os limites são parâmetros metodológicos para futura incorporação.</w:t>
+              <w:t>O mínimo 0 representa ausência do problema ou risco medido. O máximo 30 é um tecto operacional de penalização antes de truncagem na escala normalizada. A meta 2027 (5) fica dentro da faixa, permitindo interpretar progresso sem saturar a escala antes do objectivo. Meta operacional da v7 mantida (sem correspondência directa no PDN; ver coluna 'Origem da Meta 2027'). A linha ainda não tem série anual consolidada em 2015-2025; os limites são parâmetros metodológicos para futura incorporação.</w:t>
             </w:r>
           </w:p>
         </w:tc>
@@ -19727,7 +19727,7 @@
               <w:rPr>
                 <w:sz w:val="16"/>
               </w:rPr>
-              <w:t>Os limites 0 e 100 reflectem o intervalo natural de uma percentagem/proporção: não pode ser inferior a zero nem superior à totalidade do universo medido. A meta 2027 (30) fica dentro da faixa, permitindo interpretar progresso sem saturar a escala antes do objectivo. A linha ainda não tem série anual consolidada em 2015-2025; os limites são parâmetros metodológicos para futura incorporação.</w:t>
+              <w:t>Os limites 0 e 100 reflectem o intervalo natural de uma percentagem/proporção: não pode ser inferior a zero nem superior à totalidade do universo medido. A meta 2027 (30) fica dentro da faixa, permitindo interpretar progresso sem saturar a escala antes do objectivo. Meta operacional da v7 mantida (sem correspondência directa no PDN; ver coluna 'Origem da Meta 2027'). A linha ainda não tem série anual consolidada em 2015-2025; os limites são parâmetros metodológicos para futura incorporação.</w:t>
             </w:r>
           </w:p>
         </w:tc>
@@ -19777,7 +19777,7 @@
               <w:rPr>
                 <w:sz w:val="16"/>
               </w:rPr>
-              <w:t>Acesso urbano à eletricidade</w:t>
+              <w:t>Acesso urbano à electricidade</w:t>
             </w:r>
           </w:p>
         </w:tc>
@@ -19843,7 +19843,7 @@
               <w:rPr>
                 <w:sz w:val="16"/>
               </w:rPr>
-              <w:t>Os limites 0 e 100 reflectem o intervalo natural de uma percentagem/proporção: não pode ser inferior a zero nem superior à totalidade do universo medido. A meta 2027 (90) fica dentro da faixa, permitindo interpretar progresso sem saturar a escala antes do objectivo. A série observada em 2015-2025 vai de 64 a 77,9.</w:t>
+              <w:t>Os limites 0 e 100 reflectem o intervalo natural de uma percentagem/proporção: não pode ser inferior a zero nem superior à totalidade do universo medido. A meta 2027 (90) fica dentro da faixa, permitindo interpretar progresso sem saturar a escala antes do objectivo. Meta operacional da v7 mantida (sem correspondência directa no PDN; ver coluna 'Origem da Meta 2027'). A série observada em 2015-2025 vai de 64 a 77,9.</w:t>
             </w:r>
           </w:p>
         </w:tc>
@@ -19890,7 +19890,7 @@
               <w:rPr>
                 <w:sz w:val="16"/>
               </w:rPr>
-              <w:t>Eletricidade renovável no output elétrico</w:t>
+              <w:t>Electricidade renovável no output eléctrico</w:t>
             </w:r>
           </w:p>
         </w:tc>
@@ -19904,7 +19904,7 @@
               <w:rPr>
                 <w:sz w:val="16"/>
               </w:rPr>
-              <w:t>% output elétrico / +</w:t>
+              <w:t>% output eléctrico / +</w:t>
             </w:r>
           </w:p>
         </w:tc>
@@ -19952,7 +19952,7 @@
               <w:rPr>
                 <w:sz w:val="16"/>
               </w:rPr>
-              <w:t>Os limites 0 e 100 reflectem o intervalo natural de uma percentagem/proporção: não pode ser inferior a zero nem superior à totalidade do universo medido. A meta 2027 (73) fica dentro da faixa, permitindo interpretar progresso sem saturar a escala antes do objectivo. Meta alinhada com o PDN 2023-2027 (v8). A série observada em 2015-2025 vai de 52,31 a 91,16.</w:t>
+              <w:t>Os limites 0 e 100 reflectem o intervalo natural de uma percentagem/proporção: não pode ser inferior a zero nem superior à totalidade do universo medido. A série observada em 2015-2025 vai de 52,31 a 91,16.</w:t>
             </w:r>
           </w:p>
         </w:tc>
@@ -20068,7 +20068,7 @@
               <w:rPr>
                 <w:sz w:val="16"/>
               </w:rPr>
-              <w:t>Os limites 0 e 100 reflectem o intervalo natural de uma percentagem/proporção: não pode ser inferior a zero nem superior à totalidade do universo medido. A meta 2027 (65) fica dentro da faixa, permitindo interpretar progresso sem saturar a escala antes do objectivo. A série observada em 2015-2025 vai de 29,07 a 36,91.</w:t>
+              <w:t>Os limites 0 e 100 reflectem o intervalo natural de uma percentagem/proporção: não pode ser inferior a zero nem superior à totalidade do universo medido. A meta 2027 (65) fica dentro da faixa, permitindo interpretar progresso sem saturar a escala antes do objectivo. Meta operacional da v7 mantida (sem correspondência directa no PDN; ver coluna 'Origem da Meta 2027'). A série observada em 2015-2025 vai de 29,07 a 36,91.</w:t>
             </w:r>
           </w:p>
         </w:tc>
@@ -20177,7 +20177,7 @@
               <w:rPr>
                 <w:sz w:val="16"/>
               </w:rPr>
-              <w:t>Os limites 0 e 100 reflectem o intervalo natural de uma percentagem/proporção: não pode ser inferior a zero nem superior à totalidade do universo medido. A meta 2027 (90) fica dentro da faixa, permitindo interpretar progresso sem saturar a escala antes do objectivo. A série observada em 2015-2025 vai de 75,64 a 81,73.</w:t>
+              <w:t>Os limites 0 e 100 reflectem o intervalo natural de uma percentagem/proporção: não pode ser inferior a zero nem superior à totalidade do universo medido. A meta 2027 (90) fica dentro da faixa, permitindo interpretar progresso sem saturar a escala antes do objectivo. Meta operacional da v7 mantida (sem correspondência directa no PDN; ver coluna 'Origem da Meta 2027'). A série observada em 2015-2025 vai de 75,64 a 81,73.</w:t>
             </w:r>
           </w:p>
         </w:tc>
@@ -20293,7 +20293,7 @@
               <w:rPr>
                 <w:sz w:val="16"/>
               </w:rPr>
-              <w:t>Os limites 0 e 100 reflectem o intervalo natural de uma percentagem/proporção: não pode ser inferior a zero nem superior à totalidade do universo medido. A meta 2027 (45) fica dentro da faixa, permitindo interpretar progresso sem saturar a escala antes do objectivo. A série observada em 2015-2025 vai de 21,86 a 23,55.</w:t>
+              <w:t>Os limites 0 e 100 reflectem o intervalo natural de uma percentagem/proporção: não pode ser inferior a zero nem superior à totalidade do universo medido. A meta 2027 (45) fica dentro da faixa, permitindo interpretar progresso sem saturar a escala antes do objectivo. Meta operacional da v7 mantida (sem correspondência directa no PDN; ver coluna 'Origem da Meta 2027'). A série observada em 2015-2025 vai de 21,86 a 23,55.</w:t>
             </w:r>
           </w:p>
         </w:tc>
@@ -20402,7 +20402,7 @@
               <w:rPr>
                 <w:sz w:val="16"/>
               </w:rPr>
-              <w:t>Os limites 0 e 100 reflectem o intervalo natural de uma percentagem/proporção: não pode ser inferior a zero nem superior à totalidade do universo medido. A meta 2027 (75) fica dentro da faixa, permitindo interpretar progresso sem saturar a escala antes do objectivo. A série observada em 2015-2025 vai de 60,98 a 62,84.</w:t>
+              <w:t>Os limites 0 e 100 reflectem o intervalo natural de uma percentagem/proporção: não pode ser inferior a zero nem superior à totalidade do universo medido. A meta 2027 (75) fica dentro da faixa, permitindo interpretar progresso sem saturar a escala antes do objectivo. Meta operacional da v7 mantida (sem correspondência directa no PDN; ver coluna 'Origem da Meta 2027'). A série observada em 2015-2025 vai de 60,98 a 62,84.</w:t>
             </w:r>
           </w:p>
         </w:tc>
@@ -20518,7 +20518,7 @@
               <w:rPr>
                 <w:sz w:val="16"/>
               </w:rPr>
-              <w:t>Os limites 0 e 100 reflectem o intervalo natural de uma percentagem/proporção: não pode ser inferior a zero nem superior à totalidade do universo medido. A meta 2027 (25) fica dentro da faixa, permitindo interpretar progresso sem saturar a escala antes do objectivo. A série observada em 2015-2025 vai de 7,7 a 8,4.</w:t>
+              <w:t>Os limites 0 e 100 reflectem o intervalo natural de uma percentagem/proporção: não pode ser inferior a zero nem superior à totalidade do universo medido. A meta 2027 (25) fica dentro da faixa, permitindo interpretar progresso sem saturar a escala antes do objectivo. Meta operacional da v7 mantida (sem correspondência directa no PDN; ver coluna 'Origem da Meta 2027'). A série observada em 2015-2025 vai de 7,7 a 8,4.</w:t>
             </w:r>
           </w:p>
         </w:tc>
@@ -20627,7 +20627,7 @@
               <w:rPr>
                 <w:sz w:val="16"/>
               </w:rPr>
-              <w:t>Os limites 0 e 100 reflectem o intervalo natural de uma percentagem/proporção: não pode ser inferior a zero nem superior à totalidade do universo medido. A meta 2027 (60) fica dentro da faixa, permitindo interpretar progresso sem saturar a escala antes do objectivo. A série observada em 2015-2025 vai de 75 a 77,5.</w:t>
+              <w:t>Os limites 0 e 100 reflectem o intervalo natural de uma percentagem/proporção: não pode ser inferior a zero nem superior à totalidade do universo medido. A meta 2027 (60) fica dentro da faixa, permitindo interpretar progresso sem saturar a escala antes do objectivo. Meta operacional da v7 mantida (sem correspondência directa no PDN; ver coluna 'Origem da Meta 2027'). A série observada em 2015-2025 vai de 75 a 77,5.</w:t>
             </w:r>
           </w:p>
         </w:tc>
@@ -20852,7 +20852,7 @@
               <w:rPr>
                 <w:sz w:val="16"/>
               </w:rPr>
-              <w:t>Os limites 1 e 5 reproduzem a escala oficial do índice (1 = pior, 5 = melhor). A meta 2027 (3) fica dentro da faixa, permitindo interpretar progresso sem saturar a escala antes do objectivo. A série observada em 2015-2025 vai de 2,05 a 2,241.</w:t>
+              <w:t>Os limites 1 e 5 reproduzem a escala oficial do índice (1 = pior, 5 = melhor). A meta 2027 (3) fica dentro da faixa, permitindo interpretar progresso sem saturar a escala antes do objectivo. Meta operacional da v7 mantida (sem correspondência directa no PDN; ver coluna 'Origem da Meta 2027'). A série observada em 2015-2025 vai de 2,05 a 2,241.</w:t>
             </w:r>
           </w:p>
         </w:tc>
@@ -20902,7 +20902,7 @@
               <w:rPr>
                 <w:sz w:val="16"/>
               </w:rPr>
-              <w:t>Eletricidade hidroelétrica no output elétrico</w:t>
+              <w:t>Electricidade hidroeléctrica no output eléctrico</w:t>
             </w:r>
           </w:p>
         </w:tc>
@@ -20917,7 +20917,7 @@
               <w:rPr>
                 <w:sz w:val="16"/>
               </w:rPr>
-              <w:t>% output elétrico / +/-</w:t>
+              <w:t>% output eléctrico / +/-</w:t>
             </w:r>
           </w:p>
         </w:tc>
@@ -21352,7 +21352,7 @@
               <w:rPr>
                 <w:sz w:val="16"/>
               </w:rPr>
-              <w:t>Consumo de eletricidade per capita</w:t>
+              <w:t>Consumo de electricidade per capita</w:t>
             </w:r>
           </w:p>
         </w:tc>
@@ -21795,7 +21795,7 @@
               <w:rPr>
                 <w:sz w:val="16"/>
               </w:rPr>
-              <w:t>Os limites 0 e 100 reflectem o intervalo natural de uma percentagem/proporção: não pode ser inferior a zero nem superior à totalidade do universo medido. A meta 2027 (65) fica dentro da faixa, permitindo interpretar progresso sem saturar a escala antes do objectivo. A série observada em 2015-2025 vai de 61,08 a 64,62.</w:t>
+              <w:t>Os limites 0 e 100 reflectem o intervalo natural de uma percentagem/proporção: não pode ser inferior a zero nem superior à totalidade do universo medido. A meta 2027 (65) fica dentro da faixa, permitindo interpretar progresso sem saturar a escala antes do objectivo. Meta operacional da v7 mantida (sem correspondência directa no PDN; ver coluna 'Origem da Meta 2027'). A série observada em 2015-2025 vai de 61,08 a 64,62.</w:t>
             </w:r>
           </w:p>
         </w:tc>
@@ -21911,7 +21911,7 @@
               <w:rPr>
                 <w:sz w:val="16"/>
               </w:rPr>
-              <w:t>O mínimo 0 representa ausência do problema ou risco medido. O máximo 50 é um tecto operacional de penalização antes de truncagem na escala normalizada. A meta 2027 (25) fica dentro da faixa, permitindo interpretar progresso sem saturar a escala antes do objectivo. Meta alinhada com o PDN 2023-2027 (v8). A série observada em 2015-2025 vai de 14,02 a 16,7.</w:t>
+              <w:t>O mínimo 0 representa ausência do problema ou risco medido. O máximo 50 é um tecto operacional de penalização antes de truncagem na escala normalizada. A meta 2027 (11,8) fica dentro da faixa, permitindo interpretar progresso sem saturar a escala antes do objectivo. Meta do PDN 2023-2027 transposta à base da série (v8; ver coluna 'Origem da Meta 2027'). A série observada em 2015-2025 vai de 14,02 a 16,7.</w:t>
             </w:r>
           </w:p>
         </w:tc>
@@ -22136,7 +22136,7 @@
               <w:rPr>
                 <w:sz w:val="16"/>
               </w:rPr>
-              <w:t>Os limites 0 e 100 reflectem o intervalo natural de uma percentagem/proporção: não pode ser inferior a zero nem superior à totalidade do universo medido. A meta 2027 (69) fica dentro da faixa, permitindo interpretar progresso sem saturar a escala antes do objectivo. Meta alinhada com o PDN 2023-2027 (v8). A série observada em 2015-2025 vai de 74,54 a 80,49.</w:t>
+              <w:t>Os limites 0 e 100 reflectem o intervalo natural de uma percentagem/proporção: não pode ser inferior a zero nem superior à totalidade do universo medido. A meta 2027 (70,9) fica dentro da faixa, permitindo interpretar progresso sem saturar a escala antes do objectivo. Meta do PDN 2023-2027 transposta à base da série (v8; ver coluna 'Origem da Meta 2027'). A série observada em 2015-2025 vai de 74,54 a 80,49.</w:t>
             </w:r>
           </w:p>
         </w:tc>
@@ -22245,7 +22245,7 @@
               <w:rPr>
                 <w:sz w:val="16"/>
               </w:rPr>
-              <w:t>Os limites 0 e 100 reflectem o intervalo natural de uma percentagem/proporção: não pode ser inferior a zero nem superior à totalidade do universo medido. A meta 2027 (31) fica dentro da faixa, permitindo interpretar progresso sem saturar a escala antes do objectivo. Meta alinhada com o PDN 2023-2027 (v8). A série observada em 2015-2025 vai de 19,51 a 25,46.</w:t>
+              <w:t>Os limites 0 e 100 reflectem o intervalo natural de uma percentagem/proporção: não pode ser inferior a zero nem superior à totalidade do universo medido. A meta 2027 (29,1) fica dentro da faixa, permitindo interpretar progresso sem saturar a escala antes do objectivo. Meta do PDN 2023-2027 transposta à base da série (v8; ver coluna 'Origem da Meta 2027'). A série observada em 2015-2025 vai de 19,51 a 25,31.</w:t>
             </w:r>
           </w:p>
         </w:tc>
@@ -22361,7 +22361,7 @@
               <w:rPr>
                 <w:sz w:val="16"/>
               </w:rPr>
-              <w:t>Como o indicador pode assumir valores negativos e positivos, o intervalo -5 a 10 capta deterioração e melhoria sem tornar a escala excessivamente sensível a choques. A meta 2027 (3) fica dentro da faixa, permitindo interpretar progresso sem saturar a escala antes do objectivo. A linha ainda não tem série anual consolidada em 2015-2025; os limites são parâmetros metodológicos para futura incorporação.</w:t>
+              <w:t>Como o indicador pode assumir valores negativos e positivos, o intervalo -5 a 10 capta deterioração e melhoria sem tornar a escala excessivamente sensível a choques. A meta 2027 (3) fica dentro da faixa, permitindo interpretar progresso sem saturar a escala antes do objectivo. Meta operacional da v7 mantida (sem correspondência directa no PDN; ver coluna 'Origem da Meta 2027'). A linha ainda não tem série anual consolidada em 2015-2025; os limites são parâmetros metodológicos para futura incorporação.</w:t>
             </w:r>
           </w:p>
         </w:tc>
@@ -22470,7 +22470,7 @@
               <w:rPr>
                 <w:sz w:val="16"/>
               </w:rPr>
-              <w:t>Os limites 0 e 100 reflectem o intervalo natural de uma percentagem/proporção: não pode ser inferior a zero nem superior à totalidade do universo medido. A meta 2027 (55) fica dentro da faixa, permitindo interpretar progresso sem saturar a escala antes do objectivo. A linha ainda não tem série anual consolidada em 2015-2025; os limites são parâmetros metodológicos para futura incorporação.</w:t>
+              <w:t>Os limites 0 e 100 reflectem o intervalo natural de uma percentagem/proporção: não pode ser inferior a zero nem superior à totalidade do universo medido. A meta 2027 (55) fica dentro da faixa, permitindo interpretar progresso sem saturar a escala antes do objectivo. Meta operacional da v7 mantida (sem correspondência directa no PDN; ver coluna 'Origem da Meta 2027'). A linha ainda não tem série anual consolidada em 2015-2025; os limites são parâmetros metodológicos para futura incorporação.</w:t>
             </w:r>
           </w:p>
         </w:tc>
@@ -22586,7 +22586,7 @@
               <w:rPr>
                 <w:sz w:val="16"/>
               </w:rPr>
-              <w:t>Os limites 0 e 100 reflectem o intervalo natural de uma percentagem/proporção: não pode ser inferior a zero nem superior à totalidade do universo medido. A meta 2027 (50) fica dentro da faixa, permitindo interpretar progresso sem saturar a escala antes do objectivo. A linha ainda não tem série anual consolidada em 2015-2025; os limites são parâmetros metodológicos para futura incorporação.</w:t>
+              <w:t>Os limites 0 e 100 reflectem o intervalo natural de uma percentagem/proporção: não pode ser inferior a zero nem superior à totalidade do universo medido. A meta 2027 (50) fica dentro da faixa, permitindo interpretar progresso sem saturar a escala antes do objectivo. Meta operacional da v7 mantida (sem correspondência directa no PDN; ver coluna 'Origem da Meta 2027'). A linha ainda não tem série anual consolidada em 2015-2025; os limites são parâmetros metodológicos para futura incorporação.</w:t>
             </w:r>
           </w:p>
         </w:tc>
@@ -22695,7 +22695,7 @@
               <w:rPr>
                 <w:sz w:val="16"/>
               </w:rPr>
-              <w:t>O mínimo 0 representa ausência do problema ou risco medido. O máximo 70 é um tecto operacional de penalização antes de truncagem na escala normalizada. A meta 2027 (25) fica dentro da faixa, permitindo interpretar progresso sem saturar a escala antes do objectivo. A série observada em 2015-2025 vai de 21,38 a 28,13.</w:t>
+              <w:t>O mínimo 0 representa ausência do problema ou risco medido. O máximo 70 é um tecto operacional de penalização antes de truncagem na escala normalizada. A meta 2027 (25) fica dentro da faixa, permitindo interpretar progresso sem saturar a escala antes do objectivo. Meta operacional da v7 mantida (sem correspondência directa no PDN; ver coluna 'Origem da Meta 2027'). A série observada em 2015-2025 vai de 21,38 a 28,13.</w:t>
             </w:r>
           </w:p>
         </w:tc>
@@ -22811,7 +22811,7 @@
               <w:rPr>
                 <w:sz w:val="16"/>
               </w:rPr>
-              <w:t>Os limites 0 e 100 reflectem o intervalo natural de uma percentagem/proporção: não pode ser inferior a zero nem superior à totalidade do universo medido. A meta 2027 (65) fica dentro da faixa, permitindo interpretar progresso sem saturar a escala antes do objectivo. A série observada em 2015-2025 vai de 71,34 a 74,69.</w:t>
+              <w:t>Os limites 0 e 100 reflectem o intervalo natural de uma percentagem/proporção: não pode ser inferior a zero nem superior à totalidade do universo medido. A meta 2027 (65) fica dentro da faixa, permitindo interpretar progresso sem saturar a escala antes do objectivo. Meta operacional da v7 mantida (sem correspondência directa no PDN; ver coluna 'Origem da Meta 2027'). A série observada em 2015-2025 vai de 71,34 a 74,69.</w:t>
             </w:r>
           </w:p>
         </w:tc>
@@ -22920,7 +22920,7 @@
               <w:rPr>
                 <w:sz w:val="16"/>
               </w:rPr>
-              <w:t>O mínimo 0 representa ausência do problema ou risco medido. O máximo 60 é um tecto operacional de penalização antes de truncagem na escala normalizada. A meta 2027 (25) fica dentro da faixa, permitindo interpretar progresso sem saturar a escala antes do objectivo. Meta alinhada com o PDN 2023-2027 (v8). A série observada em 2015-2025 vai de 10,39 a 16,43.</w:t>
+              <w:t>O mínimo 0 representa ausência do problema ou risco medido. O máximo 60 é um tecto operacional de penalização antes de truncagem na escala normalizada. A meta 2027 (11,7) fica dentro da faixa, permitindo interpretar progresso sem saturar a escala antes do objectivo. Meta do PDN 2023-2027 transposta à base da série (v8; ver coluna 'Origem da Meta 2027'). A série observada em 2015-2025 vai de 10,39 a 16,43.</w:t>
             </w:r>
           </w:p>
         </w:tc>
@@ -23145,7 +23145,7 @@
               <w:rPr>
                 <w:sz w:val="16"/>
               </w:rPr>
-              <w:t>Os limites 0 e 100 reflectem o intervalo natural de uma percentagem/proporção: não pode ser inferior a zero nem superior à totalidade do universo medido. A meta 2027 (70) fica dentro da faixa, permitindo interpretar progresso sem saturar a escala antes do objectivo. A série observada em 2015-2025 vai de 73,32 a 76,37.</w:t>
+              <w:t>Os limites 0 e 100 reflectem o intervalo natural de uma percentagem/proporção: não pode ser inferior a zero nem superior à totalidade do universo medido. A meta 2027 (70) fica dentro da faixa, permitindo interpretar progresso sem saturar a escala antes do objectivo. Meta operacional da v7 mantida (sem correspondência directa no PDN; ver coluna 'Origem da Meta 2027'). A série observada em 2015-2025 vai de 73,32 a 76,37.</w:t>
             </w:r>
           </w:p>
         </w:tc>
@@ -23261,7 +23261,7 @@
               <w:rPr>
                 <w:sz w:val="16"/>
               </w:rPr>
-              <w:t>Os limites 0 e 100 reflectem o intervalo natural de uma percentagem/proporção: não pode ser inferior a zero nem superior à totalidade do universo medido. A meta 2027 (50) fica dentro da faixa, permitindo interpretar progresso sem saturar a escala antes do objectivo. A série observada em 2015-2025 vai de 65,22 a 66,31.</w:t>
+              <w:t>Os limites 0 e 100 reflectem o intervalo natural de uma percentagem/proporção: não pode ser inferior a zero nem superior à totalidade do universo medido. A meta 2027 (50) fica dentro da faixa, permitindo interpretar progresso sem saturar a escala antes do objectivo. Meta operacional da v7 mantida (sem correspondência directa no PDN; ver coluna 'Origem da Meta 2027'). A série observada em 2015-2025 vai de 65,22 a 66,31.</w:t>
             </w:r>
           </w:p>
         </w:tc>
@@ -23370,7 +23370,7 @@
               <w:rPr>
                 <w:sz w:val="16"/>
               </w:rPr>
-              <w:t>Os limites 0 e 100 reflectem o intervalo natural de uma percentagem/proporção: não pode ser inferior a zero nem superior à totalidade do universo medido. A meta 2027 (50) fica dentro da faixa, permitindo interpretar progresso sem saturar a escala antes do objectivo. A série observada em 2015-2025 vai de 24,1 a 25,41.</w:t>
+              <w:t>Os limites 0 e 100 reflectem o intervalo natural de uma percentagem/proporção: não pode ser inferior a zero nem superior à totalidade do universo medido. A meta 2027 (50) fica dentro da faixa, permitindo interpretar progresso sem saturar a escala antes do objectivo. Meta operacional da v7 mantida (sem correspondência directa no PDN; ver coluna 'Origem da Meta 2027'). A série observada em 2015-2025 vai de 24,1 a 25,41.</w:t>
             </w:r>
           </w:p>
         </w:tc>
@@ -23486,7 +23486,7 @@
               <w:rPr>
                 <w:sz w:val="16"/>
               </w:rPr>
-              <w:t>O intervalo 1 000 a 50 000 é uma faixa operacional para uma variável monetária/escala de grandeza que não parte realisticamente de zero no caso observado. A meta 2027 (12 000) fica dentro da faixa, permitindo interpretar progresso sem saturar a escala antes do objectivo. A série observada em 2015-2025 vai de 24 632,0 a 32 713,5.</w:t>
+              <w:t>O intervalo 1 000 a 50 000 é uma faixa operacional para uma variável monetária/escala de grandeza que não parte realisticamente de zero no caso observado. A meta 2027 (12 000) fica dentro da faixa, permitindo interpretar progresso sem saturar a escala antes do objectivo. Meta operacional da v7 mantida (sem correspondência directa no PDN; ver coluna 'Origem da Meta 2027'). A série observada em 2015-2025 vai de 24 632,0 a 32 713,5.</w:t>
             </w:r>
           </w:p>
         </w:tc>
@@ -23595,7 +23595,7 @@
               <w:rPr>
                 <w:sz w:val="16"/>
               </w:rPr>
-              <w:t>Os limites 0 e 100 reflectem o intervalo natural de uma percentagem/proporção: não pode ser inferior a zero nem superior à totalidade do universo medido. A meta 2027 (35) fica dentro da faixa, permitindo interpretar progresso sem saturar a escala antes do objectivo. A série observada em 2015-2025 vai de 51,95 a 56,71.</w:t>
+              <w:t>Os limites 0 e 100 reflectem o intervalo natural de uma percentagem/proporção: não pode ser inferior a zero nem superior à totalidade do universo medido. A meta 2027 (35) fica dentro da faixa, permitindo interpretar progresso sem saturar a escala antes do objectivo. Meta operacional da v7 mantida (sem correspondência directa no PDN; ver coluna 'Origem da Meta 2027'). A série observada em 2015-2025 vai de 51,95 a 56,71.</w:t>
             </w:r>
           </w:p>
         </w:tc>
@@ -23711,7 +23711,7 @@
               <w:rPr>
                 <w:sz w:val="16"/>
               </w:rPr>
-              <w:t>Os limites 0 e 100 reflectem o intervalo natural de uma percentagem/proporção: não pode ser inferior a zero nem superior à totalidade do universo medido. A meta 2027 (20) fica dentro da faixa, permitindo interpretar progresso sem saturar a escala antes do objectivo. A série observada em 2015-2025 vai de 5,718 a 7,199.</w:t>
+              <w:t>Os limites 0 e 100 reflectem o intervalo natural de uma percentagem/proporção: não pode ser inferior a zero nem superior à totalidade do universo medido. A meta 2027 (20) fica dentro da faixa, permitindo interpretar progresso sem saturar a escala antes do objectivo. Meta operacional da v7 mantida (sem correspondência directa no PDN; ver coluna 'Origem da Meta 2027'). A série observada em 2015-2025 vai de 5,718 a 7,199.</w:t>
             </w:r>
           </w:p>
         </w:tc>
@@ -23820,7 +23820,7 @@
               <w:rPr>
                 <w:sz w:val="16"/>
               </w:rPr>
-              <w:t>Os limites 0 e 100 reflectem o intervalo natural de uma percentagem/proporção: não pode ser inferior a zero nem superior à totalidade do universo medido. A meta 2027 (45) fica dentro da faixa, permitindo interpretar progresso sem saturar a escala antes do objectivo. A série observada em 2015-2025 vai de 37,57 a 40,85.</w:t>
+              <w:t>Os limites 0 e 100 reflectem o intervalo natural de uma percentagem/proporção: não pode ser inferior a zero nem superior à totalidade do universo medido. A meta 2027 (45) fica dentro da faixa, permitindo interpretar progresso sem saturar a escala antes do objectivo. Meta operacional da v7 mantida (sem correspondência directa no PDN; ver coluna 'Origem da Meta 2027'). A série observada em 2015-2025 vai de 37,57 a 40,85.</w:t>
             </w:r>
           </w:p>
         </w:tc>
@@ -23936,7 +23936,7 @@
               <w:rPr>
                 <w:sz w:val="16"/>
               </w:rPr>
-              <w:t>Os limites 0 e 100 reflectem o intervalo natural de uma percentagem/proporção: não pode ser inferior a zero nem superior à totalidade do universo medido. A meta 2027 (75) fica dentro da faixa, permitindo interpretar progresso sem saturar a escala antes do objectivo. A série observada em 2015-2025 vai de 75,39 a 78,56.</w:t>
+              <w:t>Os limites 0 e 100 reflectem o intervalo natural de uma percentagem/proporção: não pode ser inferior a zero nem superior à totalidade do universo medido. A meta 2027 (75) fica dentro da faixa, permitindo interpretar progresso sem saturar a escala antes do objectivo. Meta operacional da v7 mantida (sem correspondência directa no PDN; ver coluna 'Origem da Meta 2027'). A série observada em 2015-2025 vai de 75,39 a 78,56.</w:t>
             </w:r>
           </w:p>
         </w:tc>
@@ -24045,7 +24045,7 @@
               <w:rPr>
                 <w:sz w:val="16"/>
               </w:rPr>
-              <w:t>O mínimo 0 representa ausência do problema ou risco medido. O máximo 60 é um tecto operacional de penalização antes de truncagem na escala normalizada. A meta 2027 (20) fica dentro da faixa, permitindo interpretar progresso sem saturar a escala antes do objectivo. A série observada em 2015-2025 vai de 14,26 a 17,51.</w:t>
+              <w:t>O mínimo 0 representa ausência do problema ou risco medido. O máximo 60 é um tecto operacional de penalização antes de truncagem na escala normalizada. A meta 2027 (20) fica dentro da faixa, permitindo interpretar progresso sem saturar a escala antes do objectivo. Meta operacional da v7 mantida (sem correspondência directa no PDN; ver coluna 'Origem da Meta 2027'). A série observada em 2015-2025 vai de 14,26 a 17,51.</w:t>
             </w:r>
           </w:p>
         </w:tc>
@@ -24161,7 +24161,7 @@
               <w:rPr>
                 <w:sz w:val="16"/>
               </w:rPr>
-              <w:t>O mínimo 0 representa ausência do problema ou risco medido. O máximo 60 é um tecto operacional de penalização antes de truncagem na escala normalizada. A meta 2027 (18) fica dentro da faixa, permitindo interpretar progresso sem saturar a escala antes do objectivo. A série observada em 2015-2025 vai de 13,74 a 16,78.</w:t>
+              <w:t>O mínimo 0 representa ausência do problema ou risco medido. O máximo 60 é um tecto operacional de penalização antes de truncagem na escala normalizada. A meta 2027 (18) fica dentro da faixa, permitindo interpretar progresso sem saturar a escala antes do objectivo. Meta operacional da v7 mantida (sem correspondência directa no PDN; ver coluna 'Origem da Meta 2027'). A série observada em 2015-2025 vai de 13,74 a 16,78.</w:t>
             </w:r>
           </w:p>
         </w:tc>
@@ -24270,7 +24270,7 @@
               <w:rPr>
                 <w:sz w:val="16"/>
               </w:rPr>
-              <w:t>O mínimo 0 representa ausência do problema ou risco medido. O máximo 80 é um tecto operacional de penalização antes de truncagem na escala normalizada. A meta 2027 (30) fica dentro da faixa, permitindo interpretar progresso sem saturar a escala antes do objectivo. A série observada em 2015-2025 vai de 26,48 a 34,62.</w:t>
+              <w:t>O mínimo 0 representa ausência do problema ou risco medido. O máximo 80 é um tecto operacional de penalização antes de truncagem na escala normalizada. A meta 2027 (30) fica dentro da faixa, permitindo interpretar progresso sem saturar a escala antes do objectivo. Meta operacional da v7 mantida (sem correspondência directa no PDN; ver coluna 'Origem da Meta 2027'). A série observada em 2015-2025 vai de 26,48 a 34,62.</w:t>
             </w:r>
           </w:p>
         </w:tc>
@@ -24386,7 +24386,7 @@
               <w:rPr>
                 <w:sz w:val="16"/>
               </w:rPr>
-              <w:t>O mínimo 0 representa ausência do problema ou risco medido. O máximo 80 é um tecto operacional de penalização antes de truncagem na escala normalizada. A meta 2027 (28) fica dentro da faixa, permitindo interpretar progresso sem saturar a escala antes do objectivo. A série observada em 2015-2025 vai de 26,99 a 35,62.</w:t>
+              <w:t>O mínimo 0 representa ausência do problema ou risco medido. O máximo 80 é um tecto operacional de penalização antes de truncagem na escala normalizada. A meta 2027 (28) fica dentro da faixa, permitindo interpretar progresso sem saturar a escala antes do objectivo. Meta operacional da v7 mantida (sem correspondência directa no PDN; ver coluna 'Origem da Meta 2027'). A série observada em 2015-2025 vai de 26,99 a 35,62.</w:t>
             </w:r>
           </w:p>
         </w:tc>
@@ -24495,7 +24495,7 @@
               <w:rPr>
                 <w:sz w:val="16"/>
               </w:rPr>
-              <w:t>Os limites 0 e 100 reflectem o intervalo natural de uma percentagem/proporção: não pode ser inferior a zero nem superior à totalidade do universo medido. A meta 2027 (45) fica dentro da faixa, permitindo interpretar progresso sem saturar a escala antes do objectivo. A série observada em 2015-2025 vai de 80,76 a 81,58.</w:t>
+              <w:t>Os limites 0 e 100 reflectem o intervalo natural de uma percentagem/proporção: não pode ser inferior a zero nem superior à totalidade do universo medido. A meta 2027 (45) fica dentro da faixa, permitindo interpretar progresso sem saturar a escala antes do objectivo. Meta operacional da v7 mantida (sem correspondência directa no PDN; ver coluna 'Origem da Meta 2027'). A série observada em 2015-2025 vai de 80,76 a 81,58.</w:t>
             </w:r>
           </w:p>
         </w:tc>
@@ -24611,7 +24611,7 @@
               <w:rPr>
                 <w:sz w:val="16"/>
               </w:rPr>
-              <w:t>Os limites 0 e 100 reflectem o intervalo natural de uma percentagem/proporção: não pode ser inferior a zero nem superior à totalidade do universo medido. A meta 2027 (45) fica dentro da faixa, permitindo interpretar progresso sem saturar a escala antes do objectivo. A série observada em 2015-2025 vai de 14,32 a 14,7.</w:t>
+              <w:t>Os limites 0 e 100 reflectem o intervalo natural de uma percentagem/proporção: não pode ser inferior a zero nem superior à totalidade do universo medido. A meta 2027 (45) fica dentro da faixa, permitindo interpretar progresso sem saturar a escala antes do objectivo. Meta operacional da v7 mantida (sem correspondência directa no PDN; ver coluna 'Origem da Meta 2027'). A série observada em 2015-2025 vai de 14,32 a 14,7.</w:t>
             </w:r>
           </w:p>
         </w:tc>
@@ -25438,7 +25438,7 @@
               <w:rPr>
                 <w:sz w:val="16"/>
               </w:rPr>
-              <w:t>O mínimo 0 representa ausência do problema ou risco medido. O máximo 50 é um tecto operacional de penalização antes de truncagem na escala normalizada. A meta 2027 (15) fica dentro da faixa, permitindo interpretar progresso sem saturar a escala antes do objectivo. A série observada em 2015-2025 vai de 14,2 a 23,1.</w:t>
+              <w:t>O mínimo 0 representa ausência do problema ou risco medido. O máximo 50 é um tecto operacional de penalização antes de truncagem na escala normalizada. A meta 2027 (15) fica dentro da faixa, permitindo interpretar progresso sem saturar a escala antes do objectivo. Meta operacional da v7 mantida (sem correspondência directa no PDN; ver coluna 'Origem da Meta 2027'). A série observada em 2015-2025 vai de 14,2 a 23,1.</w:t>
             </w:r>
           </w:p>
         </w:tc>
@@ -25554,7 +25554,7 @@
               <w:rPr>
                 <w:sz w:val="16"/>
               </w:rPr>
-              <w:t>O mínimo 0 corresponde ao melhor caso teórico ou incidência nula. O máximo 1 000 é um limite adverso plausível para transformar taxas de incidência em pontuação sem premiar diferenças para além de patamares críticos. A meta 2027 (165) fica dentro da faixa, permitindo interpretar progresso sem saturar a escala antes do objectivo. Meta alinhada com o PDN 2023-2027 (v8). A série observada em 2015-2025 vai de 170 a 249.</w:t>
+              <w:t>O mínimo 0 corresponde ao melhor caso teórico ou incidência nula. O máximo 1 000 é um limite adverso plausível para transformar taxas de incidência em pontuação sem premiar diferenças para além de patamares críticos. A meta 2027 (153) fica dentro da faixa, permitindo interpretar progresso sem saturar a escala antes do objectivo. Meta do PDN 2023-2027 transposta à base da série (v8; ver coluna 'Origem da Meta 2027'). A série observada em 2015-2025 vai de 183 a 249.</w:t>
             </w:r>
           </w:p>
         </w:tc>
@@ -25663,7 +25663,7 @@
               <w:rPr>
                 <w:sz w:val="16"/>
               </w:rPr>
-              <w:t>O mínimo 0 representa ausência ou valor nulo do fenómeno positivo. O máximo 15 é um benchmark operacional compatível com metas, pares internacionais e a escala histórica observada. A meta 2027 (4) fica dentro da faixa, permitindo interpretar progresso sem saturar a escala antes do objectivo. Meta alinhada com o PDN 2023-2027 (v8). A série observada em 2015-2025 vai de 2,204 a 2,817.</w:t>
+              <w:t>O mínimo 0 representa ausência ou valor nulo do fenómeno positivo. O máximo 15 é um benchmark operacional compatível com metas, pares internacionais e a escala histórica observada. A meta 2027 (3,6) fica dentro da faixa, permitindo interpretar progresso sem saturar a escala antes do objectivo. Meta do PDN 2023-2027 transposta à base da série (v8; ver coluna 'Origem da Meta 2027'). A série observada em 2015-2025 vai de 2,204 a 2,817.</w:t>
             </w:r>
           </w:p>
         </w:tc>
@@ -25779,7 +25779,7 @@
               <w:rPr>
                 <w:sz w:val="16"/>
               </w:rPr>
-              <w:t>O mínimo 0 representa ausência ou valor nulo do fenómeno positivo. O máximo 10 é um benchmark operacional compatível com metas, pares internacionais e a escala histórica observada. A meta 2027 (2) fica dentro da faixa, permitindo interpretar progresso sem saturar a escala antes do objectivo. A série observada em 2015-2025 vai de 0,38 a 1,02.</w:t>
+              <w:t>O mínimo 0 representa ausência ou valor nulo do fenómeno positivo. O máximo 10 é um benchmark operacional compatível com metas, pares internacionais e a escala histórica observada. A meta 2027 (2) fica dentro da faixa, permitindo interpretar progresso sem saturar a escala antes do objectivo. Meta operacional da v7 mantida (sem correspondência directa no PDN; ver coluna 'Origem da Meta 2027'). A série observada em 2015-2025 vai de 0,38 a 1,02.</w:t>
             </w:r>
           </w:p>
         </w:tc>
@@ -25888,7 +25888,7 @@
               <w:rPr>
                 <w:sz w:val="16"/>
               </w:rPr>
-              <w:t>Os limites 0 e 100 reflectem o intervalo natural de uma percentagem/proporção: não pode ser inferior a zero nem superior à totalidade do universo medido. A meta 2027 (80) fica dentro da faixa, permitindo interpretar progresso sem saturar a escala antes do objectivo. A série observada em 2015-2025 vai de 47 a 63.</w:t>
+              <w:t>Os limites 0 e 100 reflectem o intervalo natural de uma percentagem/proporção: não pode ser inferior a zero nem superior à totalidade do universo medido. A meta 2027 (80) fica dentro da faixa, permitindo interpretar progresso sem saturar a escala antes do objectivo. Meta anual 2025 do Balanço do PDN (MINPLAN) usada como proxy da meta 2027 (v8). A série observada em 2015-2025 vai de 47 a 63.</w:t>
             </w:r>
           </w:p>
         </w:tc>
@@ -26004,7 +26004,7 @@
               <w:rPr>
                 <w:sz w:val="16"/>
               </w:rPr>
-              <w:t>Os limites 0 e 100 correspondem à escala oficial publicada pela fonte (score), preservando a leitura directa de pior a melhor desempenho. A meta 2027 (50) fica dentro da faixa, permitindo interpretar progresso sem saturar a escala antes do objectivo. A série observada em 2015-2025 vai de 26 a 35,1.</w:t>
+              <w:t>Os limites 0 e 100 correspondem à escala oficial publicada pela fonte (score), preservando a leitura directa de pior a melhor desempenho. A meta 2027 (50) fica dentro da faixa, permitindo interpretar progresso sem saturar a escala antes do objectivo. Meta operacional da v7 mantida (sem correspondência directa no PDN; ver coluna 'Origem da Meta 2027'). A série observada em 2015-2025 vai de 26 a 35,1.</w:t>
             </w:r>
           </w:p>
         </w:tc>
@@ -26113,7 +26113,7 @@
               <w:rPr>
                 <w:sz w:val="16"/>
               </w:rPr>
-              <w:t>Os limites 0 e 100 reflectem o intervalo natural de uma percentagem/proporção: não pode ser inferior a zero nem superior à totalidade do universo medido. A meta 2027 (80) fica dentro da faixa, permitindo interpretar progresso sem saturar a escala antes do objectivo. A linha ainda não tem série anual consolidada em 2015-2025; os limites são parâmetros metodológicos para futura incorporação.</w:t>
+              <w:t>Os limites 0 e 100 reflectem o intervalo natural de uma percentagem/proporção: não pode ser inferior a zero nem superior à totalidade do universo medido. A meta 2027 (80) fica dentro da faixa, permitindo interpretar progresso sem saturar a escala antes do objectivo. Meta operacional da v7 mantida (sem correspondência directa no PDN; ver coluna 'Origem da Meta 2027'). A linha ainda não tem série anual consolidada em 2015-2025; os limites são parâmetros metodológicos para futura incorporação.</w:t>
             </w:r>
           </w:p>
         </w:tc>
@@ -26229,7 +26229,7 @@
               <w:rPr>
                 <w:sz w:val="16"/>
               </w:rPr>
-              <w:t>O mínimo 0 corresponde ao melhor caso teórico ou incidência nula. O máximo 1 000 é um limite adverso plausível para transformar taxas de incidência em pontuação sem premiar diferenças para além de patamares críticos. A meta 2027 (165) fica dentro da faixa, permitindo interpretar progresso sem saturar a escala antes do objectivo. Meta alinhada com o PDN 2023-2027 (v8). A série observada em 2015-2025 vai de 170 a 170.</w:t>
+              <w:t>O mínimo 0 corresponde ao melhor caso teórico ou incidência nula. O máximo 1 000 é um limite adverso plausível para transformar taxas de incidência em pontuação sem premiar diferenças para além de patamares críticos. A meta 2027 (141) fica dentro da faixa, permitindo interpretar progresso sem saturar a escala antes do objectivo. Meta do PDN 2023-2027 transposta à base da série (v8; ver coluna 'Origem da Meta 2027'). A série observada em 2015-2025 vai de 170 a 170.</w:t>
             </w:r>
           </w:p>
         </w:tc>
@@ -26338,7 +26338,7 @@
               <w:rPr>
                 <w:sz w:val="16"/>
               </w:rPr>
-              <w:t>Os limites 0 e 100 reflectem o intervalo natural de uma percentagem/proporção: não pode ser inferior a zero nem superior à totalidade do universo medido. A meta 2027 (20) fica dentro da faixa, permitindo interpretar progresso sem saturar a escala antes do objectivo. A série observada em 2015-2025 vai de 26,9 a 31,2.</w:t>
+              <w:t>Os limites 0 e 100 reflectem o intervalo natural de uma percentagem/proporção: não pode ser inferior a zero nem superior à totalidade do universo medido. A meta 2027 (20) fica dentro da faixa, permitindo interpretar progresso sem saturar a escala antes do objectivo. Meta operacional da v7 mantida (sem correspondência directa no PDN; ver coluna 'Origem da Meta 2027'). A série observada em 2015-2025 vai de 26,9 a 31,2.</w:t>
             </w:r>
           </w:p>
         </w:tc>
@@ -26388,7 +26388,7 @@
               <w:rPr>
                 <w:sz w:val="16"/>
               </w:rPr>
-              <w:t>Despesa direta das famílias em saúde</w:t>
+              <w:t>Despesa directa das famílias em saúde</w:t>
             </w:r>
           </w:p>
         </w:tc>
@@ -26454,7 +26454,7 @@
               <w:rPr>
                 <w:sz w:val="16"/>
               </w:rPr>
-              <w:t>Os limites 0 e 100 reflectem o intervalo natural de uma percentagem/proporção: não pode ser inferior a zero nem superior à totalidade do universo medido. A meta 2027 (20) fica dentro da faixa, permitindo interpretar progresso sem saturar a escala antes do objectivo. A série observada em 2015-2025 vai de 26,12 a 36,25.</w:t>
+              <w:t>Os limites 0 e 100 reflectem o intervalo natural de uma percentagem/proporção: não pode ser inferior a zero nem superior à totalidade do universo medido. A meta 2027 (20) fica dentro da faixa, permitindo interpretar progresso sem saturar a escala antes do objectivo. Meta operacional da v7 mantida (sem correspondência directa no PDN; ver coluna 'Origem da Meta 2027'). A série observada em 2015-2025 vai de 26,12 a 36,25.</w:t>
             </w:r>
           </w:p>
         </w:tc>
@@ -26563,7 +26563,7 @@
               <w:rPr>
                 <w:sz w:val="16"/>
               </w:rPr>
-              <w:t>Os limites 0 e 100 reflectem o intervalo natural de uma percentagem/proporção: não pode ser inferior a zero nem superior à totalidade do universo medido. A meta 2027 (45) fica dentro da faixa, permitindo interpretar progresso sem saturar a escala antes do objectivo. A série observada em 2015-2025 vai de 73,5 a 78,5.</w:t>
+              <w:t>Os limites 0 e 100 reflectem o intervalo natural de uma percentagem/proporção: não pode ser inferior a zero nem superior à totalidade do universo medido. A meta 2027 (45) fica dentro da faixa, permitindo interpretar progresso sem saturar a escala antes do objectivo. Meta operacional da v7 mantida (sem correspondência directa no PDN; ver coluna 'Origem da Meta 2027'). A série observada em 2015-2025 vai de 73,5 a 78,5.</w:t>
             </w:r>
           </w:p>
         </w:tc>
@@ -26679,7 +26679,7 @@
               <w:rPr>
                 <w:sz w:val="16"/>
               </w:rPr>
-              <w:t>O mínimo 0 corresponde ao melhor caso teórico ou incidência nula. O máximo 500 é um limite adverso plausível para transformar taxas de incidência em pontuação sem premiar diferenças para além de patamares críticos. A meta 2027 (215) fica dentro da faixa, permitindo interpretar progresso sem saturar a escala antes do objectivo. A série observada em 2015-2025 vai de 174,5 a 260,1.</w:t>
+              <w:t>O mínimo 0 corresponde ao melhor caso teórico ou incidência nula. O máximo 500 é um limite adverso plausível para transformar taxas de incidência em pontuação sem premiar diferenças para além de patamares críticos. A meta 2027 (215) fica dentro da faixa, permitindo interpretar progresso sem saturar a escala antes do objectivo. Meta anual 2025 do Balanço do PDN (MINPLAN) usada como proxy da meta 2027 (v8). A série observada em 2015-2025 vai de 174,5 a 260,1.</w:t>
             </w:r>
           </w:p>
         </w:tc>
@@ -26788,7 +26788,7 @@
               <w:rPr>
                 <w:sz w:val="16"/>
               </w:rPr>
-              <w:t>O mínimo 9 280 corresponde ao melhor caso teórico ou incidência nula. O máximo 25 400 é um limite adverso plausível para transformar taxas de incidência em pontuação sem premiar diferenças para além de patamares críticos. A meta 2027 (0) está fora da faixa: rever limites ou meta. A série observada em 2015-2025 vai de 12 090 a 20 493.</w:t>
+              <w:t>O mínimo 9 280 corresponde ao melhor caso teórico ou incidência nula. O máximo 25 400 é um limite adverso plausível para transformar taxas de incidência em pontuação sem premiar diferenças para além de patamares críticos. A meta 2027 (0) está fora da faixa: rever limites ou meta. Meta operacional da v7 mantida (sem correspondência directa no PDN; ver coluna 'Origem da Meta 2027'). A série observada em 2015-2025 vai de 12 090 a 20 493.</w:t>
             </w:r>
           </w:p>
         </w:tc>
@@ -26904,7 +26904,7 @@
               <w:rPr>
                 <w:sz w:val="16"/>
               </w:rPr>
-              <w:t>Os limites 0 e 100 reflectem o intervalo natural de uma percentagem/proporção: não pode ser inferior a zero nem superior à totalidade do universo medido. A meta 2027 (80) fica dentro da faixa, permitindo interpretar progresso sem saturar a escala antes do objectivo. A série observada em 2015-2025 vai de 49,6 a 49,6.</w:t>
+              <w:t>Os limites 0 e 100 reflectem o intervalo natural de uma percentagem/proporção: não pode ser inferior a zero nem superior à totalidade do universo medido. A meta 2027 (80) fica dentro da faixa, permitindo interpretar progresso sem saturar a escala antes do objectivo. Meta operacional da v7 mantida (sem correspondência directa no PDN; ver coluna 'Origem da Meta 2027'). A série observada em 2015-2025 vai de 49,6 a 49,6.</w:t>
             </w:r>
           </w:p>
         </w:tc>
@@ -27013,7 +27013,7 @@
               <w:rPr>
                 <w:sz w:val="16"/>
               </w:rPr>
-              <w:t>O mínimo 0 corresponde ao melhor caso teórico ou incidência nula. O máximo 200 é um limite adverso plausível para transformar taxas de incidência em pontuação sem premiar diferenças para além de patamares críticos. A meta 2027 (51) fica dentro da faixa, permitindo interpretar progresso sem saturar a escala antes do objectivo. Meta alinhada com o PDN 2023-2027 (v8). A série observada em 2015-2025 vai de 49 a 61,8.</w:t>
+              <w:t>O mínimo 0 corresponde ao melhor caso teórico ou incidência nula. O máximo 200 é um limite adverso plausível para transformar taxas de incidência em pontuação sem premiar diferenças para além de patamares críticos. A meta 2027 (38,4) fica dentro da faixa, permitindo interpretar progresso sem saturar a escala antes do objectivo. Meta do PDN 2023-2027 transposta à base da série (v8; ver coluna 'Origem da Meta 2027'). A série observada em 2015-2025 vai de 49 a 61,8.</w:t>
             </w:r>
           </w:p>
         </w:tc>
@@ -27129,7 +27129,7 @@
               <w:rPr>
                 <w:sz w:val="16"/>
               </w:rPr>
-              <w:t>Os limites 0 e 100 reflectem o intervalo natural de uma percentagem/proporção: não pode ser inferior a zero nem superior à totalidade do universo medido. A meta 2027 (85) fica dentro da faixa, permitindo interpretar progresso sem saturar a escala antes do objectivo. A série observada em 2015-2025 vai de 54 a 67.</w:t>
+              <w:t>Os limites 0 e 100 reflectem o intervalo natural de uma percentagem/proporção: não pode ser inferior a zero nem superior à totalidade do universo medido. A meta 2027 (85) fica dentro da faixa, permitindo interpretar progresso sem saturar a escala antes do objectivo. Meta operacional da v7 mantida (sem correspondência directa no PDN; ver coluna 'Origem da Meta 2027'). A série observada em 2015-2025 vai de 54 a 67.</w:t>
             </w:r>
           </w:p>
         </w:tc>
@@ -27238,7 +27238,7 @@
               <w:rPr>
                 <w:sz w:val="16"/>
               </w:rPr>
-              <w:t>O mínimo 0 representa ausência do problema ou risco medido. O máximo 40 é um tecto operacional de penalização antes de truncagem na escala normalizada. A meta 2027 (8) fica dentro da faixa, permitindo interpretar progresso sem saturar a escala antes do objectivo. A série observada em 2015-2025 vai de 16,35 a 16,35.</w:t>
+              <w:t>O mínimo 0 representa ausência do problema ou risco medido. O máximo 40 é um tecto operacional de penalização antes de truncagem na escala normalizada. A meta 2027 (8) fica dentro da faixa, permitindo interpretar progresso sem saturar a escala antes do objectivo. Meta operacional da v7 mantida (sem correspondência directa no PDN; ver coluna 'Origem da Meta 2027'). A série observada em 2015-2025 vai de 16,35 a 16,35.</w:t>
             </w:r>
           </w:p>
         </w:tc>
@@ -27354,7 +27354,7 @@
               <w:rPr>
                 <w:sz w:val="16"/>
               </w:rPr>
-              <w:t>O mínimo 0 representa ausência do problema ou risco medido. O máximo 60 é um tecto operacional de penalização antes de truncagem na escala normalizada. A meta 2027 (25) fica dentro da faixa, permitindo interpretar progresso sem saturar a escala antes do objectivo. A série observada em 2015-2025 vai de 37,6 a 39,9.</w:t>
+              <w:t>O mínimo 0 representa ausência do problema ou risco medido. O máximo 60 é um tecto operacional de penalização antes de truncagem na escala normalizada. A meta 2027 (25) fica dentro da faixa, permitindo interpretar progresso sem saturar a escala antes do objectivo. Meta operacional da v7 mantida (sem correspondência directa no PDN; ver coluna 'Origem da Meta 2027'). A série observada em 2015-2025 vai de 37,6 a 39,9.</w:t>
             </w:r>
           </w:p>
         </w:tc>
@@ -27463,7 +27463,7 @@
               <w:rPr>
                 <w:sz w:val="16"/>
               </w:rPr>
-              <w:t>O mínimo 0 representa ausência do problema ou risco medido. O máximo 25 é um tecto operacional de penalização antes de truncagem na escala normalizada. A meta 2027 (5) fica dentro da faixa, permitindo interpretar progresso sem saturar a escala antes do objectivo. A série observada em 2015-2025 vai de 4,9 a 5,2.</w:t>
+              <w:t>O mínimo 0 representa ausência do problema ou risco medido. O máximo 25 é um tecto operacional de penalização antes de truncagem na escala normalizada. A meta 2027 (5) fica dentro da faixa, permitindo interpretar progresso sem saturar a escala antes do objectivo. Meta operacional da v7 mantida (sem correspondência directa no PDN; ver coluna 'Origem da Meta 2027'). A série observada em 2015-2025 vai de 4,9 a 5,2.</w:t>
             </w:r>
           </w:p>
         </w:tc>
@@ -27579,7 +27579,7 @@
               <w:rPr>
                 <w:sz w:val="16"/>
               </w:rPr>
-              <w:t>O mínimo 0 representa ausência ou valor nulo do fenómeno positivo. O máximo 5 é um benchmark operacional compatível com metas, pares internacionais e a escala histórica observada. A meta 2027 (1) fica dentro da faixa, permitindo interpretar progresso sem saturar a escala antes do objectivo. A série observada em 2015-2025 vai de 0,211 a 0,244.</w:t>
+              <w:t>O mínimo 0 representa ausência ou valor nulo do fenómeno positivo. O máximo 5 é um benchmark operacional compatível com metas, pares internacionais e a escala histórica observada. A meta 2027 (1) fica dentro da faixa, permitindo interpretar progresso sem saturar a escala antes do objectivo. Meta operacional da v7 mantida (sem correspondência directa no PDN; ver coluna 'Origem da Meta 2027'). A série observada em 2015-2025 vai de 0,211 a 0,244.</w:t>
             </w:r>
           </w:p>
         </w:tc>
@@ -27688,7 +27688,7 @@
               <w:rPr>
                 <w:sz w:val="16"/>
               </w:rPr>
-              <w:t>O mínimo 0 representa ausência ou valor nulo do fenómeno positivo. O máximo 6 000 é um benchmark operacional compatível com metas, pares internacionais e a escala histórica observada. A meta 2027 (2 000) fica dentro da faixa, permitindo interpretar progresso sem saturar a escala antes do objectivo. A série observada em 2015-2025 vai de 809,2 a 1 061,8.</w:t>
+              <w:t>O mínimo 0 representa ausência ou valor nulo do fenómeno positivo. O máximo 6 000 é um benchmark operacional compatível com metas, pares internacionais e a escala histórica observada. A meta 2027 (2 000) fica dentro da faixa, permitindo interpretar progresso sem saturar a escala antes do objectivo. Meta operacional da v7 mantida (sem correspondência directa no PDN; ver coluna 'Origem da Meta 2027'). A série observada em 2015-2025 vai de 809,2 a 1 061,8.</w:t>
             </w:r>
           </w:p>
         </w:tc>
@@ -27804,7 +27804,7 @@
               <w:rPr>
                 <w:sz w:val="16"/>
               </w:rPr>
-              <w:t>O mínimo 0 representa ausência ou valor nulo do fenómeno positivo. O máximo 10 é um benchmark operacional compatível com metas, pares internacionais e a escala histórica observada. A meta 2027 (3) fica dentro da faixa, permitindo interpretar progresso sem saturar a escala antes do objectivo. A série observada em 2015-2025 vai de 0,9798 a 1,517.</w:t>
+              <w:t>O mínimo 0 representa ausência ou valor nulo do fenómeno positivo. O máximo 10 é um benchmark operacional compatível com metas, pares internacionais e a escala histórica observada. A meta 2027 (3) fica dentro da faixa, permitindo interpretar progresso sem saturar a escala antes do objectivo. Meta operacional da v7 mantida (sem correspondência directa no PDN; ver coluna 'Origem da Meta 2027'). A série observada em 2015-2025 vai de 0,9798 a 1,517.</w:t>
             </w:r>
           </w:p>
         </w:tc>
@@ -27913,7 +27913,7 @@
               <w:rPr>
                 <w:sz w:val="16"/>
               </w:rPr>
-              <w:t>Os limites 0 e 100 reflectem o intervalo natural de uma percentagem/proporção: não pode ser inferior a zero nem superior à totalidade do universo medido. A meta 2027 (90) fica dentro da faixa, permitindo interpretar progresso sem saturar a escala antes do objectivo. A série observada em 2015-2025 vai de 54 a 67.</w:t>
+              <w:t>Os limites 0 e 100 reflectem o intervalo natural de uma percentagem/proporção: não pode ser inferior a zero nem superior à totalidade do universo medido. A meta 2027 (90) fica dentro da faixa, permitindo interpretar progresso sem saturar a escala antes do objectivo. Meta operacional da v7 mantida (sem correspondência directa no PDN; ver coluna 'Origem da Meta 2027'). A série observada em 2015-2025 vai de 54 a 67.</w:t>
             </w:r>
           </w:p>
         </w:tc>
@@ -28029,7 +28029,7 @@
               <w:rPr>
                 <w:sz w:val="16"/>
               </w:rPr>
-              <w:t>O mínimo 0 corresponde ao melhor caso teórico ou incidência nula. O máximo 500 é um limite adverso plausível para transformar taxas de incidência em pontuação sem premiar diferenças para além de patamares críticos. A meta 2027 (100) fica dentro da faixa, permitindo interpretar progresso sem saturar a escala antes do objectivo. A série observada em 2015-2025 vai de 371 a 445.</w:t>
+              <w:t>O mínimo 0 corresponde ao melhor caso teórico ou incidência nula. O máximo 500 é um limite adverso plausível para transformar taxas de incidência em pontuação sem premiar diferenças para além de patamares críticos. A meta 2027 (100) fica dentro da faixa, permitindo interpretar progresso sem saturar a escala antes do objectivo. Meta operacional da v7 mantida (sem correspondência directa no PDN; ver coluna 'Origem da Meta 2027'). A série observada em 2015-2025 vai de 371 a 445.</w:t>
             </w:r>
           </w:p>
         </w:tc>
@@ -28138,7 +28138,7 @@
               <w:rPr>
                 <w:sz w:val="16"/>
               </w:rPr>
-              <w:t>Os limites 0 e 100 reflectem o intervalo natural de uma percentagem/proporção: não pode ser inferior a zero nem superior à totalidade do universo medido. A meta 2027 (90) fica dentro da faixa, permitindo interpretar progresso sem saturar a escala antes do objectivo. A série observada em 2015-2025 vai de 25 a 69.</w:t>
+              <w:t>Os limites 0 e 100 reflectem o intervalo natural de uma percentagem/proporção: não pode ser inferior a zero nem superior à totalidade do universo medido. A meta 2027 (90) fica dentro da faixa, permitindo interpretar progresso sem saturar a escala antes do objectivo. Meta operacional da v7 mantida (sem correspondência directa no PDN; ver coluna 'Origem da Meta 2027'). A série observada em 2015-2025 vai de 25 a 69.</w:t>
             </w:r>
           </w:p>
         </w:tc>
@@ -28254,7 +28254,7 @@
               <w:rPr>
                 <w:sz w:val="16"/>
               </w:rPr>
-              <w:t>O mínimo 0 corresponde ao melhor caso teórico ou incidência nula. O máximo 10 é um limite adverso plausível para transformar taxas de incidência em pontuação sem premiar diferenças para além de patamares críticos. A meta 2027 (1) fica dentro da faixa, permitindo interpretar progresso sem saturar a escala antes do objectivo. A série observada em 2015-2025 vai de 0,89 a 1,3.</w:t>
+              <w:t>O mínimo 0 corresponde ao melhor caso teórico ou incidência nula. O máximo 10 é um limite adverso plausível para transformar taxas de incidência em pontuação sem premiar diferenças para além de patamares críticos. A meta 2027 (1) fica dentro da faixa, permitindo interpretar progresso sem saturar a escala antes do objectivo. Meta operacional da v7 mantida (sem correspondência directa no PDN; ver coluna 'Origem da Meta 2027'). A série observada em 2015-2025 vai de 0,89 a 1,3.</w:t>
             </w:r>
           </w:p>
         </w:tc>
@@ -28363,7 +28363,7 @@
               <w:rPr>
                 <w:sz w:val="16"/>
               </w:rPr>
-              <w:t>O intervalo 50 a 200 é uma faixa operacional para uma variável monetária/escala de grandeza que não parte realisticamente de zero no caso observado. A meta 2027 (120) fica dentro da faixa, permitindo interpretar progresso sem saturar a escala antes do objectivo. A série observada em 2015-2025 vai de 100,9 a 122,5.</w:t>
+              <w:t>O intervalo 50 a 200 é uma faixa operacional para uma variável monetária/escala de grandeza que não parte realisticamente de zero no caso observado. A meta 2027 (120) fica dentro da faixa, permitindo interpretar progresso sem saturar a escala antes do objectivo. Meta operacional da v7 mantida (sem correspondência directa no PDN; ver coluna 'Origem da Meta 2027'). A série observada em 2015-2025 vai de 100,9 a 122,5.</w:t>
             </w:r>
           </w:p>
         </w:tc>
@@ -28479,7 +28479,7 @@
               <w:rPr>
                 <w:sz w:val="16"/>
               </w:rPr>
-              <w:t>O intervalo 50 a 200 é uma faixa operacional para uma variável monetária/escala de grandeza que não parte realisticamente de zero no caso observado. A meta 2027 (120) fica dentro da faixa, permitindo interpretar progresso sem saturar a escala antes do objectivo. A série observada em 2015-2025 vai de 99,8 a 130,7.</w:t>
+              <w:t>O intervalo 50 a 200 é uma faixa operacional para uma variável monetária/escala de grandeza que não parte realisticamente de zero no caso observado. A meta 2027 (120) fica dentro da faixa, permitindo interpretar progresso sem saturar a escala antes do objectivo. Meta operacional da v7 mantida (sem correspondência directa no PDN; ver coluna 'Origem da Meta 2027'). A série observada em 2015-2025 vai de 99,8 a 130,7.</w:t>
             </w:r>
           </w:p>
         </w:tc>
@@ -28588,7 +28588,7 @@
               <w:rPr>
                 <w:sz w:val="16"/>
               </w:rPr>
-              <w:t>O mínimo 0 representa ausência do problema ou risco medido. O máximo 10 é um tecto operacional de penalização antes de truncagem na escala normalizada. A meta 2027 (1) fica dentro da faixa, permitindo interpretar progresso sem saturar a escala antes do objectivo. A série observada em 2015-2025 vai de 1,6 a 1,8.</w:t>
+              <w:t>O mínimo 0 representa ausência do problema ou risco medido. O máximo 10 é um tecto operacional de penalização antes de truncagem na escala normalizada. A meta 2027 (1) fica dentro da faixa, permitindo interpretar progresso sem saturar a escala antes do objectivo. Meta operacional da v7 mantida (sem correspondência directa no PDN; ver coluna 'Origem da Meta 2027'). A série observada em 2015-2025 vai de 1,6 a 1,8.</w:t>
             </w:r>
           </w:p>
         </w:tc>
@@ -28704,7 +28704,7 @@
               <w:rPr>
                 <w:sz w:val="16"/>
               </w:rPr>
-              <w:t>O mínimo 0 representa ausência do problema ou risco medido. O máximo 40 é um tecto operacional de penalização antes de truncagem na escala normalizada. A meta 2027 (10) fica dentro da faixa, permitindo interpretar progresso sem saturar a escala antes do objectivo. A série observada em 2015-2025 vai de 19 a 19.</w:t>
+              <w:t>O mínimo 0 representa ausência do problema ou risco medido. O máximo 40 é um tecto operacional de penalização antes de truncagem na escala normalizada. A meta 2027 (10) fica dentro da faixa, permitindo interpretar progresso sem saturar a escala antes do objectivo. Meta operacional da v7 mantida (sem correspondência directa no PDN; ver coluna 'Origem da Meta 2027'). A série observada em 2015-2025 vai de 19 a 19.</w:t>
             </w:r>
           </w:p>
         </w:tc>
@@ -28813,7 +28813,7 @@
               <w:rPr>
                 <w:sz w:val="16"/>
               </w:rPr>
-              <w:t>Os limites 0 e 100 reflectem o intervalo natural de uma percentagem/proporção: não pode ser inferior a zero nem superior à totalidade do universo medido. A meta 2027 (40) fica dentro da faixa, permitindo interpretar progresso sem saturar a escala antes do objectivo. A série observada em 2015-2025 vai de 13,7 a 13,7.</w:t>
+              <w:t>Os limites 0 e 100 reflectem o intervalo natural de uma percentagem/proporção: não pode ser inferior a zero nem superior à totalidade do universo medido. A meta 2027 (40) fica dentro da faixa, permitindo interpretar progresso sem saturar a escala antes do objectivo. Meta operacional da v7 mantida (sem correspondência directa no PDN; ver coluna 'Origem da Meta 2027'). A série observada em 2015-2025 vai de 13,7 a 13,7.</w:t>
             </w:r>
           </w:p>
         </w:tc>
@@ -29038,7 +29038,7 @@
               <w:rPr>
                 <w:sz w:val="16"/>
               </w:rPr>
-              <w:t>Os limites 0 e 100 reflectem o intervalo natural de uma percentagem/proporção: não pode ser inferior a zero nem superior à totalidade do universo medido. A meta 2027 (80) fica dentro da faixa, permitindo interpretar progresso sem saturar a escala antes do objectivo. A série observada em 2015-2025 vai de 81,6 a 81,6.</w:t>
+              <w:t>Os limites 0 e 100 reflectem o intervalo natural de uma percentagem/proporção: não pode ser inferior a zero nem superior à totalidade do universo medido. A meta 2027 (80) fica dentro da faixa, permitindo interpretar progresso sem saturar a escala antes do objectivo. Meta operacional da v7 mantida (sem correspondência directa no PDN; ver coluna 'Origem da Meta 2027'). A série observada em 2015-2025 vai de 81,6 a 81,6.</w:t>
             </w:r>
           </w:p>
         </w:tc>
@@ -29154,7 +29154,7 @@
               <w:rPr>
                 <w:sz w:val="16"/>
               </w:rPr>
-              <w:t>O intervalo 50 a 150 é uma faixa operacional para uma variável monetária/escala de grandeza que não parte realisticamente de zero no caso observado. A meta 2027 (110) fica dentro da faixa, permitindo interpretar progresso sem saturar a escala antes do objectivo. A série observada em 2015-2025 vai de 100,7 a 124,1.</w:t>
+              <w:t>O intervalo 50 a 150 é uma faixa operacional para uma variável monetária/escala de grandeza que não parte realisticamente de zero no caso observado. A meta 2027 (110) fica dentro da faixa, permitindo interpretar progresso sem saturar a escala antes do objectivo. Meta operacional da v7 mantida (sem correspondência directa no PDN; ver coluna 'Origem da Meta 2027'). A série observada em 2015-2025 vai de 100,7 a 124,1.</w:t>
             </w:r>
           </w:p>
         </w:tc>
@@ -29263,7 +29263,7 @@
               <w:rPr>
                 <w:sz w:val="16"/>
               </w:rPr>
-              <w:t>Os limites 0 e 100 correspondem à escala oficial publicada pela fonte (score), preservando a leitura directa de pior a melhor desempenho. A meta 2027 (55) fica dentro da faixa, permitindo interpretar progresso sem saturar a escala antes do objectivo. A série observada em 2015-2025 vai de 38 a 45.</w:t>
+              <w:t>Os limites 0 e 100 correspondem à escala oficial publicada pela fonte (score), preservando a leitura directa de pior a melhor desempenho. A meta 2027 (55) fica dentro da faixa, permitindo interpretar progresso sem saturar a escala antes do objectivo. Meta operacional da v7 mantida (sem correspondência directa no PDN; ver coluna 'Origem da Meta 2027'). A série observada em 2015-2025 vai de 38 a 45.</w:t>
             </w:r>
           </w:p>
         </w:tc>
@@ -29379,7 +29379,7 @@
               <w:rPr>
                 <w:sz w:val="16"/>
               </w:rPr>
-              <w:t>O mínimo 0 representa ausência do problema ou risco medido. O máximo 50 é um tecto operacional de penalização antes de truncagem na escala normalizada. A meta 2027 (10) fica dentro da faixa, permitindo interpretar progresso sem saturar a escala antes do objectivo. A série observada em 2015-2025 vai de 4,812 a 14,97.</w:t>
+              <w:t>O mínimo 0 representa ausência do problema ou risco medido. O máximo 50 é um tecto operacional de penalização antes de truncagem na escala normalizada. A meta 2027 (10) fica dentro da faixa, permitindo interpretar progresso sem saturar a escala antes do objectivo. Meta operacional da v7 mantida (sem correspondência directa no PDN; ver coluna 'Origem da Meta 2027'). A série observada em 2015-2025 vai de 4,812 a 14,97.</w:t>
             </w:r>
           </w:p>
         </w:tc>
@@ -29488,7 +29488,7 @@
               <w:rPr>
                 <w:sz w:val="16"/>
               </w:rPr>
-              <w:t>O mínimo 0 corresponde ao melhor caso teórico ou incidência nula. O máximo 30 é um limite adverso plausível para transformar taxas de incidência em pontuação sem premiar diferenças para além de patamares críticos. A meta 2027 (5) fica dentro da faixa, permitindo interpretar progresso sem saturar a escala antes do objectivo. A série observada em 2015-2025 vai de 6,47 a 8,11.</w:t>
+              <w:t>O mínimo 0 corresponde ao melhor caso teórico ou incidência nula. O máximo 30 é um limite adverso plausível para transformar taxas de incidência em pontuação sem premiar diferenças para além de patamares críticos. A meta 2027 (5) fica dentro da faixa, permitindo interpretar progresso sem saturar a escala antes do objectivo. Meta operacional da v7 mantida (sem correspondência directa no PDN; ver coluna 'Origem da Meta 2027'). A série observada em 2015-2025 vai de 6,47 a 8,11.</w:t>
             </w:r>
           </w:p>
         </w:tc>
@@ -29505,7 +29505,7 @@
       </w:pPr>
       <w:r>
         <w:rPr/>
-        <w:t>8. Diversificação Produtiva e Setor Privado</w:t>
+        <w:t>8. Diversificação Produtiva e Sector Privado</w:t>
       </w:r>
     </w:p>
     <w:tbl>
@@ -29756,7 +29756,7 @@
               <w:rPr>
                 <w:sz w:val="16"/>
               </w:rPr>
-              <w:t>Como o indicador pode assumir valores negativos e positivos, o intervalo -10 a 15 capta deterioração e melhoria sem tornar a escala excessivamente sensível a choques. A meta 2027 (4,6) fica dentro da faixa, permitindo interpretar progresso sem saturar a escala antes do objectivo. Meta alinhada com o PDN 2023-2027 (v8). A série observada em 2015-2025 vai de -4,809 a 5,471.</w:t>
+              <w:t>Como o indicador pode assumir valores negativos e positivos, o intervalo -10 a 15 capta deterioração e melhoria sem tornar a escala excessivamente sensível a choques. A meta 2027 (4,6) fica dentro da faixa, permitindo interpretar progresso sem saturar a escala antes do objectivo. Meta alinhada com o PDN 2023-2027 (v8). A série observada em 2015-2025 vai de -4,773 a 5,395.</w:t>
             </w:r>
           </w:p>
         </w:tc>
@@ -29872,7 +29872,7 @@
               <w:rPr>
                 <w:sz w:val="16"/>
               </w:rPr>
-              <w:t>O mínimo 0 representa ausência ou valor nulo do fenómeno positivo. O máximo 100 é um benchmark operacional compatível com metas, pares internacionais e a escala histórica observada. A meta 2027 (45) fica dentro da faixa, permitindo interpretar progresso sem saturar a escala antes do objectivo. A série observada em 2015-2025 vai de 26,18 a 28,97.</w:t>
+              <w:t>O mínimo 0 representa ausência ou valor nulo do fenómeno positivo. O máximo 100 é um benchmark operacional compatível com metas, pares internacionais e a escala histórica observada. A meta 2027 (45) fica dentro da faixa, permitindo interpretar progresso sem saturar a escala antes do objectivo. Meta operacional da v7 mantida (sem correspondência directa no PDN; ver coluna 'Origem da Meta 2027'). A série observada em 2015-2025 vai de 26,18 a 28,97.</w:t>
             </w:r>
           </w:p>
         </w:tc>
@@ -29981,7 +29981,7 @@
               <w:rPr>
                 <w:sz w:val="16"/>
               </w:rPr>
-              <w:t>O mínimo 0 representa ausência ou valor nulo do fenómeno positivo. O máximo 100 é um benchmark operacional compatível com metas, pares internacionais e a escala histórica observada. A meta 2027 (45) fica dentro da faixa, permitindo interpretar progresso sem saturar a escala antes do objectivo. A série observada em 2015-2025 vai de 29,13 a 46,78.</w:t>
+              <w:t>O mínimo 0 representa ausência ou valor nulo do fenómeno positivo. O máximo 100 é um benchmark operacional compatível com metas, pares internacionais e a escala histórica observada. A meta 2027 (45) fica dentro da faixa, permitindo interpretar progresso sem saturar a escala antes do objectivo. Meta operacional da v7 mantida (sem correspondência directa no PDN; ver coluna 'Origem da Meta 2027'). A série observada em 2015-2025 vai de 29,13 a 46,78.</w:t>
             </w:r>
           </w:p>
         </w:tc>
@@ -30031,7 +30031,7 @@
               <w:rPr>
                 <w:sz w:val="16"/>
               </w:rPr>
-              <w:t>Productive Capacities Index - setor privado</w:t>
+              <w:t>Productive Capacities Index - sector privado</w:t>
             </w:r>
           </w:p>
         </w:tc>
@@ -30097,7 +30097,7 @@
               <w:rPr>
                 <w:sz w:val="16"/>
               </w:rPr>
-              <w:t>O mínimo 0 representa ausência ou valor nulo do fenómeno positivo. O máximo 100 é um benchmark operacional compatível com metas, pares internacionais e a escala histórica observada. A meta 2027 (45) fica dentro da faixa, permitindo interpretar progresso sem saturar a escala antes do objectivo. A série observada em 2015-2025 vai de 21,95 a 32,5.</w:t>
+              <w:t>O mínimo 0 representa ausência ou valor nulo do fenómeno positivo. O máximo 100 é um benchmark operacional compatível com metas, pares internacionais e a escala histórica observada. A meta 2027 (45) fica dentro da faixa, permitindo interpretar progresso sem saturar a escala antes do objectivo. Meta operacional da v7 mantida (sem correspondência directa no PDN; ver coluna 'Origem da Meta 2027'). A série observada em 2015-2025 vai de 21,95 a 32,5.</w:t>
             </w:r>
           </w:p>
         </w:tc>
@@ -30206,7 +30206,7 @@
               <w:rPr>
                 <w:sz w:val="16"/>
               </w:rPr>
-              <w:t>O mínimo 0 representa ausência do problema ou risco medido. O máximo 60 é um tecto operacional de penalização antes de truncagem na escala normalizada. A meta 2027 (15) fica dentro da faixa, permitindo interpretar progresso sem saturar a escala antes do objectivo. A série observada em 2015-2025 vai de 12,72 a 30,73.</w:t>
+              <w:t>O mínimo 0 representa ausência do problema ou risco medido. O máximo 60 é um tecto operacional de penalização antes de truncagem na escala normalizada. A meta 2027 (15) fica dentro da faixa, permitindo interpretar progresso sem saturar a escala antes do objectivo. Meta operacional da v7 mantida (sem correspondência directa no PDN; ver coluna 'Origem da Meta 2027'). A série observada em 2015-2025 vai de 12,72 a 30,73.</w:t>
             </w:r>
           </w:p>
         </w:tc>
@@ -30322,7 +30322,7 @@
               <w:rPr>
                 <w:sz w:val="16"/>
               </w:rPr>
-              <w:t>O mínimo 0 representa ausência do problema ou risco medido. O máximo 70 é um tecto operacional de penalização antes de truncagem na escala normalizada. A meta 2027 (20) fica dentro da faixa, permitindo interpretar progresso sem saturar a escala antes do objectivo. A série observada em 2015-2025 vai de 13,31 a 32,05.</w:t>
+              <w:t>O mínimo 0 representa ausência do problema ou risco medido. O máximo 70 é um tecto operacional de penalização antes de truncagem na escala normalizada. A meta 2027 (20) fica dentro da faixa, permitindo interpretar progresso sem saturar a escala antes do objectivo. Meta operacional da v7 mantida (sem correspondência directa no PDN; ver coluna 'Origem da Meta 2027'). A série observada em 2015-2025 vai de 13,31 a 32,05.</w:t>
             </w:r>
           </w:p>
         </w:tc>
@@ -30431,7 +30431,7 @@
               <w:rPr>
                 <w:sz w:val="16"/>
               </w:rPr>
-              <w:t>O mínimo 0 representa ausência ou valor nulo do fenómeno positivo. O máximo 30 é um benchmark operacional compatível com metas, pares internacionais e a escala histórica observada. A meta 2027 (12) fica dentro da faixa, permitindo interpretar progresso sem saturar a escala antes do objectivo. A série observada em 2015-2025 vai de 5,241 a 7,401.</w:t>
+              <w:t>O mínimo 0 representa ausência ou valor nulo do fenómeno positivo. O máximo 30 é um benchmark operacional compatível com metas, pares internacionais e a escala histórica observada. A meta 2027 (12) fica dentro da faixa, permitindo interpretar progresso sem saturar a escala antes do objectivo. Meta operacional da v7 mantida (sem correspondência directa no PDN; ver coluna 'Origem da Meta 2027'). A série observada em 2015-2025 vai de 5,241 a 7,401.</w:t>
             </w:r>
           </w:p>
         </w:tc>
@@ -30547,7 +30547,7 @@
               <w:rPr>
                 <w:sz w:val="16"/>
               </w:rPr>
-              <w:t>Os limites 0 e 100 reflectem o intervalo natural de uma percentagem/proporção: não pode ser inferior a zero nem superior à totalidade do universo medido. A meta 2027 (70) fica dentro da faixa, permitindo interpretar progresso sem saturar a escala antes do objectivo. Meta alinhada com o PDN 2023-2027 (v8). A série observada em 2015-2025 vai de 92,7 a 95,67.</w:t>
+              <w:t>Os limites 0 e 100 reflectem o intervalo natural de uma percentagem/proporção: não pode ser inferior a zero nem superior à totalidade do universo medido. A meta 2027 (70) fica dentro da faixa, permitindo interpretar progresso sem saturar a escala antes do objectivo. Meta operacional da v7 mantida (sem correspondência directa no PDN; ver coluna 'Origem da Meta 2027'). A série observada em 2015-2025 vai de 92,7 a 95,67.</w:t>
             </w:r>
           </w:p>
         </w:tc>
@@ -30656,7 +30656,7 @@
               <w:rPr>
                 <w:sz w:val="16"/>
               </w:rPr>
-              <w:t>Os limites 0 e 100 reflectem o intervalo natural de uma percentagem/proporção: não pode ser inferior a zero nem superior à totalidade do universo medido. A meta 2027 (15) fica dentro da faixa, permitindo interpretar progresso sem saturar a escala antes do objectivo. A série observada em 2015-2025 vai de 0,6581 a 2,776.</w:t>
+              <w:t>Os limites 0 e 100 reflectem o intervalo natural de uma percentagem/proporção: não pode ser inferior a zero nem superior à totalidade do universo medido. A meta 2027 (15) fica dentro da faixa, permitindo interpretar progresso sem saturar a escala antes do objectivo. Meta operacional da v7 mantida (sem correspondência directa no PDN; ver coluna 'Origem da Meta 2027'). A série observada em 2015-2025 vai de 0,6581 a 2,776.</w:t>
             </w:r>
           </w:p>
         </w:tc>
@@ -30772,7 +30772,7 @@
               <w:rPr>
                 <w:sz w:val="16"/>
               </w:rPr>
-              <w:t>O mínimo 0 representa ausência ou valor nulo do fenómeno positivo. O máximo 60 é um benchmark operacional compatível com metas, pares internacionais e a escala histórica observada. A meta 2027 (25) fica dentro da faixa, permitindo interpretar progresso sem saturar a escala antes do objectivo. A série observada em 2015-2025 vai de 10,62 a 29,63.</w:t>
+              <w:t>O mínimo 0 representa ausência ou valor nulo do fenómeno positivo. O máximo 60 é um benchmark operacional compatível com metas, pares internacionais e a escala histórica observada. A meta 2027 (25) fica dentro da faixa, permitindo interpretar progresso sem saturar a escala antes do objectivo. Meta operacional da v7 mantida (sem correspondência directa no PDN; ver coluna 'Origem da Meta 2027'). A série observada em 2015-2025 vai de 10,62 a 29,63.</w:t>
             </w:r>
           </w:p>
         </w:tc>
@@ -30881,7 +30881,7 @@
               <w:rPr>
                 <w:sz w:val="16"/>
               </w:rPr>
-              <w:t>Como o indicador pode assumir valores negativos e positivos, o intervalo -10 a 20 capta deterioração e melhoria sem tornar a escala excessivamente sensível a choques. A meta 2027 (5) fica dentro da faixa, permitindo interpretar progresso sem saturar a escala antes do objectivo. A série observada em 2015-2025 vai de -8,639 a 9,78.</w:t>
+              <w:t>Como o indicador pode assumir valores negativos e positivos, o intervalo -10 a 20 capta deterioração e melhoria sem tornar a escala excessivamente sensível a choques. A meta 2027 (5) fica dentro da faixa, permitindo interpretar progresso sem saturar a escala antes do objectivo. Meta operacional da v7 mantida (sem correspondência directa no PDN; ver coluna 'Origem da Meta 2027'). A série observada em 2015-2025 vai de -8,639 a 9,78.</w:t>
             </w:r>
           </w:p>
         </w:tc>
@@ -30931,7 +30931,7 @@
               <w:rPr>
                 <w:sz w:val="16"/>
               </w:rPr>
-              <w:t>Crédito doméstico ao setor privado</w:t>
+              <w:t>Crédito doméstico ao sector privado</w:t>
             </w:r>
           </w:p>
         </w:tc>
@@ -30997,7 +30997,7 @@
               <w:rPr>
                 <w:sz w:val="16"/>
               </w:rPr>
-              <w:t>Os limites 0 e 100 reflectem o intervalo natural de uma percentagem/proporção: não pode ser inferior a zero nem superior à totalidade do universo medido. A meta 2027 (10) fica dentro da faixa, permitindo interpretar progresso sem saturar a escala antes do objectivo. Meta alinhada com o PDN 2023-2027 (v8). A série observada em 2015-2025 vai de 6,581 a 22,27.</w:t>
+              <w:t>Os limites 0 e 100 reflectem o intervalo natural de uma percentagem/proporção: não pode ser inferior a zero nem superior à totalidade do universo medido. A meta 2027 (10) fica dentro da faixa, permitindo interpretar progresso sem saturar a escala antes do objectivo. Meta do PDN 2023-2027 convertida de escala/unidade (v8). A série observada em 2015-2025 vai de 6,581 a 22,27.</w:t>
             </w:r>
           </w:p>
         </w:tc>
@@ -31106,7 +31106,7 @@
               <w:rPr>
                 <w:sz w:val="16"/>
               </w:rPr>
-              <w:t>O mínimo 0 representa ausência ou valor nulo do fenómeno positivo. O máximo 100 é um benchmark operacional compatível com metas, pares internacionais e a escala histórica observada. A meta 2027 (45) fica dentro da faixa, permitindo interpretar progresso sem saturar a escala antes do objectivo. A série observada em 2015-2025 vai de 10,1 a 16,4.</w:t>
+              <w:t>O mínimo 0 representa ausência ou valor nulo do fenómeno positivo. O máximo 100 é um benchmark operacional compatível com metas, pares internacionais e a escala histórica observada. A meta 2027 (45) fica dentro da faixa, permitindo interpretar progresso sem saturar a escala antes do objectivo. Meta operacional da v7 mantida (sem correspondência directa no PDN; ver coluna 'Origem da Meta 2027'). A série observada em 2015-2025 vai de 10,1 a 16,4.</w:t>
             </w:r>
           </w:p>
         </w:tc>
@@ -31331,7 +31331,7 @@
               <w:rPr>
                 <w:sz w:val="16"/>
               </w:rPr>
-              <w:t>O mínimo 0 representa ausência ou valor nulo do fenómeno positivo. O máximo 80 é um benchmark operacional compatível com metas, pares internacionais e a escala histórica observada. A meta 2027 (45) fica dentro da faixa, permitindo interpretar progresso sem saturar a escala antes do objectivo. A série observada em 2015-2025 vai de 42,85 a 47,88.</w:t>
+              <w:t>O mínimo 0 representa ausência ou valor nulo do fenómeno positivo. O máximo 80 é um benchmark operacional compatível com metas, pares internacionais e a escala histórica observada. A meta 2027 (45) fica dentro da faixa, permitindo interpretar progresso sem saturar a escala antes do objectivo. Meta operacional da v7 mantida (sem correspondência directa no PDN; ver coluna 'Origem da Meta 2027'). A série observada em 2015-2025 vai de 42,85 a 47,88.</w:t>
             </w:r>
           </w:p>
         </w:tc>
@@ -31447,7 +31447,7 @@
               <w:rPr>
                 <w:sz w:val="16"/>
               </w:rPr>
-              <w:t>Os limites 0 e 100 reflectem o intervalo natural de uma percentagem/proporção: não pode ser inferior a zero nem superior à totalidade do universo medido. A meta 2027 (5) fica dentro da faixa, permitindo interpretar progresso sem saturar a escala antes do objectivo. A série observada em 2015-2025 vai de 12,6 a 27,5.</w:t>
+              <w:t>Os limites 0 e 100 reflectem o intervalo natural de uma percentagem/proporção: não pode ser inferior a zero nem superior à totalidade do universo medido. A meta 2027 (5) fica dentro da faixa, permitindo interpretar progresso sem saturar a escala antes do objectivo. Meta operacional da v7 mantida (sem correspondência directa no PDN; ver coluna 'Origem da Meta 2027'). A série observada em 2015-2025 vai de 12,6 a 27,5.</w:t>
             </w:r>
           </w:p>
         </w:tc>
@@ -31556,7 +31556,7 @@
               <w:rPr>
                 <w:sz w:val="16"/>
               </w:rPr>
-              <w:t>O mínimo 0 representa ausência ou valor nulo do fenómeno positivo. O máximo 20 é um benchmark operacional compatível com metas, pares internacionais e a escala histórica observada. A meta 2027 (3) fica dentro da faixa, permitindo interpretar progresso sem saturar a escala antes do objectivo. A série observada em 2015-2025 vai de 0,4958 a 1,548.</w:t>
+              <w:t>O mínimo 0 representa ausência ou valor nulo do fenómeno positivo. O máximo 20 é um benchmark operacional compatível com metas, pares internacionais e a escala histórica observada. A meta 2027 (3) fica dentro da faixa, permitindo interpretar progresso sem saturar a escala antes do objectivo. Meta operacional da v7 mantida (sem correspondência directa no PDN; ver coluna 'Origem da Meta 2027'). A série observada em 2015-2025 vai de 0,4958 a 1,548.</w:t>
             </w:r>
           </w:p>
         </w:tc>
@@ -31781,7 +31781,7 @@
               <w:rPr>
                 <w:sz w:val="16"/>
               </w:rPr>
-              <w:t>O mínimo 0 representa ausência ou valor nulo do fenómeno positivo. O máximo 50 é um benchmark operacional compatível com metas, pares internacionais e a escala histórica observada. A meta 2027 (10) fica dentro da faixa, permitindo interpretar progresso sem saturar a escala antes do objectivo. A série observada em 2015-2025 vai de 2,985 a 3,564.</w:t>
+              <w:t>O mínimo 0 representa ausência ou valor nulo do fenómeno positivo. O máximo 50 é um benchmark operacional compatível com metas, pares internacionais e a escala histórica observada. A meta 2027 (10) fica dentro da faixa, permitindo interpretar progresso sem saturar a escala antes do objectivo. Meta operacional da v7 mantida (sem correspondência directa no PDN; ver coluna 'Origem da Meta 2027'). A série observada em 2015-2025 vai de 2,985 a 3,564.</w:t>
             </w:r>
           </w:p>
         </w:tc>
@@ -31897,7 +31897,7 @@
               <w:rPr>
                 <w:sz w:val="16"/>
               </w:rPr>
-              <w:t>Os limites 0 e 100 reflectem o intervalo natural de uma percentagem/proporção: não pode ser inferior a zero nem superior à totalidade do universo medido. A meta 2027 (10) fica dentro da faixa, permitindo interpretar progresso sem saturar a escala antes do objectivo. A série observada em 2015-2025 vai de 0,001427 a 0,3574.</w:t>
+              <w:t>Os limites 0 e 100 reflectem o intervalo natural de uma percentagem/proporção: não pode ser inferior a zero nem superior à totalidade do universo medido. A meta 2027 (10) fica dentro da faixa, permitindo interpretar progresso sem saturar a escala antes do objectivo. Meta operacional da v7 mantida (sem correspondência directa no PDN; ver coluna 'Origem da Meta 2027'). A série observada em 2015-2025 vai de 0,001427 a 0,3574.</w:t>
             </w:r>
           </w:p>
         </w:tc>
@@ -32165,7 +32165,7 @@
               <w:rPr>
                 <w:sz w:val="16"/>
               </w:rPr>
-              <w:t>O mínimo 0 representa ausência ou valor nulo do fenómeno positivo. O máximo 100 é um benchmark operacional compatível com metas, pares internacionais e a escala histórica observada. A meta 2027 (50) fica dentro da faixa, permitindo interpretar progresso sem saturar a escala antes do objectivo. A série observada em 2015-2025 vai de 35,26 a 38,31.</w:t>
+              <w:t>O mínimo 0 representa ausência ou valor nulo do fenómeno positivo. O máximo 100 é um benchmark operacional compatível com metas, pares internacionais e a escala histórica observada. A meta 2027 (50) fica dentro da faixa, permitindo interpretar progresso sem saturar a escala antes do objectivo. Meta operacional da v7 mantida (sem correspondência directa no PDN; ver coluna 'Origem da Meta 2027'). A série observada em 2015-2025 vai de 35,26 a 38,31.</w:t>
             </w:r>
           </w:p>
         </w:tc>
@@ -32281,7 +32281,7 @@
               <w:rPr>
                 <w:sz w:val="16"/>
               </w:rPr>
-              <w:t>Os limites 0 e 1 seguem a escala normalizada do índice/proporção: 0 representa o mínimo e 1 o máximo metodológico da escala. A meta 2027 (0,35) fica dentro da faixa, permitindo interpretar progresso sem saturar a escala antes do objectivo. A série observada em 2015-2025 vai de 0,506 a 0,514.</w:t>
+              <w:t>Os limites 0 e 1 seguem a escala normalizada do índice/proporção: 0 representa o mínimo e 1 o máximo metodológico da escala. A meta 2027 (0,35) fica dentro da faixa, permitindo interpretar progresso sem saturar a escala antes do objectivo. Meta operacional da v7 mantida (sem correspondência directa no PDN; ver coluna 'Origem da Meta 2027'). A série observada em 2015-2025 vai de 0,506 a 0,514.</w:t>
             </w:r>
           </w:p>
         </w:tc>
@@ -32390,7 +32390,7 @@
               <w:rPr>
                 <w:sz w:val="16"/>
               </w:rPr>
-              <w:t>O mínimo 0 representa ausência do problema ou risco medido. O máximo 100 é um tecto operacional de penalização antes de truncagem na escala normalizada. A meta 2027 (15) fica dentro da faixa, permitindo interpretar progresso sem saturar a escala antes do objectivo. A série observada em 2015-2025 vai de 18,23 a 22,52.</w:t>
+              <w:t>O mínimo 0 representa ausência do problema ou risco medido. O máximo 100 é um tecto operacional de penalização antes de truncagem na escala normalizada. A meta 2027 (15) fica dentro da faixa, permitindo interpretar progresso sem saturar a escala antes do objectivo. Meta operacional da v7 mantida (sem correspondência directa no PDN; ver coluna 'Origem da Meta 2027'). A série observada em 2015-2025 vai de 18,23 a 22,52.</w:t>
             </w:r>
           </w:p>
         </w:tc>
@@ -32506,7 +32506,7 @@
               <w:rPr>
                 <w:sz w:val="16"/>
               </w:rPr>
-              <w:t>Os limites 0 e 100 reflectem o intervalo natural de uma percentagem/proporção: não pode ser inferior a zero nem superior à totalidade do universo medido. A meta 2027 (20) fica dentro da faixa, permitindo interpretar progresso sem saturar a escala antes do objectivo. A série observada em 2015-2025 vai de 1,872 a 1,872.</w:t>
+              <w:t>Os limites 0 e 100 reflectem o intervalo natural de uma percentagem/proporção: não pode ser inferior a zero nem superior à totalidade do universo medido. A meta 2027 (20) fica dentro da faixa, permitindo interpretar progresso sem saturar a escala antes do objectivo. Meta operacional da v7 mantida (sem correspondência directa no PDN; ver coluna 'Origem da Meta 2027'). A série observada em 2015-2025 vai de 1,872 a 1,872.</w:t>
             </w:r>
           </w:p>
         </w:tc>
@@ -32615,7 +32615,7 @@
               <w:rPr>
                 <w:sz w:val="16"/>
               </w:rPr>
-              <w:t>Como o indicador pode assumir valores negativos e positivos, o intervalo -50 a 50 capta deterioração e melhoria sem tornar a escala excessivamente sensível a choques. A meta 2027 (10) fica dentro da faixa, permitindo interpretar progresso sem saturar a escala antes do objectivo. A série observada em 2015-2025 vai de -5,578 a 13,4.</w:t>
+              <w:t>Como o indicador pode assumir valores negativos e positivos, o intervalo -50 a 50 capta deterioração e melhoria sem tornar a escala excessivamente sensível a choques. A meta 2027 (10) fica dentro da faixa, permitindo interpretar progresso sem saturar a escala antes do objectivo. Meta operacional da v7 mantida (sem correspondência directa no PDN; ver coluna 'Origem da Meta 2027'). A série observada em 2015-2025 vai de -5,578 a 13,4.</w:t>
             </w:r>
           </w:p>
         </w:tc>
@@ -32731,7 +32731,7 @@
               <w:rPr>
                 <w:sz w:val="16"/>
               </w:rPr>
-              <w:t>O mínimo 0 representa ausência do problema ou risco medido. O máximo 60 é um tecto operacional de penalização antes de truncagem na escala normalizada. A meta 2027 (10) fica dentro da faixa, permitindo interpretar progresso sem saturar a escala antes do objectivo. A série observada em 2015-2025 vai de 10,95 a 26,61.</w:t>
+              <w:t>O mínimo 0 representa ausência do problema ou risco medido. O máximo 60 é um tecto operacional de penalização antes de truncagem na escala normalizada. A meta 2027 (10) fica dentro da faixa, permitindo interpretar progresso sem saturar a escala antes do objectivo. Meta operacional da v7 mantida (sem correspondência directa no PDN; ver coluna 'Origem da Meta 2027'). A série observada em 2015-2025 vai de 10,95 a 26,61.</w:t>
             </w:r>
           </w:p>
         </w:tc>
@@ -32840,7 +32840,7 @@
               <w:rPr>
                 <w:sz w:val="16"/>
               </w:rPr>
-              <w:t>Os limites 0 e 100 correspondem à escala oficial publicada pela fonte (score), preservando a leitura directa de pior a melhor desempenho. A meta 2027 (55) fica dentro da faixa, permitindo interpretar progresso sem saturar a escala antes do objectivo. A série observada em 2015-2025 vai de 29,7 a 40,1.</w:t>
+              <w:t>Os limites 0 e 100 correspondem à escala oficial publicada pela fonte (score), preservando a leitura directa de pior a melhor desempenho. A meta 2027 (55) fica dentro da faixa, permitindo interpretar progresso sem saturar a escala antes do objectivo. Meta operacional da v7 mantida (sem correspondência directa no PDN; ver coluna 'Origem da Meta 2027'). A série observada em 2015-2025 vai de 29,7 a 40,1.</w:t>
             </w:r>
           </w:p>
         </w:tc>
@@ -32956,7 +32956,7 @@
               <w:rPr>
                 <w:sz w:val="16"/>
               </w:rPr>
-              <w:t>O mínimo 0 representa ausência do problema ou risco medido. O máximo 20 é um tecto operacional de penalização antes de truncagem na escala normalizada. A meta 2027 (2) fica dentro da faixa, permitindo interpretar progresso sem saturar a escala antes do objectivo. A série observada em 2015-2025 vai de 0,614 a 1,175.</w:t>
+              <w:t>O mínimo 0 representa ausência do problema ou risco medido. O máximo 20 é um tecto operacional de penalização antes de truncagem na escala normalizada. A meta 2027 (2) fica dentro da faixa, permitindo interpretar progresso sem saturar a escala antes do objectivo. Meta operacional da v7 mantida (sem correspondência directa no PDN; ver coluna 'Origem da Meta 2027'). A série observada em 2015-2025 vai de 0,614 a 1,175.</w:t>
             </w:r>
           </w:p>
         </w:tc>
@@ -33065,7 +33065,7 @@
               <w:rPr>
                 <w:sz w:val="16"/>
               </w:rPr>
-              <w:t>O intervalo 0 a 25 delimita uma zona operacional para uma variável de equilíbrio ou composição; fora dessa zona o valor deixa de acrescentar sinal comparável ao índice. A meta 2027 (4) fica dentro da faixa, permitindo interpretar progresso sem saturar a escala antes do objectivo. A série observada em 2015-2025 vai de 1,846 a 2,967.</w:t>
+              <w:t>O intervalo 0 a 25 delimita uma zona operacional para uma variável de equilíbrio ou composição; fora dessa zona o valor deixa de acrescentar sinal comparável ao índice. A meta 2027 (4) fica dentro da faixa, permitindo interpretar progresso sem saturar a escala antes do objectivo. Meta operacional da v7 mantida (sem correspondência directa no PDN; ver coluna 'Origem da Meta 2027'). A série observada em 2015-2025 vai de 1,846 a 2,967.</w:t>
             </w:r>
           </w:p>
         </w:tc>
@@ -33181,7 +33181,7 @@
               <w:rPr>
                 <w:sz w:val="16"/>
               </w:rPr>
-              <w:t>Os limites 0 e 100 reflectem o intervalo natural de uma percentagem/proporção: não pode ser inferior a zero nem superior à totalidade do universo medido. A meta 2027 (65) fica dentro da faixa, permitindo interpretar progresso sem saturar a escala antes do objectivo. A série observada em 2015-2025 vai de 47,1 a 60,1.</w:t>
+              <w:t>Os limites 0 e 100 reflectem o intervalo natural de uma percentagem/proporção: não pode ser inferior a zero nem superior à totalidade do universo medido. A meta 2027 (65) fica dentro da faixa, permitindo interpretar progresso sem saturar a escala antes do objectivo. Meta operacional da v7 mantida (sem correspondência directa no PDN; ver coluna 'Origem da Meta 2027'). A série observada em 2015-2025 vai de 47,1 a 60,1.</w:t>
             </w:r>
           </w:p>
         </w:tc>
@@ -33290,7 +33290,7 @@
               <w:rPr>
                 <w:sz w:val="16"/>
               </w:rPr>
-              <w:t>O mínimo 0 representa ausência ou valor nulo do fenómeno positivo. O máximo 30 é um benchmark operacional compatível com metas, pares internacionais e a escala histórica observada. A meta 2027 (17) fica dentro da faixa, permitindo interpretar progresso sem saturar a escala antes do objectivo. A série observada em 2015-2025 vai de 5 a 7,7.</w:t>
+              <w:t>O mínimo 0 representa ausência ou valor nulo do fenómeno positivo. O máximo 30 é um benchmark operacional compatível com metas, pares internacionais e a escala histórica observada. A meta 2027 (17) fica dentro da faixa, permitindo interpretar progresso sem saturar a escala antes do objectivo. Meta operacional da v7 mantida (sem correspondência directa no PDN; ver coluna 'Origem da Meta 2027'). A série observada em 2015-2025 vai de 5 a 7,7.</w:t>
             </w:r>
           </w:p>
         </w:tc>
@@ -33406,7 +33406,7 @@
               <w:rPr>
                 <w:sz w:val="16"/>
               </w:rPr>
-              <w:t>O mínimo 0 representa ausência ou valor nulo do fenómeno positivo. O máximo 80 é um benchmark operacional compatível com metas, pares internacionais e a escala histórica observada. A meta 2027 (45) fica dentro da faixa, permitindo interpretar progresso sem saturar a escala antes do objectivo. A série observada em 2015-2025 vai de 52,09 a 55,65.</w:t>
+              <w:t>O mínimo 0 representa ausência ou valor nulo do fenómeno positivo. O máximo 80 é um benchmark operacional compatível com metas, pares internacionais e a escala histórica observada. A meta 2027 (45) fica dentro da faixa, permitindo interpretar progresso sem saturar a escala antes do objectivo. Meta operacional da v7 mantida (sem correspondência directa no PDN; ver coluna 'Origem da Meta 2027'). A série observada em 2015-2025 vai de 52,09 a 55,65.</w:t>
             </w:r>
           </w:p>
         </w:tc>
@@ -33515,7 +33515,7 @@
               <w:rPr>
                 <w:sz w:val="16"/>
               </w:rPr>
-              <w:t>O mínimo 0 representa ausência do problema ou risco medido. O máximo 60 é um tecto operacional de penalização antes de truncagem na escala normalizada. A meta 2027 (8) fica dentro da faixa, permitindo interpretar progresso sem saturar a escala antes do objectivo. A série observada em 2015-2025 vai de 10,4 a 26.</w:t>
+              <w:t>O mínimo 0 representa ausência do problema ou risco medido. O máximo 60 é um tecto operacional de penalização antes de truncagem na escala normalizada. A meta 2027 (8) fica dentro da faixa, permitindo interpretar progresso sem saturar a escala antes do objectivo. Meta operacional da v7 mantida (sem correspondência directa no PDN; ver coluna 'Origem da Meta 2027'). A série observada em 2015-2025 vai de 10,4 a 26.</w:t>
             </w:r>
           </w:p>
         </w:tc>
@@ -33565,7 +33565,7 @@
               <w:rPr>
                 <w:sz w:val="16"/>
               </w:rPr>
-              <w:t>População afetada por secas, cheias e temperaturas extremas</w:t>
+              <w:t>População afectada por secas, cheias e temperaturas extremas</w:t>
             </w:r>
           </w:p>
         </w:tc>
@@ -33631,7 +33631,7 @@
               <w:rPr>
                 <w:sz w:val="16"/>
               </w:rPr>
-              <w:t>Os limites 0 e 100 reflectem o intervalo natural de uma percentagem/proporção: não pode ser inferior a zero nem superior à totalidade do universo medido. A meta 2027 (5) fica dentro da faixa, permitindo interpretar progresso sem saturar a escala antes do objectivo. A linha ainda não tem série anual consolidada em 2015-2025; os limites são parâmetros metodológicos para futura incorporação.</w:t>
+              <w:t>Os limites 0 e 100 reflectem o intervalo natural de uma percentagem/proporção: não pode ser inferior a zero nem superior à totalidade do universo medido. A meta 2027 (5) fica dentro da faixa, permitindo interpretar progresso sem saturar a escala antes do objectivo. Meta operacional da v7 mantida (sem correspondência directa no PDN; ver coluna 'Origem da Meta 2027'). A linha ainda não tem série anual consolidada em 2015-2025; os limites são parâmetros metodológicos para futura incorporação.</w:t>
             </w:r>
           </w:p>
         </w:tc>
@@ -33740,7 +33740,7 @@
               <w:rPr>
                 <w:sz w:val="16"/>
               </w:rPr>
-              <w:t>Os limites 1 e 6 seguem a escala oficial CPIA do Banco Mundial, em que 1 é desempenho fraco e 6 é desempenho forte. A meta 2027 (4) fica dentro da faixa, permitindo interpretar progresso sem saturar a escala antes do objectivo. A linha ainda não tem série anual consolidada em 2015-2025; os limites são parâmetros metodológicos para futura incorporação.</w:t>
+              <w:t>Os limites 1 e 6 seguem a escala oficial CPIA do Banco Mundial, em que 1 é desempenho fraco e 6 é desempenho forte. A meta 2027 (4) fica dentro da faixa, permitindo interpretar progresso sem saturar a escala antes do objectivo. Meta operacional da v7 mantida (sem correspondência directa no PDN; ver coluna 'Origem da Meta 2027'). A linha ainda não tem série anual consolidada em 2015-2025; os limites são parâmetros metodológicos para futura incorporação.</w:t>
             </w:r>
           </w:p>
         </w:tc>
@@ -33856,7 +33856,7 @@
               <w:rPr>
                 <w:sz w:val="16"/>
               </w:rPr>
-              <w:t>Os limites 0 e 1 seguem a escala normalizada do índice/proporção: 0 representa o mínimo e 1 o máximo metodológico da escala. A meta 2027 (0,5) fica dentro da faixa, permitindo interpretar progresso sem saturar a escala antes do objectivo. A série observada em 2015-2025 vai de 0,212 a 0,273.</w:t>
+              <w:t>Os limites 0 e 1 seguem a escala normalizada do índice/proporção: 0 representa o mínimo e 1 o máximo metodológico da escala. A meta 2027 (0,5) fica dentro da faixa, permitindo interpretar progresso sem saturar a escala antes do objectivo. Meta operacional da v7 mantida (sem correspondência directa no PDN; ver coluna 'Origem da Meta 2027'). A série observada em 2015-2025 vai de 0,212 a 0,273.</w:t>
             </w:r>
           </w:p>
         </w:tc>
@@ -33965,7 +33965,7 @@
               <w:rPr>
                 <w:sz w:val="16"/>
               </w:rPr>
-              <w:t>Os limites 0 e 100 reflectem o intervalo natural de uma percentagem/proporção: não pode ser inferior a zero nem superior à totalidade do universo medido. A meta 2027 (20) fica dentro da faixa, permitindo interpretar progresso sem saturar a escala antes do objectivo. A série observada em 2015-2025 vai de 0,4768 a 0,4768.</w:t>
+              <w:t>Os limites 0 e 100 reflectem o intervalo natural de uma percentagem/proporção: não pode ser inferior a zero nem superior à totalidade do universo medido. A meta 2027 (20) fica dentro da faixa, permitindo interpretar progresso sem saturar a escala antes do objectivo. Meta operacional da v7 mantida (sem correspondência directa no PDN; ver coluna 'Origem da Meta 2027'). A série observada em 2015-2025 vai de 0,4768 a 0,4768.</w:t>
             </w:r>
           </w:p>
         </w:tc>
@@ -34081,7 +34081,7 @@
               <w:rPr>
                 <w:sz w:val="16"/>
               </w:rPr>
-              <w:t>Os limites 0 e 100 reflectem o intervalo natural de uma percentagem/proporção: não pode ser inferior a zero nem superior à totalidade do universo medido. A meta 2027 (5) fica dentro da faixa, permitindo interpretar progresso sem saturar a escala antes do objectivo. A série observada em 2015-2025 vai de 25,72 a 28,14.</w:t>
+              <w:t>Os limites 0 e 100 reflectem o intervalo natural de uma percentagem/proporção: não pode ser inferior a zero nem superior à totalidade do universo medido. A meta 2027 (5) fica dentro da faixa, permitindo interpretar progresso sem saturar a escala antes do objectivo. Meta operacional da v7 mantida (sem correspondência directa no PDN; ver coluna 'Origem da Meta 2027'). A série observada em 2015-2025 vai de 25,72 a 28,14.</w:t>
             </w:r>
           </w:p>
         </w:tc>
@@ -35583,7 +35583,7 @@
               <w:rPr>
                 <w:sz w:val="16"/>
               </w:rPr>
-              <w:t>O mínimo 0 representa ausência do problema ou risco medido. O máximo 120 é um tecto operacional de penalização antes de truncagem na escala normalizada. A meta 2027 (60) fica dentro da faixa, permitindo interpretar progresso sem saturar a escala antes do objectivo. A série observada em 2015-2025 vai de 88,66 a 92,19.</w:t>
+              <w:t>O mínimo 0 representa ausência do problema ou risco medido. O máximo 120 é um tecto operacional de penalização antes de truncagem na escala normalizada. A meta 2027 (60) fica dentro da faixa, permitindo interpretar progresso sem saturar a escala antes do objectivo. Meta operacional da v7 mantida (sem correspondência directa no PDN; ver coluna 'Origem da Meta 2027'). A série observada em 2015-2025 vai de 88,66 a 92,19.</w:t>
             </w:r>
           </w:p>
         </w:tc>
@@ -35699,7 +35699,7 @@
               <w:rPr>
                 <w:sz w:val="16"/>
               </w:rPr>
-              <w:t>O mínimo 1 representa ausência do problema ou risco medido. O máximo 8 é um tecto operacional de penalização antes de truncagem na escala normalizada. A meta 2027 (3,5) fica dentro da faixa, permitindo interpretar progresso sem saturar a escala antes do objectivo. A série observada em 2015-2025 vai de 5,048 a 5,774.</w:t>
+              <w:t>O mínimo 1 representa ausência do problema ou risco medido. O máximo 8 é um tecto operacional de penalização antes de truncagem na escala normalizada. A meta 2027 (3,5) fica dentro da faixa, permitindo interpretar progresso sem saturar a escala antes do objectivo. Meta operacional da v7 mantida (sem correspondência directa no PDN; ver coluna 'Origem da Meta 2027'). A série observada em 2015-2025 vai de 5,048 a 5,774.</w:t>
             </w:r>
           </w:p>
         </w:tc>
@@ -35808,7 +35808,7 @@
               <w:rPr>
                 <w:sz w:val="16"/>
               </w:rPr>
-              <w:t>O mínimo 0 corresponde ao melhor caso teórico ou incidência nula. O máximo 250 é um limite adverso plausível para transformar taxas de incidência em pontuação sem premiar diferenças para além de patamares críticos. A meta 2027 (60) fica dentro da faixa, permitindo interpretar progresso sem saturar a escala antes do objectivo. A série observada em 2015-2025 vai de 139,4 a 150,2.</w:t>
+              <w:t>O mínimo 0 corresponde ao melhor caso teórico ou incidência nula. O máximo 250 é um limite adverso plausível para transformar taxas de incidência em pontuação sem premiar diferenças para além de patamares críticos. A meta 2027 (60) fica dentro da faixa, permitindo interpretar progresso sem saturar a escala antes do objectivo. Meta operacional da v7 mantida (sem correspondência directa no PDN; ver coluna 'Origem da Meta 2027'). A série observada em 2015-2025 vai de 139,4 a 150,2.</w:t>
             </w:r>
           </w:p>
         </w:tc>
@@ -35924,7 +35924,7 @@
               <w:rPr>
                 <w:sz w:val="16"/>
               </w:rPr>
-              <w:t>Os limites 0 e 100 reflectem o intervalo natural de uma percentagem/proporção: não pode ser inferior a zero nem superior à totalidade do universo medido. A meta 2027 (30) fica dentro da faixa, permitindo interpretar progresso sem saturar a escala antes do objectivo. A série observada em 2015-2025 vai de 56,45 a 62,7.</w:t>
+              <w:t>Os limites 0 e 100 reflectem o intervalo natural de uma percentagem/proporção: não pode ser inferior a zero nem superior à totalidade do universo medido. A meta 2027 (30) fica dentro da faixa, permitindo interpretar progresso sem saturar a escala antes do objectivo. Meta operacional da v7 mantida (sem correspondência directa no PDN; ver coluna 'Origem da Meta 2027'). A série observada em 2015-2025 vai de 56,45 a 62,7.</w:t>
             </w:r>
           </w:p>
         </w:tc>
@@ -36258,7 +36258,7 @@
               <w:rPr>
                 <w:sz w:val="16"/>
               </w:rPr>
-              <w:t>O mínimo 1 representa ausência do problema ou risco medido. O máximo 8 é um tecto operacional de penalização antes de truncagem na escala normalizada. A meta 2027 (3,5) fica dentro da faixa, permitindo interpretar progresso sem saturar a escala antes do objectivo. A série observada em 2015-2025 vai de 5,2 a 5,2.</w:t>
+              <w:t>O mínimo 1 representa ausência do problema ou risco medido. O máximo 8 é um tecto operacional de penalização antes de truncagem na escala normalizada. A meta 2027 (3,5) fica dentro da faixa, permitindo interpretar progresso sem saturar a escala antes do objectivo. Meta operacional da v7 mantida (sem correspondência directa no PDN; ver coluna 'Origem da Meta 2027'). A série observada em 2015-2025 vai de 5,2 a 5,2.</w:t>
             </w:r>
           </w:p>
         </w:tc>
@@ -36599,7 +36599,7 @@
               <w:rPr>
                 <w:sz w:val="16"/>
               </w:rPr>
-              <w:t>O mínimo 0 representa ausência do problema ou risco medido. O máximo 120 é um tecto operacional de penalização antes de truncagem na escala normalizada. A meta 2027 (55) fica dentro da faixa, permitindo interpretar progresso sem saturar a escala antes do objectivo. A série observada em 2015-2025 vai de 83,19 a 87,03.</w:t>
+              <w:t>O mínimo 0 representa ausência do problema ou risco medido. O máximo 120 é um tecto operacional de penalização antes de truncagem na escala normalizada. A meta 2027 (55) fica dentro da faixa, permitindo interpretar progresso sem saturar a escala antes do objectivo. Meta operacional da v7 mantida (sem correspondência directa no PDN; ver coluna 'Origem da Meta 2027'). A série observada em 2015-2025 vai de 83,19 a 87,03.</w:t>
             </w:r>
           </w:p>
         </w:tc>
@@ -37049,7 +37049,7 @@
               <w:rPr>
                 <w:sz w:val="16"/>
               </w:rPr>
-              <w:t>O mínimo 0 corresponde ao melhor caso teórico ou incidência nula. O máximo 540 000 é um limite adverso plausível para transformar taxas de incidência em pontuação sem premiar diferenças para além de patamares críticos. A meta 2027 (0) fica dentro da faixa, permitindo interpretar progresso sem saturar a escala antes do objectivo. A série observada em 2015-2025 vai de 8 176 a 13 433.</w:t>
+              <w:t>O mínimo 0 corresponde ao melhor caso teórico ou incidência nula. O máximo 540 000 é um limite adverso plausível para transformar taxas de incidência em pontuação sem premiar diferenças para além de patamares críticos. A meta 2027 (0) fica dentro da faixa, permitindo interpretar progresso sem saturar a escala antes do objectivo. Meta operacional da v7 mantida (sem correspondência directa no PDN; ver coluna 'Origem da Meta 2027'). A série observada em 2015-2025 vai de 8 176 a 13 433.</w:t>
             </w:r>
           </w:p>
         </w:tc>
@@ -37651,7 +37651,7 @@
               <w:rPr>
                 <w:sz w:val="16"/>
               </w:rPr>
-              <w:t>Os limites 0 e 100 reflectem o intervalo natural de uma percentagem/proporção: não pode ser inferior a zero nem superior à totalidade do universo medido. A meta 2027 (50) fica dentro da faixa, permitindo interpretar progresso sem saturar a escala antes do objectivo. A série observada em 2015-2025 vai de 22 a 40,7.</w:t>
+              <w:t>Os limites 0 e 100 reflectem o intervalo natural de uma percentagem/proporção: não pode ser inferior a zero nem superior à totalidade do universo medido. A meta 2027 (50) fica dentro da faixa, permitindo interpretar progresso sem saturar a escala antes do objectivo. Meta operacional da v7 mantida (sem correspondência directa no PDN; ver coluna 'Origem da Meta 2027'). A série observada em 2015-2025 vai de 22 a 40,7.</w:t>
             </w:r>
           </w:p>
         </w:tc>
@@ -37767,7 +37767,7 @@
               <w:rPr>
                 <w:sz w:val="16"/>
               </w:rPr>
-              <w:t>O mínimo 0 representa ausência ou valor nulo do fenómeno positivo. O máximo 160 é um benchmark operacional compatível com metas, pares internacionais e a escala histórica observada. A meta 2027 (100) fica dentro da faixa, permitindo interpretar progresso sem saturar a escala antes do objectivo. A série observada em 2015-2025 vai de 42,46 a 70,05.</w:t>
+              <w:t>O mínimo 0 representa ausência ou valor nulo do fenómeno positivo. O máximo 160 é um benchmark operacional compatível com metas, pares internacionais e a escala histórica observada. A meta 2027 (100) fica dentro da faixa, permitindo interpretar progresso sem saturar a escala antes do objectivo. Meta operacional da v7 mantida (sem correspondência directa no PDN; ver coluna 'Origem da Meta 2027'). A série observada em 2015-2025 vai de 42,46 a 70,05.</w:t>
             </w:r>
           </w:p>
         </w:tc>
@@ -37876,7 +37876,7 @@
               <w:rPr>
                 <w:sz w:val="16"/>
               </w:rPr>
-              <w:t>O mínimo 0 representa ausência ou valor nulo do fenómeno positivo. O máximo 50 é um benchmark operacional compatível com metas, pares internacionais e a escala histórica observada. A meta 2027 (8) fica dentro da faixa, permitindo interpretar progresso sem saturar a escala antes do objectivo. A série observada em 2015-2025 vai de 0,2903 a 0,5454.</w:t>
+              <w:t>O mínimo 0 representa ausência ou valor nulo do fenómeno positivo. O máximo 50 é um benchmark operacional compatível com metas, pares internacionais e a escala histórica observada. A meta 2027 (8) fica dentro da faixa, permitindo interpretar progresso sem saturar a escala antes do objectivo. Meta operacional da v7 mantida (sem correspondência directa no PDN; ver coluna 'Origem da Meta 2027'). A série observada em 2015-2025 vai de 0,2903 a 0,5454.</w:t>
             </w:r>
           </w:p>
         </w:tc>
@@ -37926,7 +37926,7 @@
               <w:rPr>
                 <w:sz w:val="16"/>
               </w:rPr>
-              <w:t>Pagamentos eletrónicos e mobile payments - EMIS/BNA</w:t>
+              <w:t>Pagamentos electrónicos e mobile payments - EMIS/BNA</w:t>
             </w:r>
           </w:p>
         </w:tc>
@@ -38101,7 +38101,7 @@
               <w:rPr>
                 <w:sz w:val="16"/>
               </w:rPr>
-              <w:t>Os limites 0 e 100 correspondem à escala oficial publicada pela fonte (score), preservando a leitura directa de pior a melhor desempenho. A meta 2027 (45) fica dentro da faixa, permitindo interpretar progresso sem saturar a escala antes do objectivo. A série observada em 2015-2025 vai de 23,17 a 27,4.</w:t>
+              <w:t>Os limites 0 e 100 correspondem à escala oficial publicada pela fonte (score), preservando a leitura directa de pior a melhor desempenho. A meta 2027 (45) fica dentro da faixa, permitindo interpretar progresso sem saturar a escala antes do objectivo. Meta operacional da v7 mantida (sem correspondência directa no PDN; ver coluna 'Origem da Meta 2027'). A série observada em 2015-2025 vai de 23,17 a 27,4.</w:t>
             </w:r>
           </w:p>
         </w:tc>
@@ -38217,7 +38217,7 @@
               <w:rPr>
                 <w:sz w:val="16"/>
               </w:rPr>
-              <w:t>Os limites 0 e 1 seguem a escala normalizada do índice/proporção: 0 representa o mínimo e 1 o máximo metodológico da escala. A meta 2027 (0,55) fica dentro da faixa, permitindo interpretar progresso sem saturar a escala antes do objectivo. A série observada em 2015-2025 vai de 0,3311 a 0,4149.</w:t>
+              <w:t>Os limites 0 e 1 seguem a escala normalizada do índice/proporção: 0 representa o mínimo e 1 o máximo metodológico da escala. A meta 2027 (0,55) fica dentro da faixa, permitindo interpretar progresso sem saturar a escala antes do objectivo. Meta operacional da v7 mantida (sem correspondência directa no PDN; ver coluna 'Origem da Meta 2027'). A série observada em 2015-2025 vai de 0,3311 a 0,4149.</w:t>
             </w:r>
           </w:p>
         </w:tc>
@@ -38326,7 +38326,7 @@
               <w:rPr>
                 <w:sz w:val="16"/>
               </w:rPr>
-              <w:t>Os limites 0 e 100 reflectem o intervalo natural de uma percentagem/proporção: não pode ser inferior a zero nem superior à totalidade do universo medido. A meta 2027 (45) fica dentro da faixa, permitindo interpretar progresso sem saturar a escala antes do objectivo. A linha ainda não tem série anual consolidada em 2015-2025; os limites são parâmetros metodológicos para futura incorporação.</w:t>
+              <w:t>Os limites 0 e 100 reflectem o intervalo natural de uma percentagem/proporção: não pode ser inferior a zero nem superior à totalidade do universo medido. A meta 2027 (45) fica dentro da faixa, permitindo interpretar progresso sem saturar a escala antes do objectivo. Meta operacional da v7 mantida (sem correspondência directa no PDN; ver coluna 'Origem da Meta 2027'). A linha ainda não tem série anual consolidada em 2015-2025; os limites são parâmetros metodológicos para futura incorporação.</w:t>
             </w:r>
           </w:p>
         </w:tc>
@@ -38442,7 +38442,7 @@
               <w:rPr>
                 <w:sz w:val="16"/>
               </w:rPr>
-              <w:t>Os limites 0 e 100 reflectem o intervalo natural de uma percentagem/proporção: não pode ser inferior a zero nem superior à totalidade do universo medido. A meta 2027 (60) fica dentro da faixa, permitindo interpretar progresso sem saturar a escala antes do objectivo. A linha ainda não tem série anual consolidada em 2015-2025; os limites são parâmetros metodológicos para futura incorporação.</w:t>
+              <w:t>Os limites 0 e 100 reflectem o intervalo natural de uma percentagem/proporção: não pode ser inferior a zero nem superior à totalidade do universo medido. A meta 2027 (60) fica dentro da faixa, permitindo interpretar progresso sem saturar a escala antes do objectivo. Meta operacional da v7 mantida (sem correspondência directa no PDN; ver coluna 'Origem da Meta 2027'). A linha ainda não tem série anual consolidada em 2015-2025; os limites são parâmetros metodológicos para futura incorporação.</w:t>
             </w:r>
           </w:p>
         </w:tc>
@@ -38551,7 +38551,7 @@
               <w:rPr>
                 <w:sz w:val="16"/>
               </w:rPr>
-              <w:t>Os limites 0 e 100 reflectem o intervalo natural de uma percentagem/proporção: não pode ser inferior a zero nem superior à totalidade do universo medido. A meta 2027 (45) fica dentro da faixa, permitindo interpretar progresso sem saturar a escala antes do objectivo. A linha ainda não tem série anual consolidada em 2015-2025; os limites são parâmetros metodológicos para futura incorporação.</w:t>
+              <w:t>Os limites 0 e 100 reflectem o intervalo natural de uma percentagem/proporção: não pode ser inferior a zero nem superior à totalidade do universo medido. A meta 2027 (45) fica dentro da faixa, permitindo interpretar progresso sem saturar a escala antes do objectivo. Meta operacional da v7 mantida (sem correspondência directa no PDN; ver coluna 'Origem da Meta 2027'). A linha ainda não tem série anual consolidada em 2015-2025; os limites são parâmetros metodológicos para futura incorporação.</w:t>
             </w:r>
           </w:p>
         </w:tc>
@@ -38667,7 +38667,7 @@
               <w:rPr>
                 <w:sz w:val="16"/>
               </w:rPr>
-              <w:t>O mínimo 0 representa ausência ou valor nulo do fenómeno positivo. O máximo 100 é um benchmark operacional compatível com metas, pares internacionais e a escala histórica observada. A meta 2027 (45) fica dentro da faixa, permitindo interpretar progresso sem saturar a escala antes do objectivo. A série observada em 2015-2025 vai de 21,16 a 27,92.</w:t>
+              <w:t>O mínimo 0 representa ausência ou valor nulo do fenómeno positivo. O máximo 100 é um benchmark operacional compatível com metas, pares internacionais e a escala histórica observada. A meta 2027 (45) fica dentro da faixa, permitindo interpretar progresso sem saturar a escala antes do objectivo. Meta operacional da v7 mantida (sem correspondência directa no PDN; ver coluna 'Origem da Meta 2027'). A série observada em 2015-2025 vai de 21,16 a 27,92.</w:t>
             </w:r>
           </w:p>
         </w:tc>
@@ -38776,7 +38776,7 @@
               <w:rPr>
                 <w:sz w:val="16"/>
               </w:rPr>
-              <w:t>Os limites 0 e 1 seguem a escala normalizada do índice/proporção: 0 representa o mínimo e 1 o máximo metodológico da escala. A meta 2027 (0,55) fica dentro da faixa, permitindo interpretar progresso sem saturar a escala antes do objectivo. A série observada em 2015-2025 vai de 0,45 a 0,45.</w:t>
+              <w:t>Os limites 0 e 1 seguem a escala normalizada do índice/proporção: 0 representa o mínimo e 1 o máximo metodológico da escala. A meta 2027 (0,55) fica dentro da faixa, permitindo interpretar progresso sem saturar a escala antes do objectivo. Meta operacional da v7 mantida (sem correspondência directa no PDN; ver coluna 'Origem da Meta 2027'). A série observada em 2015-2025 vai de 0,45 a 0,45.</w:t>
             </w:r>
           </w:p>
         </w:tc>
@@ -38892,7 +38892,7 @@
               <w:rPr>
                 <w:sz w:val="16"/>
               </w:rPr>
-              <w:t>Os limites 0 e 100 reflectem o intervalo natural de uma percentagem/proporção: não pode ser inferior a zero nem superior à totalidade do universo medido. A meta 2027 (55) fica dentro da faixa, permitindo interpretar progresso sem saturar a escala antes do objectivo. A linha ainda não tem série anual consolidada em 2015-2025; os limites são parâmetros metodológicos para futura incorporação.</w:t>
+              <w:t>Os limites 0 e 100 reflectem o intervalo natural de uma percentagem/proporção: não pode ser inferior a zero nem superior à totalidade do universo medido. A meta 2027 (55) fica dentro da faixa, permitindo interpretar progresso sem saturar a escala antes do objectivo. Meta operacional da v7 mantida (sem correspondência directa no PDN; ver coluna 'Origem da Meta 2027'). A linha ainda não tem série anual consolidada em 2015-2025; os limites são parâmetros metodológicos para futura incorporação.</w:t>
             </w:r>
           </w:p>
         </w:tc>
@@ -39117,7 +39117,7 @@
               <w:rPr>
                 <w:sz w:val="16"/>
               </w:rPr>
-              <w:t>Os limites 0 e 100 reflectem o intervalo natural de uma percentagem/proporção: não pode ser inferior a zero nem superior à totalidade do universo medido. A meta 2027 (50) fica dentro da faixa, permitindo interpretar progresso sem saturar a escala antes do objectivo. A linha ainda não tem série anual consolidada em 2015-2025; os limites são parâmetros metodológicos para futura incorporação.</w:t>
+              <w:t>Os limites 0 e 100 reflectem o intervalo natural de uma percentagem/proporção: não pode ser inferior a zero nem superior à totalidade do universo medido. A meta 2027 (50) fica dentro da faixa, permitindo interpretar progresso sem saturar a escala antes do objectivo. Meta operacional da v7 mantida (sem correspondência directa no PDN; ver coluna 'Origem da Meta 2027'). A linha ainda não tem série anual consolidada em 2015-2025; os limites são parâmetros metodológicos para futura incorporação.</w:t>
             </w:r>
           </w:p>
         </w:tc>
@@ -39226,7 +39226,7 @@
               <w:rPr>
                 <w:sz w:val="16"/>
               </w:rPr>
-              <w:t>Os limites 0 e 100 reflectem o intervalo natural de uma percentagem/proporção: não pode ser inferior a zero nem superior à totalidade do universo medido. A meta 2027 (10) fica dentro da faixa, permitindo interpretar progresso sem saturar a escala antes do objectivo. A série observada em 2015-2025 vai de 2,402 a 45,41.</w:t>
+              <w:t>Os limites 0 e 100 reflectem o intervalo natural de uma percentagem/proporção: não pode ser inferior a zero nem superior à totalidade do universo medido. A meta 2027 (10) fica dentro da faixa, permitindo interpretar progresso sem saturar a escala antes do objectivo. Meta operacional da v7 mantida (sem correspondência directa no PDN; ver coluna 'Origem da Meta 2027'). A série observada em 2015-2025 vai de 2,402 a 45,41.</w:t>
             </w:r>
           </w:p>
         </w:tc>
@@ -39342,7 +39342,7 @@
               <w:rPr>
                 <w:sz w:val="16"/>
               </w:rPr>
-              <w:t>O mínimo 0 representa ausência ou valor nulo do fenómeno positivo. O máximo 5 é um benchmark operacional compatível com metas, pares internacionais e a escala histórica observada. A meta 2027 (1) fica dentro da faixa, permitindo interpretar progresso sem saturar a escala antes do objectivo. A série observada em 2015-2025 vai de 0,03229 a 0,03229.</w:t>
+              <w:t>O mínimo 0 representa ausência ou valor nulo do fenómeno positivo. O máximo 5 é um benchmark operacional compatível com metas, pares internacionais e a escala histórica observada. A meta 2027 (1) fica dentro da faixa, permitindo interpretar progresso sem saturar a escala antes do objectivo. Meta operacional da v7 mantida (sem correspondência directa no PDN; ver coluna 'Origem da Meta 2027'). A série observada em 2015-2025 vai de 0,03229 a 0,03229.</w:t>
             </w:r>
           </w:p>
         </w:tc>
@@ -39567,7 +39567,7 @@
               <w:rPr>
                 <w:sz w:val="16"/>
               </w:rPr>
-              <w:t>Os limites 0 e 1 seguem a escala normalizada do índice/proporção: 0 representa o mínimo e 1 o máximo metodológico da escala. A meta 2027 (0,4) fica dentro da faixa, permitindo interpretar progresso sem saturar a escala antes do objectivo. A série observada em 2015-2025 vai de 0,2192 a 0,2192.</w:t>
+              <w:t>Os limites 0 e 1 seguem a escala normalizada do índice/proporção: 0 representa o mínimo e 1 o máximo metodológico da escala. A meta 2027 (0,4) fica dentro da faixa, permitindo interpretar progresso sem saturar a escala antes do objectivo. Meta operacional da v7 mantida (sem correspondência directa no PDN; ver coluna 'Origem da Meta 2027'). A série observada em 2015-2025 vai de 0,2192 a 0,2192.</w:t>
             </w:r>
           </w:p>
         </w:tc>
@@ -39676,7 +39676,7 @@
               <w:rPr>
                 <w:sz w:val="16"/>
               </w:rPr>
-              <w:t>O mínimo 0 representa ausência ou valor nulo do fenómeno positivo. O máximo 30 é um benchmark operacional compatível com metas, pares internacionais e a escala histórica observada. A meta 2027 (3) fica dentro da faixa, permitindo interpretar progresso sem saturar a escala antes do objectivo. A série observada em 2015-2025 vai de 0,01 a 0,05.</w:t>
+              <w:t>O mínimo 0 representa ausência ou valor nulo do fenómeno positivo. O máximo 30 é um benchmark operacional compatível com metas, pares internacionais e a escala histórica observada. A meta 2027 (3) fica dentro da faixa, permitindo interpretar progresso sem saturar a escala antes do objectivo. Meta operacional da v7 mantida (sem correspondência directa no PDN; ver coluna 'Origem da Meta 2027'). A série observada em 2015-2025 vai de 0,01 a 0,05.</w:t>
             </w:r>
           </w:p>
         </w:tc>

--- a/Versão Final/Finalíssima/files/IGDA_BDA_Justificacao_Minimos_Maximos_v8.docx
+++ b/Versão Final/Finalíssima/files/IGDA_BDA_Justificacao_Minimos_Maximos_v8.docx
@@ -371,7 +371,7 @@
               <w:rPr>
                 <w:sz w:val="18"/>
               </w:rPr>
-              <w:t>Alinhadas com o PDN 2023-2027 por cinco vias: valor directo (base do PDN coincide com a série); transposição à base da série quando a base 2022 do PDN difere (variação aditiva para níveis/proporções, relativa para mortalidade, desemprego e dívida); conversão de escala (percentis WGI → estimativas; % do PIB não petrolífero → % do PIB); meta anual 2025 do MINPLAN como proxy; meta operacional da v7 mantida quando não há correspondência. Sem meta quando o conceito do PDN difere do da série. A coluna Meta 2027 não entra em nenhuma fórmula.</w:t>
+              <w:t>Alinhadas com o PDN 2023-2027 em seis categorias: valor directo (base do PDN coincide com a série, indicador do próprio PDN ou base não confrontável); transposição à base da série quando a base 2022 do PDN difere — fonte, definição ou vintage distintos — (variação aditiva para níveis/proporções, relativa para mortalidade, desemprego e dívida; observação mais próxima quando a série não tem 2022; emprego informal = 100 − formalização; metas em % do PIB não petrolífero convertidas ×0,8 antes de transpor); conversão de escala (percentis WGI → estimativas); meta anual 2025 do MINPLAN como proxy, transposta à série do índice; meta operacional da v7 mantida ou ajustada quando não há correspondência; sem meta quando o conceito do PDN difere do da série. A coluna Meta 2027 não entra em nenhuma fórmula.</w:t>
             </w:r>
           </w:p>
         </w:tc>
@@ -7898,7 +7898,7 @@
               <w:rPr>
                 <w:sz w:val="16"/>
               </w:rPr>
-              <w:t>Os limites 0 e 100 reflectem o intervalo natural de uma percentagem/proporção: não pode ser inferior a zero nem superior à totalidade do universo medido. A meta 2027 (10) fica dentro da faixa, permitindo interpretar progresso sem saturar a escala antes do objectivo. Meta do PDN 2023-2027 convertida de escala/unidade (v8). A série observada em 2015-2025 vai de 6,581 a 22,27.</w:t>
+              <w:t>Os limites 0 e 100 reflectem o intervalo natural de uma percentagem/proporção: não pode ser inferior a zero nem superior à totalidade do universo medido. A meta 2027 (8,3) fica dentro da faixa, permitindo interpretar progresso sem saturar a escala antes do objectivo. Meta do PDN 2023-2027 transposta à base da série (v8; ver coluna 'Origem da Meta 2027'). A série observada em 2015-2025 vai de 6,581 a 22,27.</w:t>
             </w:r>
           </w:p>
         </w:tc>
@@ -8395,7 +8395,7 @@
               <w:rPr>
                 <w:sz w:val="16"/>
               </w:rPr>
-              <w:t>Taxa de juro ativa</w:t>
+              <w:t>Taxa de juro activa</w:t>
             </w:r>
           </w:p>
         </w:tc>
@@ -12325,7 +12325,7 @@
               <w:rPr>
                 <w:sz w:val="16"/>
               </w:rPr>
-              <w:t>O mínimo 10 representa ausência do problema ou risco medido. O máximo 80 é um tecto operacional de penalização antes de truncagem na escala normalizada. A meta 2027 (35) fica dentro da faixa, permitindo interpretar progresso sem saturar a escala antes do objectivo. Meta operacional da v7 mantida (sem correspondência directa no PDN; ver coluna 'Origem da Meta 2027'). A série observada em 2015-2025 vai de 50,03 a 50,03.</w:t>
+              <w:t>O intervalo 10 a 80 delimita a amplitude operacional de uma variável de incidência ou contagem que não parte de zero no caso observado; o mínimo é o melhor patamar plausível e o máximo o patamar adverso de truncagem (candidato fora do índice, a rever se for incorporado). A meta 2027 (35) fica dentro da faixa, permitindo interpretar progresso sem saturar a escala antes do objectivo. Meta operacional da v7 mantida (sem correspondência directa no PDN; ver coluna 'Origem da Meta 2027'). A série observada em 2015-2025 vai de 50,03 a 50,03.</w:t>
             </w:r>
           </w:p>
         </w:tc>
@@ -13116,7 +13116,7 @@
               <w:rPr>
                 <w:sz w:val="16"/>
               </w:rPr>
-              <w:t>O mínimo 5 representa ausência do problema ou risco medido. O máximo 80 é um tecto operacional de penalização antes de truncagem na escala normalizada. A meta 2027 (30) fica dentro da faixa, permitindo interpretar progresso sem saturar a escala antes do objectivo. Meta operacional da v7 mantida (sem correspondência directa no PDN; ver coluna 'Origem da Meta 2027'). A série observada em 2015-2025 vai de 26,77 a 26,77.</w:t>
+              <w:t>O intervalo 5 a 80 delimita a amplitude operacional de uma variável de incidência ou contagem que não parte de zero no caso observado; o mínimo é o melhor patamar plausível e o máximo o patamar adverso de truncagem (candidato fora do índice, a rever se for incorporado). A meta 2027 (30) fica dentro da faixa, permitindo interpretar progresso sem saturar a escala antes do objectivo. Meta operacional da v7 mantida (sem correspondência directa no PDN; ver coluna 'Origem da Meta 2027'). A série observada em 2015-2025 vai de 26,77 a 26,77.</w:t>
             </w:r>
           </w:p>
         </w:tc>
@@ -14734,7 +14734,7 @@
               <w:rPr>
                 <w:sz w:val="16"/>
               </w:rPr>
-              <w:t>O mínimo 0 representa ausência do problema ou risco medido. O máximo 80 é um tecto operacional de penalização antes de truncagem na escala normalizada. A meta 2027 (29,2) fica dentro da faixa, permitindo interpretar progresso sem saturar a escala antes do objectivo. Meta do PDN 2023-2027 transposta à base da série (v8; ver coluna 'Origem da Meta 2027'). A série observada em 2015-2025 vai de 32,3 a 32,3.</w:t>
+              <w:t>O mínimo 0 representa ausência do problema ou risco medido. O máximo 80 é um tecto operacional de penalização antes de truncagem na escala normalizada. A meta 2027 (29,3) fica dentro da faixa, permitindo interpretar progresso sem saturar a escala antes do objectivo. Meta do PDN 2023-2027 transposta à base da série (v8; ver coluna 'Origem da Meta 2027'). A série observada em 2015-2025 vai de 32,3 a 32,3.</w:t>
             </w:r>
           </w:p>
         </w:tc>
@@ -25170,7 +25170,7 @@
               <w:rPr>
                 <w:sz w:val="16"/>
               </w:rPr>
-              <w:t>O mínimo 0 representa ausência do problema ou risco medido. O máximo 60 é um tecto operacional de penalização antes de truncagem na escala normalizada. A meta 2027 (25) fica dentro da faixa, permitindo interpretar progresso sem saturar a escala antes do objectivo. Meta alinhada com o PDN 2023-2027 (v8). A série observada em 2015-2025 vai de 20,12 a 20,12.</w:t>
+              <w:t>O mínimo 0 representa ausência do problema ou risco medido. O máximo 60 é um tecto operacional de penalização antes de truncagem na escala normalizada. A série observada em 2015-2025 vai de 20,12 a 20,12.</w:t>
             </w:r>
           </w:p>
         </w:tc>
@@ -25888,7 +25888,7 @@
               <w:rPr>
                 <w:sz w:val="16"/>
               </w:rPr>
-              <w:t>Os limites 0 e 100 reflectem o intervalo natural de uma percentagem/proporção: não pode ser inferior a zero nem superior à totalidade do universo medido. A meta 2027 (80) fica dentro da faixa, permitindo interpretar progresso sem saturar a escala antes do objectivo. Meta anual 2025 do Balanço do PDN (MINPLAN) usada como proxy da meta 2027 (v8). A série observada em 2015-2025 vai de 47 a 63.</w:t>
+              <w:t>Os limites 0 e 100 reflectem o intervalo natural de uma percentagem/proporção: não pode ser inferior a zero nem superior à totalidade do universo medido. A meta 2027 (64) fica dentro da faixa, permitindo interpretar progresso sem saturar a escala antes do objectivo. Meta anual 2025 do Balanço do PDN (MINPLAN) usada como proxy da meta 2027 (v8). A série observada em 2015-2025 vai de 47 a 63.</w:t>
             </w:r>
           </w:p>
         </w:tc>
@@ -26679,7 +26679,7 @@
               <w:rPr>
                 <w:sz w:val="16"/>
               </w:rPr>
-              <w:t>O mínimo 0 corresponde ao melhor caso teórico ou incidência nula. O máximo 500 é um limite adverso plausível para transformar taxas de incidência em pontuação sem premiar diferenças para além de patamares críticos. A meta 2027 (215) fica dentro da faixa, permitindo interpretar progresso sem saturar a escala antes do objectivo. Meta anual 2025 do Balanço do PDN (MINPLAN) usada como proxy da meta 2027 (v8). A série observada em 2015-2025 vai de 174,5 a 260,1.</w:t>
+              <w:t>O mínimo 0 corresponde ao melhor caso teórico ou incidência nula. O máximo 500 é um limite adverso plausível para transformar taxas de incidência em pontuação sem premiar diferenças para além de patamares críticos. A meta 2027 (219) fica dentro da faixa, permitindo interpretar progresso sem saturar a escala antes do objectivo. Meta anual 2025 do Balanço do PDN (MINPLAN) usada como proxy da meta 2027 (v8). A série observada em 2015-2025 vai de 174,5 a 260,1.</w:t>
             </w:r>
           </w:p>
         </w:tc>
@@ -26788,7 +26788,7 @@
               <w:rPr>
                 <w:sz w:val="16"/>
               </w:rPr>
-              <w:t>O mínimo 9 280 corresponde ao melhor caso teórico ou incidência nula. O máximo 25 400 é um limite adverso plausível para transformar taxas de incidência em pontuação sem premiar diferenças para além de patamares críticos. A meta 2027 (0) está fora da faixa: rever limites ou meta. Meta operacional da v7 mantida (sem correspondência directa no PDN; ver coluna 'Origem da Meta 2027'). A série observada em 2015-2025 vai de 12 090 a 20 493.</w:t>
+              <w:t>O intervalo 9 280 a 25 400 delimita a amplitude operacional de uma variável de incidência ou contagem que não parte de zero no caso observado; o mínimo é o melhor patamar plausível e o máximo o patamar adverso de truncagem (candidato fora do índice, a rever se for incorporado). A série observada em 2015-2025 vai de 12 090 a 20 493.</w:t>
             </w:r>
           </w:p>
         </w:tc>
@@ -30997,7 +30997,7 @@
               <w:rPr>
                 <w:sz w:val="16"/>
               </w:rPr>
-              <w:t>Os limites 0 e 100 reflectem o intervalo natural de uma percentagem/proporção: não pode ser inferior a zero nem superior à totalidade do universo medido. A meta 2027 (10) fica dentro da faixa, permitindo interpretar progresso sem saturar a escala antes do objectivo. Meta do PDN 2023-2027 convertida de escala/unidade (v8). A série observada em 2015-2025 vai de 6,581 a 22,27.</w:t>
+              <w:t>Os limites 0 e 100 reflectem o intervalo natural de uma percentagem/proporção: não pode ser inferior a zero nem superior à totalidade do universo medido. A meta 2027 (8,3) fica dentro da faixa, permitindo interpretar progresso sem saturar a escala antes do objectivo. Meta do PDN 2023-2027 transposta à base da série (v8; ver coluna 'Origem da Meta 2027'). A série observada em 2015-2025 vai de 6,581 a 22,27.</w:t>
             </w:r>
           </w:p>
         </w:tc>
@@ -34190,7 +34190,7 @@
               <w:rPr>
                 <w:sz w:val="16"/>
               </w:rPr>
-              <w:t>O mínimo 56,2 representa ausência do problema ou risco medido. O máximo 87,1 é um tecto operacional de penalização antes de truncagem na escala normalizada. A série observada em 2015-2025 vai de 63,16 a 83,54.</w:t>
+              <w:t>O intervalo 56,2 a 87,1 delimita a amplitude operacional de uma variável de incidência ou contagem que não parte de zero no caso observado; o mínimo é o melhor patamar plausível e o máximo o patamar adverso de truncagem (candidato fora do índice, a rever se for incorporado). A série observada em 2015-2025 vai de 63,16 a 83,54.</w:t>
             </w:r>
           </w:p>
         </w:tc>
@@ -34531,7 +34531,7 @@
               <w:rPr>
                 <w:sz w:val="16"/>
               </w:rPr>
-              <w:t>O mínimo 13 representa ausência do problema ou risco medido. O máximo 35,7 é um tecto operacional de penalização antes de truncagem na escala normalizada. A série observada em 2015-2025 vai de 20,54 a 33,09.</w:t>
+              <w:t>O intervalo 13 a 35,7 delimita a amplitude operacional de uma variável de incidência ou contagem que não parte de zero no caso observado; o mínimo é o melhor patamar plausível e o máximo o patamar adverso de truncagem (candidato fora do índice, a rever se for incorporado). A série observada em 2015-2025 vai de 20,54 a 33,09.</w:t>
             </w:r>
           </w:p>
         </w:tc>
@@ -34908,7 +34908,7 @@
               <w:rPr>
                 <w:sz w:val="16"/>
               </w:rPr>
-              <w:t>O mínimo 96,8 representa ausência do problema ou risco medido. O máximo 154 é um tecto operacional de penalização antes de truncagem na escala normalizada. A série observada em 2015-2025 vai de 103,4 a 147.</w:t>
+              <w:t>O intervalo 96,8 a 154 delimita a amplitude operacional de uma variável de incidência ou contagem que não parte de zero no caso observado; o mínimo é o melhor patamar plausível e o máximo o patamar adverso de truncagem (candidato fora do índice, a rever se for incorporado). A série observada em 2015-2025 vai de 103,4 a 147.</w:t>
             </w:r>
           </w:p>
         </w:tc>
@@ -35535,7 +35535,7 @@
               <w:rPr>
                 <w:sz w:val="16"/>
               </w:rPr>
-              <w:t>% população em idade ativa / -</w:t>
+              <w:t>% população em idade activa / -</w:t>
             </w:r>
           </w:p>
         </w:tc>
@@ -35699,7 +35699,7 @@
               <w:rPr>
                 <w:sz w:val="16"/>
               </w:rPr>
-              <w:t>O mínimo 1 representa ausência do problema ou risco medido. O máximo 8 é um tecto operacional de penalização antes de truncagem na escala normalizada. A meta 2027 (3,5) fica dentro da faixa, permitindo interpretar progresso sem saturar a escala antes do objectivo. Meta operacional da v7 mantida (sem correspondência directa no PDN; ver coluna 'Origem da Meta 2027'). A série observada em 2015-2025 vai de 5,048 a 5,774.</w:t>
+              <w:t>O intervalo 1 a 8 delimita a amplitude operacional de uma variável de incidência ou contagem que não parte de zero no caso observado; o mínimo é o melhor patamar plausível e o máximo o patamar adverso de truncagem (candidato fora do índice, a rever se for incorporado). A meta 2027 (3,5) fica dentro da faixa, permitindo interpretar progresso sem saturar a escala antes do objectivo. Meta operacional da v7 mantida (sem correspondência directa no PDN; ver coluna 'Origem da Meta 2027'). A série observada em 2015-2025 vai de 5,048 a 5,774.</w:t>
             </w:r>
           </w:p>
         </w:tc>
@@ -36258,7 +36258,7 @@
               <w:rPr>
                 <w:sz w:val="16"/>
               </w:rPr>
-              <w:t>O mínimo 1 representa ausência do problema ou risco medido. O máximo 8 é um tecto operacional de penalização antes de truncagem na escala normalizada. A meta 2027 (3,5) fica dentro da faixa, permitindo interpretar progresso sem saturar a escala antes do objectivo. Meta operacional da v7 mantida (sem correspondência directa no PDN; ver coluna 'Origem da Meta 2027'). A série observada em 2015-2025 vai de 5,2 a 5,2.</w:t>
+              <w:t>O intervalo 1 a 8 delimita a amplitude operacional de uma variável de incidência ou contagem que não parte de zero no caso observado; o mínimo é o melhor patamar plausível e o máximo o patamar adverso de truncagem (candidato fora do índice, a rever se for incorporado). A meta 2027 (3,5) fica dentro da faixa, permitindo interpretar progresso sem saturar a escala antes do objectivo. Meta operacional da v7 mantida (sem correspondência directa no PDN; ver coluna 'Origem da Meta 2027'). A série observada em 2015-2025 vai de 5,2 a 5,2.</w:t>
             </w:r>
           </w:p>
         </w:tc>
@@ -36548,7 +36548,7 @@
               <w:rPr>
                 <w:sz w:val="16"/>
               </w:rPr>
-              <w:t>% população em idade ativa / -</w:t>
+              <w:t>% população em idade activa / -</w:t>
             </w:r>
           </w:p>
         </w:tc>
@@ -36885,7 +36885,7 @@
               <w:rPr>
                 <w:sz w:val="16"/>
               </w:rPr>
-              <w:t>% população em idade ativa / +/-</w:t>
+              <w:t>% população em idade activa / +/-</w:t>
             </w:r>
           </w:p>
         </w:tc>
